--- a/5-人员管理/流程制度规范类文件/050104-人员招聘管理制度.docx
+++ b/5-人员管理/流程制度规范类文件/050104-人员招聘管理制度.docx
@@ -1,7 +1,6 @@
 
 <file path=word/document.xml><?xml version="1.0" encoding="utf-8"?>
-<w:document xmlns:wpc="http://schemas.microsoft.com/office/word/2010/wordprocessingCanvas" xmlns:mc="http://schemas.openxmlformats.org/markup-compatibility/2006" xmlns:o="urn:schemas-microsoft-com:office:office" xmlns:r="http://schemas.openxmlformats.org/officeDocument/2006/relationships" xmlns:m="http://schemas.openxmlformats.org/officeDocument/2006/math" xmlns:v="urn:schemas-microsoft-com:vml" xmlns:wp14="http://schemas.microsoft.com/office/word/2010/wordprocessingDrawing" xmlns:wp="http://schemas.openxmlformats.org/drawingml/2006/wordprocessingDrawing" xmlns:w10="urn:schemas-microsoft-com:office:word" xmlns:w="http://schemas.openxmlformats.org/wordprocessingml/2006/main" xmlns:w14="http://schemas.microsoft.com/office/word/2010/wordml" xmlns:w15="http://schemas.microsoft.com/office/word/2012/wordml" xmlns:wne="http://schemas.microsoft.com/office/word/2006/wordml" xmlns:wpg="http://schemas.microsoft.com/office/word/2010/wordprocessingGroup" xmlns:wpi="http://schemas.microsoft.com/office/word/2010/wordprocessingInk" xmlns:wps="http://schemas.microsoft.com/office/word/2010/wordprocessingShape" mc:Ignorable="w14 w15 wp14">
-  <!-- Generated by Aspose.Words for .NET 13.3.0.1 -->
+<w:document xmlns:wpc="http://schemas.microsoft.com/office/word/2010/wordprocessingCanvas" xmlns:mc="http://schemas.openxmlformats.org/markup-compatibility/2006" xmlns:o="urn:schemas-microsoft-com:office:office" xmlns:r="http://schemas.openxmlformats.org/officeDocument/2006/relationships" xmlns:m="http://schemas.openxmlformats.org/officeDocument/2006/math" xmlns:v="urn:schemas-microsoft-com:vml" xmlns:wp14="http://schemas.microsoft.com/office/word/2010/wordprocessingDrawing" xmlns:wp="http://schemas.openxmlformats.org/drawingml/2006/wordprocessingDrawing" xmlns:w="http://schemas.openxmlformats.org/wordprocessingml/2006/main" xmlns:w14="http://schemas.microsoft.com/office/word/2010/wordml" xmlns:w10="urn:schemas-microsoft-com:office:word" xmlns:w15="http://schemas.microsoft.com/office/word/2012/wordml" xmlns:wpg="http://schemas.microsoft.com/office/word/2010/wordprocessingGroup" xmlns:wpi="http://schemas.microsoft.com/office/word/2010/wordprocessingInk" xmlns:wne="http://schemas.microsoft.com/office/word/2006/wordml" xmlns:wps="http://schemas.microsoft.com/office/word/2010/wordprocessingShape" xmlns:wpsCustomData="http://www.wps.cn/officeDocument/2013/wpsCustomData" mc:Ignorable="w14 w15 wp14">
   <w:body>
     <w:p>
       <w:pPr>
@@ -14,7 +13,7 @@
         <w:spacing w:before="78" w:line="219" w:lineRule="auto"/>
         <w:ind w:left="25"/>
         <w:rPr>
-          <w:rFonts w:ascii="宋体" w:eastAsia="宋体" w:hAnsi="宋体" w:cs="宋体" w:hint="default"/>
+          <w:rFonts w:hint="default" w:ascii="宋体" w:hAnsi="宋体" w:eastAsia="宋体" w:cs="宋体"/>
           <w:sz w:val="24"/>
           <w:szCs w:val="24"/>
           <w:lang w:val="en-US" w:eastAsia="zh-CN"/>
@@ -22,7 +21,7 @@
       </w:pPr>
       <w:r>
         <w:rPr>
-          <w:rFonts w:ascii="宋体" w:eastAsia="宋体" w:hAnsi="宋体" w:cs="宋体"/>
+          <w:rFonts w:ascii="宋体" w:hAnsi="宋体" w:eastAsia="宋体" w:cs="宋体"/>
           <w:b/>
           <w:bCs/>
           <w:spacing w:val="-3"/>
@@ -33,7 +32,7 @@
       </w:r>
       <w:r>
         <w:rPr>
-          <w:rFonts w:ascii="宋体" w:eastAsia="宋体" w:hAnsi="宋体" w:cs="宋体" w:hint="eastAsia"/>
+          <w:rFonts w:hint="eastAsia" w:ascii="宋体" w:hAnsi="宋体" w:eastAsia="宋体" w:cs="宋体"/>
           <w:b/>
           <w:bCs/>
           <w:spacing w:val="-3"/>
@@ -45,7 +44,7 @@
       </w:r>
       <w:r>
         <w:rPr>
-          <w:rFonts w:ascii="宋体" w:eastAsia="宋体" w:hAnsi="宋体" w:cs="宋体"/>
+          <w:rFonts w:ascii="宋体" w:hAnsi="宋体" w:eastAsia="宋体" w:cs="宋体"/>
           <w:b/>
           <w:bCs/>
           <w:spacing w:val="-3"/>
@@ -56,7 +55,7 @@
       </w:r>
       <w:r>
         <w:rPr>
-          <w:rFonts w:ascii="宋体" w:eastAsia="宋体" w:hAnsi="宋体" w:cs="宋体" w:hint="eastAsia"/>
+          <w:rFonts w:hint="eastAsia" w:ascii="宋体" w:hAnsi="宋体" w:eastAsia="宋体" w:cs="宋体"/>
           <w:b/>
           <w:bCs/>
           <w:spacing w:val="-3"/>
@@ -86,14 +85,14 @@
         <w:ind w:left="23"/>
         <w:textAlignment w:val="auto"/>
         <w:rPr>
-          <w:rFonts w:ascii="宋体" w:eastAsia="宋体" w:hAnsi="宋体" w:cs="宋体"/>
-          <w:sz w:val="24"/>
-          <w:szCs w:val="24"/>
-        </w:rPr>
-      </w:pPr>
-      <w:r>
-        <w:rPr>
-          <w:rFonts w:ascii="宋体" w:eastAsia="宋体" w:hAnsi="宋体" w:cs="宋体"/>
+          <w:rFonts w:ascii="宋体" w:hAnsi="宋体" w:eastAsia="宋体" w:cs="宋体"/>
+          <w:sz w:val="24"/>
+          <w:szCs w:val="24"/>
+        </w:rPr>
+      </w:pPr>
+      <w:r>
+        <w:rPr>
+          <w:rFonts w:ascii="宋体" w:hAnsi="宋体" w:eastAsia="宋体" w:cs="宋体"/>
           <w:b/>
           <w:bCs/>
           <w:spacing w:val="240"/>
@@ -105,7 +104,7 @@
       </w:r>
       <w:r>
         <w:rPr>
-          <w:rFonts w:ascii="宋体" w:eastAsia="宋体" w:hAnsi="宋体" w:cs="宋体"/>
+          <w:rFonts w:ascii="宋体" w:hAnsi="宋体" w:eastAsia="宋体" w:cs="宋体"/>
           <w:b/>
           <w:bCs/>
           <w:spacing w:val="0"/>
@@ -117,7 +116,7 @@
       </w:r>
       <w:r>
         <w:rPr>
-          <w:rFonts w:ascii="宋体" w:eastAsia="宋体" w:hAnsi="宋体" w:cs="宋体"/>
+          <w:rFonts w:ascii="宋体" w:hAnsi="宋体" w:eastAsia="宋体" w:cs="宋体"/>
           <w:b/>
           <w:bCs/>
           <w:spacing w:val="-5"/>
@@ -129,7 +128,7 @@
     </w:p>
     <w:p>
       <w:pPr>
-        <w:pStyle w:val="a"/>
+        <w:pStyle w:val="24"/>
         <w:keepLines w:val="0"/>
         <w:pageBreakBefore w:val="0"/>
         <w:widowControl w:val="0"/>
@@ -149,7 +148,7 @@
     </w:p>
     <w:p>
       <w:pPr>
-        <w:pStyle w:val="a0"/>
+        <w:pStyle w:val="25"/>
         <w:keepLines w:val="0"/>
         <w:pageBreakBefore w:val="0"/>
         <w:widowControl w:val="0"/>
@@ -173,17 +172,18 @@
     </w:p>
     <w:tbl>
       <w:tblPr>
-        <w:tblStyle w:val="TableGrid"/>
+        <w:tblStyle w:val="21"/>
         <w:tblW w:w="0" w:type="auto"/>
         <w:tblInd w:w="2443" w:type="dxa"/>
         <w:tblBorders>
-          <w:top w:val="nil"/>
-          <w:left w:val="nil"/>
-          <w:bottom w:val="nil"/>
-          <w:right w:val="nil"/>
-          <w:insideH w:val="nil"/>
-          <w:insideV w:val="nil"/>
+          <w:top w:val="none" w:color="auto" w:sz="0" w:space="0"/>
+          <w:left w:val="none" w:color="auto" w:sz="0" w:space="0"/>
+          <w:bottom w:val="none" w:color="auto" w:sz="0" w:space="0"/>
+          <w:right w:val="none" w:color="auto" w:sz="0" w:space="0"/>
+          <w:insideH w:val="none" w:color="auto" w:sz="0" w:space="0"/>
+          <w:insideV w:val="none" w:color="auto" w:sz="0" w:space="0"/>
         </w:tblBorders>
+        <w:tblLayout w:type="autofit"/>
         <w:tblCellMar>
           <w:top w:w="0" w:type="dxa"/>
           <w:left w:w="108" w:type="dxa"/>
@@ -197,15 +197,13 @@
       </w:tblGrid>
       <w:tr>
         <w:tblPrEx>
-          <w:tblW w:w="0" w:type="auto"/>
-          <w:tblInd w:w="2443" w:type="dxa"/>
           <w:tblBorders>
-            <w:top w:val="nil"/>
-            <w:left w:val="nil"/>
-            <w:bottom w:val="nil"/>
-            <w:right w:val="nil"/>
-            <w:insideH w:val="nil"/>
-            <w:insideV w:val="nil"/>
+            <w:top w:val="none" w:color="auto" w:sz="0" w:space="0"/>
+            <w:left w:val="none" w:color="auto" w:sz="0" w:space="0"/>
+            <w:bottom w:val="none" w:color="auto" w:sz="0" w:space="0"/>
+            <w:right w:val="none" w:color="auto" w:sz="0" w:space="0"/>
+            <w:insideH w:val="none" w:color="auto" w:sz="0" w:space="0"/>
+            <w:insideV w:val="none" w:color="auto" w:sz="0" w:space="0"/>
           </w:tblBorders>
           <w:tblCellMar>
             <w:top w:w="0" w:type="dxa"/>
@@ -215,7 +213,7 @@
           </w:tblCellMar>
         </w:tblPrEx>
         <w:trPr>
-          <w:trHeight w:val="810"/>
+          <w:trHeight w:val="810" w:hRule="atLeast"/>
         </w:trPr>
         <w:tc>
           <w:tcPr>
@@ -245,7 +243,7 @@
             </w:r>
             <w:r>
               <w:rPr>
-                <w:rFonts w:asciiTheme="minorAscii" w:eastAsiaTheme="minorEastAsia" w:hAnsiTheme="minorAscii" w:hint="default"/>
+                <w:rFonts w:hint="default" w:asciiTheme="minorAscii" w:hAnsiTheme="minorAscii" w:eastAsiaTheme="minorEastAsia"/>
                 <w:spacing w:val="227"/>
                 <w:sz w:val="21"/>
                 <w:vertAlign w:val="baseline"/>
@@ -295,7 +293,7 @@
             </w:r>
             <w:r>
               <w:rPr>
-                <w:rFonts w:asciiTheme="minorAscii" w:eastAsiaTheme="minorEastAsia" w:hAnsiTheme="minorAscii" w:hint="eastAsia"/>
+                <w:rFonts w:hint="eastAsia" w:asciiTheme="minorAscii" w:hAnsiTheme="minorAscii" w:eastAsiaTheme="minorEastAsia"/>
                 <w:spacing w:val="227"/>
                 <w:sz w:val="21"/>
                 <w:vertAlign w:val="baseline"/>
@@ -317,8 +315,14 @@
       </w:tr>
       <w:tr>
         <w:tblPrEx>
-          <w:tblW w:w="0" w:type="auto"/>
-          <w:tblInd w:w="2443" w:type="dxa"/>
+          <w:tblBorders>
+            <w:top w:val="none" w:color="auto" w:sz="0" w:space="0"/>
+            <w:left w:val="none" w:color="auto" w:sz="0" w:space="0"/>
+            <w:bottom w:val="none" w:color="auto" w:sz="0" w:space="0"/>
+            <w:right w:val="none" w:color="auto" w:sz="0" w:space="0"/>
+            <w:insideH w:val="none" w:color="auto" w:sz="0" w:space="0"/>
+            <w:insideV w:val="none" w:color="auto" w:sz="0" w:space="0"/>
+          </w:tblBorders>
           <w:tblCellMar>
             <w:top w:w="0" w:type="dxa"/>
             <w:left w:w="108" w:type="dxa"/>
@@ -327,7 +331,7 @@
           </w:tblCellMar>
         </w:tblPrEx>
         <w:trPr>
-          <w:trHeight w:val="810"/>
+          <w:trHeight w:val="810" w:hRule="atLeast"/>
         </w:trPr>
         <w:tc>
           <w:tcPr>
@@ -343,7 +347,7 @@
               <w:overflowPunct/>
               <w:bidi w:val="0"/>
               <w:rPr>
-                <w:rFonts w:ascii="Arial" w:eastAsia="Arial" w:hAnsi="Arial" w:cs="Arial" w:hint="eastAsia"/>
+                <w:rFonts w:hint="eastAsia" w:ascii="Arial" w:hAnsi="Arial" w:eastAsia="Arial" w:cs="Arial"/>
                 <w:snapToGrid w:val="0"/>
                 <w:color w:val="000000"/>
                 <w:kern w:val="0"/>
@@ -363,7 +367,7 @@
             </w:r>
             <w:r>
               <w:rPr>
-                <w:rFonts w:asciiTheme="minorAscii" w:eastAsiaTheme="minorEastAsia" w:hAnsiTheme="minorAscii" w:hint="default"/>
+                <w:rFonts w:hint="default" w:asciiTheme="minorAscii" w:hAnsiTheme="minorAscii" w:eastAsiaTheme="minorEastAsia"/>
                 <w:spacing w:val="227"/>
                 <w:sz w:val="21"/>
                 <w:vertAlign w:val="baseline"/>
@@ -395,7 +399,7 @@
               <w:overflowPunct/>
               <w:bidi w:val="0"/>
               <w:rPr>
-                <w:rFonts w:ascii="Arial" w:eastAsia="Arial" w:hAnsi="Arial" w:cs="Arial" w:hint="eastAsia"/>
+                <w:rFonts w:hint="eastAsia" w:ascii="Arial" w:hAnsi="Arial" w:eastAsia="Arial" w:cs="Arial"/>
                 <w:snapToGrid w:val="0"/>
                 <w:color w:val="000000"/>
                 <w:kern w:val="0"/>
@@ -411,11 +415,21 @@
                 <w:vertAlign w:val="baseline"/>
                 <w:lang w:val="en-US" w:eastAsia="zh-CN"/>
               </w:rPr>
-              <w:t>编制时间</w:t>
+              <w:t>审核</w:t>
+            </w:r>
+            <w:bookmarkStart w:id="34" w:name="_GoBack"/>
+            <w:bookmarkEnd w:id="34"/>
+            <w:r>
+              <w:rPr>
+                <w:rFonts w:hint="eastAsia"/>
+                <w:vertAlign w:val="baseline"/>
+                <w:lang w:val="en-US" w:eastAsia="zh-CN"/>
+              </w:rPr>
+              <w:t>时间</w:t>
             </w:r>
             <w:r>
               <w:rPr>
-                <w:rFonts w:asciiTheme="minorAscii" w:eastAsiaTheme="minorEastAsia" w:hAnsiTheme="minorAscii" w:hint="eastAsia"/>
+                <w:rFonts w:hint="eastAsia" w:asciiTheme="minorAscii" w:hAnsiTheme="minorAscii" w:eastAsiaTheme="minorEastAsia"/>
                 <w:spacing w:val="227"/>
                 <w:sz w:val="21"/>
                 <w:vertAlign w:val="baseline"/>
@@ -437,8 +451,14 @@
       </w:tr>
       <w:tr>
         <w:tblPrEx>
-          <w:tblW w:w="0" w:type="auto"/>
-          <w:tblInd w:w="2443" w:type="dxa"/>
+          <w:tblBorders>
+            <w:top w:val="none" w:color="auto" w:sz="0" w:space="0"/>
+            <w:left w:val="none" w:color="auto" w:sz="0" w:space="0"/>
+            <w:bottom w:val="none" w:color="auto" w:sz="0" w:space="0"/>
+            <w:right w:val="none" w:color="auto" w:sz="0" w:space="0"/>
+            <w:insideH w:val="none" w:color="auto" w:sz="0" w:space="0"/>
+            <w:insideV w:val="none" w:color="auto" w:sz="0" w:space="0"/>
+          </w:tblBorders>
           <w:tblCellMar>
             <w:top w:w="0" w:type="dxa"/>
             <w:left w:w="108" w:type="dxa"/>
@@ -447,7 +467,7 @@
           </w:tblCellMar>
         </w:tblPrEx>
         <w:trPr>
-          <w:trHeight w:val="635"/>
+          <w:trHeight w:val="635" w:hRule="atLeast"/>
         </w:trPr>
         <w:tc>
           <w:tcPr>
@@ -477,7 +497,7 @@
             </w:r>
             <w:r>
               <w:rPr>
-                <w:rFonts w:asciiTheme="minorAscii" w:eastAsiaTheme="minorEastAsia" w:hAnsiTheme="minorAscii" w:hint="eastAsia"/>
+                <w:rFonts w:hint="eastAsia" w:asciiTheme="minorAscii" w:hAnsiTheme="minorAscii" w:eastAsiaTheme="minorEastAsia"/>
                 <w:spacing w:val="227"/>
                 <w:sz w:val="21"/>
                 <w:vertAlign w:val="baseline"/>
@@ -523,7 +543,7 @@
             </w:r>
             <w:r>
               <w:rPr>
-                <w:rFonts w:asciiTheme="minorAscii" w:eastAsiaTheme="minorEastAsia" w:hAnsiTheme="minorAscii" w:hint="eastAsia"/>
+                <w:rFonts w:hint="eastAsia" w:asciiTheme="minorAscii" w:hAnsiTheme="minorAscii" w:eastAsiaTheme="minorEastAsia"/>
                 <w:spacing w:val="227"/>
                 <w:sz w:val="21"/>
                 <w:vertAlign w:val="baseline"/>
@@ -568,14 +588,14 @@
         <w:spacing w:before="153" w:line="225" w:lineRule="auto"/>
         <w:ind w:left="3634"/>
         <w:rPr>
-          <w:rFonts w:ascii="宋体" w:eastAsia="宋体" w:hAnsi="宋体" w:cs="宋体"/>
+          <w:rFonts w:ascii="宋体" w:hAnsi="宋体" w:eastAsia="宋体" w:cs="宋体"/>
           <w:sz w:val="31"/>
           <w:szCs w:val="31"/>
         </w:rPr>
       </w:pPr>
       <w:r>
         <w:rPr>
-          <w:rFonts w:ascii="宋体" w:eastAsia="宋体" w:hAnsi="宋体" w:cs="宋体"/>
+          <w:rFonts w:ascii="宋体" w:hAnsi="宋体" w:eastAsia="宋体" w:cs="宋体"/>
           <w:b/>
           <w:bCs/>
           <w:spacing w:val="4"/>
@@ -587,16 +607,16 @@
     </w:p>
     <w:tbl>
       <w:tblPr>
-        <w:tblStyle w:val="TableNormal0"/>
+        <w:tblStyle w:val="26"/>
         <w:tblW w:w="8301" w:type="dxa"/>
         <w:tblInd w:w="2" w:type="dxa"/>
         <w:tblBorders>
-          <w:top w:val="single" w:sz="2" w:space="0" w:color="000000"/>
-          <w:left w:val="single" w:sz="2" w:space="0" w:color="000000"/>
-          <w:bottom w:val="single" w:sz="2" w:space="0" w:color="000000"/>
-          <w:right w:val="single" w:sz="2" w:space="0" w:color="000000"/>
-          <w:insideH w:val="single" w:sz="2" w:space="0" w:color="000000"/>
-          <w:insideV w:val="single" w:sz="2" w:space="0" w:color="000000"/>
+          <w:top w:val="single" w:color="000000" w:sz="2" w:space="0"/>
+          <w:left w:val="single" w:color="000000" w:sz="2" w:space="0"/>
+          <w:bottom w:val="single" w:color="000000" w:sz="2" w:space="0"/>
+          <w:right w:val="single" w:color="000000" w:sz="2" w:space="0"/>
+          <w:insideH w:val="single" w:color="000000" w:sz="2" w:space="0"/>
+          <w:insideV w:val="single" w:color="000000" w:sz="2" w:space="0"/>
         </w:tblBorders>
         <w:tblLayout w:type="fixed"/>
         <w:tblCellMar>
@@ -616,17 +636,14 @@
       </w:tblGrid>
       <w:tr>
         <w:tblPrEx>
-          <w:tblW w:w="8301" w:type="dxa"/>
-          <w:tblInd w:w="2" w:type="dxa"/>
           <w:tblBorders>
-            <w:top w:val="single" w:sz="2" w:space="0" w:color="000000"/>
-            <w:left w:val="single" w:sz="2" w:space="0" w:color="000000"/>
-            <w:bottom w:val="single" w:sz="2" w:space="0" w:color="000000"/>
-            <w:right w:val="single" w:sz="2" w:space="0" w:color="000000"/>
-            <w:insideH w:val="single" w:sz="2" w:space="0" w:color="000000"/>
-            <w:insideV w:val="single" w:sz="2" w:space="0" w:color="000000"/>
+            <w:top w:val="single" w:color="000000" w:sz="2" w:space="0"/>
+            <w:left w:val="single" w:color="000000" w:sz="2" w:space="0"/>
+            <w:bottom w:val="single" w:color="000000" w:sz="2" w:space="0"/>
+            <w:right w:val="single" w:color="000000" w:sz="2" w:space="0"/>
+            <w:insideH w:val="single" w:color="000000" w:sz="2" w:space="0"/>
+            <w:insideV w:val="single" w:color="000000" w:sz="2" w:space="0"/>
           </w:tblBorders>
-          <w:tblLayout w:type="fixed"/>
           <w:tblCellMar>
             <w:top w:w="0" w:type="dxa"/>
             <w:left w:w="0" w:type="dxa"/>
@@ -635,7 +652,7 @@
           </w:tblCellMar>
         </w:tblPrEx>
         <w:trPr>
-          <w:trHeight w:val="593"/>
+          <w:trHeight w:val="593" w:hRule="atLeast"/>
         </w:trPr>
         <w:tc>
           <w:tcPr>
@@ -652,14 +669,14 @@
               <w:spacing w:before="176" w:line="228" w:lineRule="auto"/>
               <w:ind w:left="607"/>
               <w:rPr>
-                <w:rFonts w:ascii="宋体" w:eastAsia="宋体" w:hAnsi="宋体" w:cs="宋体"/>
+                <w:rFonts w:ascii="宋体" w:hAnsi="宋体" w:eastAsia="宋体" w:cs="宋体"/>
                 <w:sz w:val="20"/>
                 <w:szCs w:val="20"/>
               </w:rPr>
             </w:pPr>
             <w:r>
               <w:rPr>
-                <w:rFonts w:ascii="宋体" w:eastAsia="宋体" w:hAnsi="宋体" w:cs="宋体"/>
+                <w:rFonts w:ascii="宋体" w:hAnsi="宋体" w:eastAsia="宋体" w:cs="宋体"/>
                 <w:spacing w:val="-14"/>
                 <w:sz w:val="20"/>
                 <w:szCs w:val="20"/>
@@ -683,14 +700,14 @@
               <w:spacing w:before="175" w:line="227" w:lineRule="auto"/>
               <w:ind w:left="253"/>
               <w:rPr>
-                <w:rFonts w:ascii="宋体" w:eastAsia="宋体" w:hAnsi="宋体" w:cs="宋体"/>
+                <w:rFonts w:ascii="宋体" w:hAnsi="宋体" w:eastAsia="宋体" w:cs="宋体"/>
                 <w:sz w:val="20"/>
                 <w:szCs w:val="20"/>
               </w:rPr>
             </w:pPr>
             <w:r>
               <w:rPr>
-                <w:rFonts w:ascii="宋体" w:eastAsia="宋体" w:hAnsi="宋体" w:cs="宋体"/>
+                <w:rFonts w:ascii="宋体" w:hAnsi="宋体" w:eastAsia="宋体" w:cs="宋体"/>
                 <w:spacing w:val="4"/>
                 <w:sz w:val="20"/>
                 <w:szCs w:val="20"/>
@@ -714,14 +731,14 @@
               <w:spacing w:before="175" w:line="228" w:lineRule="auto"/>
               <w:ind w:left="730"/>
               <w:rPr>
-                <w:rFonts w:ascii="宋体" w:eastAsia="宋体" w:hAnsi="宋体" w:cs="宋体"/>
+                <w:rFonts w:ascii="宋体" w:hAnsi="宋体" w:eastAsia="宋体" w:cs="宋体"/>
                 <w:sz w:val="20"/>
                 <w:szCs w:val="20"/>
               </w:rPr>
             </w:pPr>
             <w:r>
               <w:rPr>
-                <w:rFonts w:ascii="宋体" w:eastAsia="宋体" w:hAnsi="宋体" w:cs="宋体"/>
+                <w:rFonts w:ascii="宋体" w:hAnsi="宋体" w:eastAsia="宋体" w:cs="宋体"/>
                 <w:spacing w:val="7"/>
                 <w:sz w:val="20"/>
                 <w:szCs w:val="20"/>
@@ -745,14 +762,14 @@
               <w:spacing w:before="175" w:line="228" w:lineRule="auto"/>
               <w:ind w:left="310"/>
               <w:rPr>
-                <w:rFonts w:ascii="宋体" w:eastAsia="宋体" w:hAnsi="宋体" w:cs="宋体"/>
+                <w:rFonts w:ascii="宋体" w:hAnsi="宋体" w:eastAsia="宋体" w:cs="宋体"/>
                 <w:sz w:val="20"/>
                 <w:szCs w:val="20"/>
               </w:rPr>
             </w:pPr>
             <w:r>
               <w:rPr>
-                <w:rFonts w:ascii="宋体" w:eastAsia="宋体" w:hAnsi="宋体" w:cs="宋体"/>
+                <w:rFonts w:ascii="宋体" w:hAnsi="宋体" w:eastAsia="宋体" w:cs="宋体"/>
                 <w:spacing w:val="6"/>
                 <w:sz w:val="20"/>
                 <w:szCs w:val="20"/>
@@ -776,7 +793,7 @@
               <w:spacing w:before="175" w:line="228" w:lineRule="auto"/>
               <w:ind w:left="310"/>
               <w:rPr>
-                <w:rFonts w:ascii="宋体" w:eastAsia="宋体" w:hAnsi="宋体" w:cs="宋体" w:hint="eastAsia"/>
+                <w:rFonts w:hint="eastAsia" w:ascii="宋体" w:hAnsi="宋体" w:eastAsia="宋体" w:cs="宋体"/>
                 <w:spacing w:val="6"/>
                 <w:sz w:val="20"/>
                 <w:szCs w:val="20"/>
@@ -785,7 +802,7 @@
             </w:pPr>
             <w:r>
               <w:rPr>
-                <w:rFonts w:ascii="宋体" w:eastAsia="宋体" w:hAnsi="宋体" w:cs="宋体" w:hint="eastAsia"/>
+                <w:rFonts w:hint="eastAsia" w:ascii="宋体" w:hAnsi="宋体" w:eastAsia="宋体" w:cs="宋体"/>
                 <w:spacing w:val="6"/>
                 <w:sz w:val="20"/>
                 <w:szCs w:val="20"/>
@@ -810,14 +827,14 @@
               <w:spacing w:before="176" w:line="229" w:lineRule="auto"/>
               <w:ind w:left="311"/>
               <w:rPr>
-                <w:rFonts w:ascii="宋体" w:eastAsia="宋体" w:hAnsi="宋体" w:cs="宋体"/>
+                <w:rFonts w:ascii="宋体" w:hAnsi="宋体" w:eastAsia="宋体" w:cs="宋体"/>
                 <w:sz w:val="20"/>
                 <w:szCs w:val="20"/>
               </w:rPr>
             </w:pPr>
             <w:r>
               <w:rPr>
-                <w:rFonts w:ascii="宋体" w:eastAsia="宋体" w:hAnsi="宋体" w:cs="宋体"/>
+                <w:rFonts w:ascii="宋体" w:hAnsi="宋体" w:eastAsia="宋体" w:cs="宋体"/>
                 <w:spacing w:val="7"/>
                 <w:sz w:val="20"/>
                 <w:szCs w:val="20"/>
@@ -829,9 +846,14 @@
       </w:tr>
       <w:tr>
         <w:tblPrEx>
-          <w:tblW w:w="8301" w:type="dxa"/>
-          <w:tblInd w:w="2" w:type="dxa"/>
-          <w:tblLayout w:type="fixed"/>
+          <w:tblBorders>
+            <w:top w:val="single" w:color="000000" w:sz="2" w:space="0"/>
+            <w:left w:val="single" w:color="000000" w:sz="2" w:space="0"/>
+            <w:bottom w:val="single" w:color="000000" w:sz="2" w:space="0"/>
+            <w:right w:val="single" w:color="000000" w:sz="2" w:space="0"/>
+            <w:insideH w:val="single" w:color="000000" w:sz="2" w:space="0"/>
+            <w:insideV w:val="single" w:color="000000" w:sz="2" w:space="0"/>
+          </w:tblBorders>
           <w:tblCellMar>
             <w:top w:w="0" w:type="dxa"/>
             <w:left w:w="0" w:type="dxa"/>
@@ -840,7 +862,7 @@
           </w:tblCellMar>
         </w:tblPrEx>
         <w:trPr>
-          <w:trHeight w:val="556"/>
+          <w:trHeight w:val="556" w:hRule="atLeast"/>
         </w:trPr>
         <w:tc>
           <w:tcPr>
@@ -857,14 +879,14 @@
               <w:spacing w:before="173" w:line="267" w:lineRule="exact"/>
               <w:ind w:left="260"/>
               <w:rPr>
-                <w:rFonts w:ascii="宋体" w:eastAsia="宋体" w:hAnsi="宋体" w:cs="宋体"/>
+                <w:rFonts w:ascii="宋体" w:hAnsi="宋体" w:eastAsia="宋体" w:cs="宋体"/>
                 <w:sz w:val="20"/>
                 <w:szCs w:val="20"/>
               </w:rPr>
             </w:pPr>
             <w:r>
               <w:rPr>
-                <w:rFonts w:ascii="宋体" w:eastAsia="宋体" w:hAnsi="宋体" w:cs="宋体"/>
+                <w:rFonts w:ascii="宋体" w:hAnsi="宋体" w:eastAsia="宋体" w:cs="宋体"/>
                 <w:spacing w:val="3"/>
                 <w:position w:val="1"/>
                 <w:sz w:val="20"/>
@@ -889,14 +911,14 @@
               <w:spacing w:before="173" w:line="267" w:lineRule="exact"/>
               <w:ind w:left="248"/>
               <w:rPr>
-                <w:rFonts w:ascii="宋体" w:eastAsia="宋体" w:hAnsi="宋体" w:cs="宋体"/>
+                <w:rFonts w:ascii="宋体" w:hAnsi="宋体" w:eastAsia="宋体" w:cs="宋体"/>
                 <w:sz w:val="20"/>
                 <w:szCs w:val="20"/>
               </w:rPr>
             </w:pPr>
             <w:r>
               <w:rPr>
-                <w:rFonts w:ascii="宋体" w:eastAsia="宋体" w:hAnsi="宋体" w:cs="宋体"/>
+                <w:rFonts w:ascii="宋体" w:hAnsi="宋体" w:eastAsia="宋体" w:cs="宋体"/>
                 <w:spacing w:val="4"/>
                 <w:position w:val="1"/>
                 <w:sz w:val="20"/>
@@ -922,14 +944,14 @@
               <w:ind w:left="114"/>
               <w:jc w:val="center"/>
               <w:rPr>
-                <w:rFonts w:ascii="宋体" w:eastAsia="宋体" w:hAnsi="宋体" w:cs="宋体"/>
+                <w:rFonts w:ascii="宋体" w:hAnsi="宋体" w:eastAsia="宋体" w:cs="宋体"/>
                 <w:sz w:val="20"/>
                 <w:szCs w:val="20"/>
               </w:rPr>
             </w:pPr>
             <w:r>
               <w:rPr>
-                <w:rFonts w:ascii="宋体" w:eastAsia="宋体" w:hAnsi="宋体" w:cs="宋体"/>
+                <w:rFonts w:ascii="宋体" w:hAnsi="宋体" w:eastAsia="宋体" w:cs="宋体"/>
                 <w:spacing w:val="7"/>
                 <w:sz w:val="20"/>
                 <w:szCs w:val="20"/>
@@ -953,7 +975,7 @@
               <w:spacing w:before="172" w:line="228" w:lineRule="auto"/>
               <w:ind w:left="313"/>
               <w:rPr>
-                <w:rFonts w:ascii="宋体" w:eastAsia="宋体" w:hAnsi="宋体" w:cs="宋体"/>
+                <w:rFonts w:ascii="宋体" w:hAnsi="宋体" w:eastAsia="宋体" w:cs="宋体"/>
                 <w:sz w:val="20"/>
                 <w:szCs w:val="20"/>
               </w:rPr>
@@ -987,7 +1009,7 @@
               <w:spacing w:before="172" w:line="228" w:lineRule="auto"/>
               <w:ind w:left="313"/>
               <w:rPr>
-                <w:rFonts w:ascii="宋体" w:eastAsia="宋体" w:hAnsi="宋体" w:cs="宋体" w:hint="eastAsia"/>
+                <w:rFonts w:hint="eastAsia" w:ascii="宋体" w:hAnsi="宋体" w:eastAsia="宋体" w:cs="宋体"/>
                 <w:spacing w:val="5"/>
                 <w:sz w:val="20"/>
                 <w:szCs w:val="20"/>
@@ -1017,14 +1039,14 @@
               <w:spacing w:before="173" w:line="229" w:lineRule="auto"/>
               <w:ind w:left="314"/>
               <w:rPr>
-                <w:rFonts w:ascii="宋体" w:eastAsia="宋体" w:hAnsi="宋体" w:cs="宋体"/>
+                <w:rFonts w:ascii="宋体" w:hAnsi="宋体" w:eastAsia="宋体" w:cs="宋体"/>
                 <w:sz w:val="20"/>
                 <w:szCs w:val="20"/>
               </w:rPr>
             </w:pPr>
             <w:r>
               <w:rPr>
-                <w:rFonts w:ascii="宋体" w:eastAsia="宋体" w:hAnsi="宋体" w:cs="宋体" w:hint="eastAsia"/>
+                <w:rFonts w:hint="eastAsia" w:ascii="宋体" w:hAnsi="宋体" w:eastAsia="宋体" w:cs="宋体"/>
                 <w:spacing w:val="6"/>
                 <w:sz w:val="20"/>
                 <w:szCs w:val="20"/>
@@ -1037,9 +1059,14 @@
       </w:tr>
       <w:tr>
         <w:tblPrEx>
-          <w:tblW w:w="8301" w:type="dxa"/>
-          <w:tblInd w:w="2" w:type="dxa"/>
-          <w:tblLayout w:type="fixed"/>
+          <w:tblBorders>
+            <w:top w:val="single" w:color="000000" w:sz="2" w:space="0"/>
+            <w:left w:val="single" w:color="000000" w:sz="2" w:space="0"/>
+            <w:bottom w:val="single" w:color="000000" w:sz="2" w:space="0"/>
+            <w:right w:val="single" w:color="000000" w:sz="2" w:space="0"/>
+            <w:insideH w:val="single" w:color="000000" w:sz="2" w:space="0"/>
+            <w:insideV w:val="single" w:color="000000" w:sz="2" w:space="0"/>
+          </w:tblBorders>
           <w:tblCellMar>
             <w:top w:w="0" w:type="dxa"/>
             <w:left w:w="0" w:type="dxa"/>
@@ -1048,7 +1075,7 @@
           </w:tblCellMar>
         </w:tblPrEx>
         <w:trPr>
-          <w:trHeight w:val="556"/>
+          <w:trHeight w:val="556" w:hRule="atLeast"/>
         </w:trPr>
         <w:tc>
           <w:tcPr>
@@ -1056,7 +1083,7 @@
           </w:tcPr>
           <w:p>
             <w:pPr>
-              <w:pStyle w:val="TableText"/>
+              <w:pStyle w:val="27"/>
               <w:keepLines w:val="0"/>
               <w:pageBreakBefore w:val="0"/>
               <w:widowControl w:val="0"/>
@@ -1072,7 +1099,7 @@
           </w:tcPr>
           <w:p>
             <w:pPr>
-              <w:pStyle w:val="TableText"/>
+              <w:pStyle w:val="27"/>
               <w:keepLines w:val="0"/>
               <w:pageBreakBefore w:val="0"/>
               <w:widowControl w:val="0"/>
@@ -1088,7 +1115,7 @@
           </w:tcPr>
           <w:p>
             <w:pPr>
-              <w:pStyle w:val="TableText"/>
+              <w:pStyle w:val="27"/>
               <w:keepLines w:val="0"/>
               <w:pageBreakBefore w:val="0"/>
               <w:widowControl w:val="0"/>
@@ -1138,7 +1165,7 @@
           </w:tcPr>
           <w:p>
             <w:pPr>
-              <w:pStyle w:val="TableText"/>
+              <w:pStyle w:val="27"/>
               <w:keepLines w:val="0"/>
               <w:pageBreakBefore w:val="0"/>
               <w:widowControl w:val="0"/>
@@ -1151,9 +1178,14 @@
       </w:tr>
       <w:tr>
         <w:tblPrEx>
-          <w:tblW w:w="8301" w:type="dxa"/>
-          <w:tblInd w:w="2" w:type="dxa"/>
-          <w:tblLayout w:type="fixed"/>
+          <w:tblBorders>
+            <w:top w:val="single" w:color="000000" w:sz="2" w:space="0"/>
+            <w:left w:val="single" w:color="000000" w:sz="2" w:space="0"/>
+            <w:bottom w:val="single" w:color="000000" w:sz="2" w:space="0"/>
+            <w:right w:val="single" w:color="000000" w:sz="2" w:space="0"/>
+            <w:insideH w:val="single" w:color="000000" w:sz="2" w:space="0"/>
+            <w:insideV w:val="single" w:color="000000" w:sz="2" w:space="0"/>
+          </w:tblBorders>
           <w:tblCellMar>
             <w:top w:w="0" w:type="dxa"/>
             <w:left w:w="0" w:type="dxa"/>
@@ -1162,7 +1194,7 @@
           </w:tblCellMar>
         </w:tblPrEx>
         <w:trPr>
-          <w:trHeight w:val="556"/>
+          <w:trHeight w:val="556" w:hRule="atLeast"/>
         </w:trPr>
         <w:tc>
           <w:tcPr>
@@ -1170,7 +1202,7 @@
           </w:tcPr>
           <w:p>
             <w:pPr>
-              <w:pStyle w:val="TableText"/>
+              <w:pStyle w:val="27"/>
               <w:keepLines w:val="0"/>
               <w:pageBreakBefore w:val="0"/>
               <w:widowControl w:val="0"/>
@@ -1186,7 +1218,7 @@
           </w:tcPr>
           <w:p>
             <w:pPr>
-              <w:pStyle w:val="TableText"/>
+              <w:pStyle w:val="27"/>
               <w:keepLines w:val="0"/>
               <w:pageBreakBefore w:val="0"/>
               <w:widowControl w:val="0"/>
@@ -1202,7 +1234,7 @@
           </w:tcPr>
           <w:p>
             <w:pPr>
-              <w:pStyle w:val="TableText"/>
+              <w:pStyle w:val="27"/>
               <w:keepLines w:val="0"/>
               <w:pageBreakBefore w:val="0"/>
               <w:widowControl w:val="0"/>
@@ -1252,7 +1284,7 @@
           </w:tcPr>
           <w:p>
             <w:pPr>
-              <w:pStyle w:val="TableText"/>
+              <w:pStyle w:val="27"/>
               <w:keepLines w:val="0"/>
               <w:pageBreakBefore w:val="0"/>
               <w:widowControl w:val="0"/>
@@ -1265,9 +1297,14 @@
       </w:tr>
       <w:tr>
         <w:tblPrEx>
-          <w:tblW w:w="8301" w:type="dxa"/>
-          <w:tblInd w:w="2" w:type="dxa"/>
-          <w:tblLayout w:type="fixed"/>
+          <w:tblBorders>
+            <w:top w:val="single" w:color="000000" w:sz="2" w:space="0"/>
+            <w:left w:val="single" w:color="000000" w:sz="2" w:space="0"/>
+            <w:bottom w:val="single" w:color="000000" w:sz="2" w:space="0"/>
+            <w:right w:val="single" w:color="000000" w:sz="2" w:space="0"/>
+            <w:insideH w:val="single" w:color="000000" w:sz="2" w:space="0"/>
+            <w:insideV w:val="single" w:color="000000" w:sz="2" w:space="0"/>
+          </w:tblBorders>
           <w:tblCellMar>
             <w:top w:w="0" w:type="dxa"/>
             <w:left w:w="0" w:type="dxa"/>
@@ -1276,7 +1313,7 @@
           </w:tblCellMar>
         </w:tblPrEx>
         <w:trPr>
-          <w:trHeight w:val="557"/>
+          <w:trHeight w:val="557" w:hRule="atLeast"/>
         </w:trPr>
         <w:tc>
           <w:tcPr>
@@ -1284,7 +1321,7 @@
           </w:tcPr>
           <w:p>
             <w:pPr>
-              <w:pStyle w:val="TableText"/>
+              <w:pStyle w:val="27"/>
               <w:keepLines w:val="0"/>
               <w:pageBreakBefore w:val="0"/>
               <w:widowControl w:val="0"/>
@@ -1300,7 +1337,7 @@
           </w:tcPr>
           <w:p>
             <w:pPr>
-              <w:pStyle w:val="TableText"/>
+              <w:pStyle w:val="27"/>
               <w:keepLines w:val="0"/>
               <w:pageBreakBefore w:val="0"/>
               <w:widowControl w:val="0"/>
@@ -1316,7 +1353,7 @@
           </w:tcPr>
           <w:p>
             <w:pPr>
-              <w:pStyle w:val="TableText"/>
+              <w:pStyle w:val="27"/>
               <w:keepLines w:val="0"/>
               <w:pageBreakBefore w:val="0"/>
               <w:widowControl w:val="0"/>
@@ -1332,7 +1369,7 @@
           </w:tcPr>
           <w:p>
             <w:pPr>
-              <w:pStyle w:val="TableText"/>
+              <w:pStyle w:val="27"/>
               <w:keepLines w:val="0"/>
               <w:pageBreakBefore w:val="0"/>
               <w:widowControl w:val="0"/>
@@ -1348,7 +1385,7 @@
           </w:tcPr>
           <w:p>
             <w:pPr>
-              <w:pStyle w:val="TableText"/>
+              <w:pStyle w:val="27"/>
               <w:keepLines w:val="0"/>
               <w:pageBreakBefore w:val="0"/>
               <w:widowControl w:val="0"/>
@@ -1364,7 +1401,7 @@
           </w:tcPr>
           <w:p>
             <w:pPr>
-              <w:pStyle w:val="TableText"/>
+              <w:pStyle w:val="27"/>
               <w:keepLines w:val="0"/>
               <w:pageBreakBefore w:val="0"/>
               <w:widowControl w:val="0"/>
@@ -1377,9 +1414,14 @@
       </w:tr>
       <w:tr>
         <w:tblPrEx>
-          <w:tblW w:w="8301" w:type="dxa"/>
-          <w:tblInd w:w="2" w:type="dxa"/>
-          <w:tblLayout w:type="fixed"/>
+          <w:tblBorders>
+            <w:top w:val="single" w:color="000000" w:sz="2" w:space="0"/>
+            <w:left w:val="single" w:color="000000" w:sz="2" w:space="0"/>
+            <w:bottom w:val="single" w:color="000000" w:sz="2" w:space="0"/>
+            <w:right w:val="single" w:color="000000" w:sz="2" w:space="0"/>
+            <w:insideH w:val="single" w:color="000000" w:sz="2" w:space="0"/>
+            <w:insideV w:val="single" w:color="000000" w:sz="2" w:space="0"/>
+          </w:tblBorders>
           <w:tblCellMar>
             <w:top w:w="0" w:type="dxa"/>
             <w:left w:w="0" w:type="dxa"/>
@@ -1388,7 +1430,7 @@
           </w:tblCellMar>
         </w:tblPrEx>
         <w:trPr>
-          <w:trHeight w:val="556"/>
+          <w:trHeight w:val="556" w:hRule="atLeast"/>
         </w:trPr>
         <w:tc>
           <w:tcPr>
@@ -1396,7 +1438,7 @@
           </w:tcPr>
           <w:p>
             <w:pPr>
-              <w:pStyle w:val="TableText"/>
+              <w:pStyle w:val="27"/>
               <w:keepLines w:val="0"/>
               <w:pageBreakBefore w:val="0"/>
               <w:widowControl w:val="0"/>
@@ -1412,7 +1454,7 @@
           </w:tcPr>
           <w:p>
             <w:pPr>
-              <w:pStyle w:val="TableText"/>
+              <w:pStyle w:val="27"/>
               <w:keepLines w:val="0"/>
               <w:pageBreakBefore w:val="0"/>
               <w:widowControl w:val="0"/>
@@ -1428,7 +1470,7 @@
           </w:tcPr>
           <w:p>
             <w:pPr>
-              <w:pStyle w:val="TableText"/>
+              <w:pStyle w:val="27"/>
               <w:keepLines w:val="0"/>
               <w:pageBreakBefore w:val="0"/>
               <w:widowControl w:val="0"/>
@@ -1444,7 +1486,7 @@
           </w:tcPr>
           <w:p>
             <w:pPr>
-              <w:pStyle w:val="TableText"/>
+              <w:pStyle w:val="27"/>
               <w:keepLines w:val="0"/>
               <w:pageBreakBefore w:val="0"/>
               <w:widowControl w:val="0"/>
@@ -1460,7 +1502,7 @@
           </w:tcPr>
           <w:p>
             <w:pPr>
-              <w:pStyle w:val="TableText"/>
+              <w:pStyle w:val="27"/>
               <w:keepLines w:val="0"/>
               <w:pageBreakBefore w:val="0"/>
               <w:widowControl w:val="0"/>
@@ -1476,7 +1518,7 @@
           </w:tcPr>
           <w:p>
             <w:pPr>
-              <w:pStyle w:val="TableText"/>
+              <w:pStyle w:val="27"/>
               <w:keepLines w:val="0"/>
               <w:pageBreakBefore w:val="0"/>
               <w:widowControl w:val="0"/>
@@ -1489,9 +1531,14 @@
       </w:tr>
       <w:tr>
         <w:tblPrEx>
-          <w:tblW w:w="8301" w:type="dxa"/>
-          <w:tblInd w:w="2" w:type="dxa"/>
-          <w:tblLayout w:type="fixed"/>
+          <w:tblBorders>
+            <w:top w:val="single" w:color="000000" w:sz="2" w:space="0"/>
+            <w:left w:val="single" w:color="000000" w:sz="2" w:space="0"/>
+            <w:bottom w:val="single" w:color="000000" w:sz="2" w:space="0"/>
+            <w:right w:val="single" w:color="000000" w:sz="2" w:space="0"/>
+            <w:insideH w:val="single" w:color="000000" w:sz="2" w:space="0"/>
+            <w:insideV w:val="single" w:color="000000" w:sz="2" w:space="0"/>
+          </w:tblBorders>
           <w:tblCellMar>
             <w:top w:w="0" w:type="dxa"/>
             <w:left w:w="0" w:type="dxa"/>
@@ -1500,7 +1547,7 @@
           </w:tblCellMar>
         </w:tblPrEx>
         <w:trPr>
-          <w:trHeight w:val="561"/>
+          <w:trHeight w:val="561" w:hRule="atLeast"/>
         </w:trPr>
         <w:tc>
           <w:tcPr>
@@ -1508,7 +1555,7 @@
           </w:tcPr>
           <w:p>
             <w:pPr>
-              <w:pStyle w:val="TableText"/>
+              <w:pStyle w:val="27"/>
               <w:keepLines w:val="0"/>
               <w:pageBreakBefore w:val="0"/>
               <w:widowControl w:val="0"/>
@@ -1524,7 +1571,7 @@
           </w:tcPr>
           <w:p>
             <w:pPr>
-              <w:pStyle w:val="TableText"/>
+              <w:pStyle w:val="27"/>
               <w:keepLines w:val="0"/>
               <w:pageBreakBefore w:val="0"/>
               <w:widowControl w:val="0"/>
@@ -1540,7 +1587,7 @@
           </w:tcPr>
           <w:p>
             <w:pPr>
-              <w:pStyle w:val="TableText"/>
+              <w:pStyle w:val="27"/>
               <w:keepLines w:val="0"/>
               <w:pageBreakBefore w:val="0"/>
               <w:widowControl w:val="0"/>
@@ -1556,7 +1603,7 @@
           </w:tcPr>
           <w:p>
             <w:pPr>
-              <w:pStyle w:val="TableText"/>
+              <w:pStyle w:val="27"/>
               <w:keepLines w:val="0"/>
               <w:pageBreakBefore w:val="0"/>
               <w:widowControl w:val="0"/>
@@ -1572,7 +1619,7 @@
           </w:tcPr>
           <w:p>
             <w:pPr>
-              <w:pStyle w:val="TableText"/>
+              <w:pStyle w:val="27"/>
               <w:keepLines w:val="0"/>
               <w:pageBreakBefore w:val="0"/>
               <w:widowControl w:val="0"/>
@@ -1588,7 +1635,7 @@
           </w:tcPr>
           <w:p>
             <w:pPr>
-              <w:pStyle w:val="TableText"/>
+              <w:pStyle w:val="27"/>
               <w:keepLines w:val="0"/>
               <w:pageBreakBefore w:val="0"/>
               <w:widowControl w:val="0"/>
@@ -1616,7 +1663,7 @@
     <w:sdt>
       <w:sdtPr>
         <w:rPr>
-          <w:rFonts w:ascii="宋体" w:eastAsia="宋体" w:hAnsi="宋体" w:cs="宋体" w:hint="eastAsia"/>
+          <w:rFonts w:hint="eastAsia" w:ascii="宋体" w:hAnsi="宋体" w:eastAsia="宋体" w:cs="宋体"/>
           <w:snapToGrid w:val="0"/>
           <w:color w:val="000000"/>
           <w:kern w:val="0"/>
@@ -1632,7 +1679,7 @@
       </w:sdtPr>
       <w:sdtEndPr>
         <w:rPr>
-          <w:rFonts w:ascii="宋体" w:eastAsia="宋体" w:hAnsi="宋体" w:cs="宋体" w:hint="eastAsia"/>
+          <w:rFonts w:hint="eastAsia" w:ascii="宋体" w:hAnsi="宋体" w:eastAsia="宋体" w:cs="宋体"/>
           <w:snapToGrid w:val="0"/>
           <w:color w:val="000000"/>
           <w:kern w:val="0"/>
@@ -1651,17 +1698,17 @@
             <w:overflowPunct/>
             <w:bidi w:val="0"/>
             <w:spacing w:before="0" w:beforeLines="0" w:after="0" w:afterLines="0" w:line="240" w:lineRule="auto"/>
-            <w:ind w:left="0" w:right="0" w:firstLine="0" w:leftChars="0" w:rightChars="0" w:firstLineChars="0"/>
+            <w:ind w:left="0" w:leftChars="0" w:right="0" w:rightChars="0" w:firstLine="0" w:firstLineChars="0"/>
             <w:jc w:val="center"/>
             <w:rPr>
-              <w:rFonts w:ascii="宋体" w:eastAsia="宋体" w:hAnsi="宋体" w:cs="宋体" w:hint="eastAsia"/>
+              <w:rFonts w:hint="eastAsia" w:ascii="宋体" w:hAnsi="宋体" w:eastAsia="宋体" w:cs="宋体"/>
               <w:sz w:val="24"/>
               <w:szCs w:val="24"/>
             </w:rPr>
           </w:pPr>
           <w:r>
             <w:rPr>
-              <w:rFonts w:ascii="宋体" w:eastAsia="宋体" w:hAnsi="宋体" w:cs="宋体" w:hint="eastAsia"/>
+              <w:rFonts w:hint="eastAsia" w:ascii="宋体" w:hAnsi="宋体" w:eastAsia="宋体" w:cs="宋体"/>
               <w:sz w:val="24"/>
               <w:szCs w:val="24"/>
             </w:rPr>
@@ -1670,14 +1717,14 @@
         </w:p>
         <w:p>
           <w:pPr>
-            <w:pStyle w:val="TOC1"/>
+            <w:pStyle w:val="16"/>
             <w:tabs>
               <w:tab w:val="right" w:leader="dot" w:pos="8306"/>
             </w:tabs>
           </w:pPr>
           <w:r>
             <w:rPr>
-              <w:rFonts w:ascii="宋体" w:eastAsia="宋体" w:hAnsi="宋体" w:cs="宋体" w:hint="eastAsia"/>
+              <w:rFonts w:hint="eastAsia" w:ascii="宋体" w:hAnsi="宋体" w:eastAsia="宋体" w:cs="宋体"/>
               <w:sz w:val="24"/>
               <w:szCs w:val="24"/>
             </w:rPr>
@@ -1685,7 +1732,7 @@
           </w:r>
           <w:r>
             <w:rPr>
-              <w:rFonts w:ascii="宋体" w:eastAsia="宋体" w:hAnsi="宋体" w:cs="宋体" w:hint="eastAsia"/>
+              <w:rFonts w:hint="eastAsia" w:ascii="宋体" w:hAnsi="宋体" w:eastAsia="宋体" w:cs="宋体"/>
               <w:sz w:val="24"/>
               <w:szCs w:val="24"/>
             </w:rPr>
@@ -1693,7 +1740,7 @@
           </w:r>
           <w:r>
             <w:rPr>
-              <w:rFonts w:ascii="宋体" w:eastAsia="宋体" w:hAnsi="宋体" w:cs="宋体" w:hint="eastAsia"/>
+              <w:rFonts w:hint="eastAsia" w:ascii="宋体" w:hAnsi="宋体" w:eastAsia="宋体" w:cs="宋体"/>
               <w:sz w:val="24"/>
               <w:szCs w:val="24"/>
             </w:rPr>
@@ -1701,21 +1748,21 @@
           </w:r>
           <w:r>
             <w:rPr>
-              <w:rFonts w:ascii="宋体" w:eastAsia="宋体" w:hAnsi="宋体" w:cs="宋体" w:hint="eastAsia"/>
+              <w:rFonts w:hint="eastAsia" w:ascii="宋体" w:hAnsi="宋体" w:eastAsia="宋体" w:cs="宋体"/>
               <w:szCs w:val="24"/>
             </w:rPr>
             <w:fldChar w:fldCharType="begin"/>
           </w:r>
           <w:r>
             <w:rPr>
-              <w:rFonts w:ascii="宋体" w:eastAsia="宋体" w:hAnsi="宋体" w:cs="宋体" w:hint="eastAsia"/>
+              <w:rFonts w:hint="eastAsia" w:ascii="宋体" w:hAnsi="宋体" w:eastAsia="宋体" w:cs="宋体"/>
               <w:szCs w:val="24"/>
             </w:rPr>
             <w:instrText xml:space="preserve"> HYPERLINK \l _Toc13369 </w:instrText>
           </w:r>
           <w:r>
             <w:rPr>
-              <w:rFonts w:ascii="宋体" w:eastAsia="宋体" w:hAnsi="宋体" w:cs="宋体" w:hint="eastAsia"/>
+              <w:rFonts w:hint="eastAsia" w:ascii="宋体" w:hAnsi="宋体" w:eastAsia="宋体" w:cs="宋体"/>
               <w:szCs w:val="24"/>
             </w:rPr>
             <w:fldChar w:fldCharType="separate"/>
@@ -1747,7 +1794,7 @@
           </w:r>
           <w:r>
             <w:rPr>
-              <w:rFonts w:ascii="宋体" w:eastAsia="宋体" w:hAnsi="宋体" w:cs="宋体" w:hint="eastAsia"/>
+              <w:rFonts w:hint="eastAsia" w:ascii="宋体" w:hAnsi="宋体" w:eastAsia="宋体" w:cs="宋体"/>
               <w:szCs w:val="24"/>
             </w:rPr>
             <w:fldChar w:fldCharType="end"/>
@@ -1755,28 +1802,28 @@
         </w:p>
         <w:p>
           <w:pPr>
-            <w:pStyle w:val="TOC1"/>
+            <w:pStyle w:val="16"/>
             <w:tabs>
               <w:tab w:val="right" w:leader="dot" w:pos="8306"/>
             </w:tabs>
           </w:pPr>
           <w:r>
             <w:rPr>
-              <w:rFonts w:ascii="宋体" w:eastAsia="宋体" w:hAnsi="宋体" w:cs="宋体" w:hint="eastAsia"/>
+              <w:rFonts w:hint="eastAsia" w:ascii="宋体" w:hAnsi="宋体" w:eastAsia="宋体" w:cs="宋体"/>
               <w:szCs w:val="24"/>
             </w:rPr>
             <w:fldChar w:fldCharType="begin"/>
           </w:r>
           <w:r>
             <w:rPr>
-              <w:rFonts w:ascii="宋体" w:eastAsia="宋体" w:hAnsi="宋体" w:cs="宋体" w:hint="eastAsia"/>
+              <w:rFonts w:hint="eastAsia" w:ascii="宋体" w:hAnsi="宋体" w:eastAsia="宋体" w:cs="宋体"/>
               <w:szCs w:val="24"/>
             </w:rPr>
             <w:instrText xml:space="preserve"> HYPERLINK \l _Toc32148 </w:instrText>
           </w:r>
           <w:r>
             <w:rPr>
-              <w:rFonts w:ascii="宋体" w:eastAsia="宋体" w:hAnsi="宋体" w:cs="宋体" w:hint="eastAsia"/>
+              <w:rFonts w:hint="eastAsia" w:ascii="宋体" w:hAnsi="宋体" w:eastAsia="宋体" w:cs="宋体"/>
               <w:szCs w:val="24"/>
             </w:rPr>
             <w:fldChar w:fldCharType="separate"/>
@@ -1808,7 +1855,7 @@
           </w:r>
           <w:r>
             <w:rPr>
-              <w:rFonts w:ascii="宋体" w:eastAsia="宋体" w:hAnsi="宋体" w:cs="宋体" w:hint="eastAsia"/>
+              <w:rFonts w:hint="eastAsia" w:ascii="宋体" w:hAnsi="宋体" w:eastAsia="宋体" w:cs="宋体"/>
               <w:szCs w:val="24"/>
             </w:rPr>
             <w:fldChar w:fldCharType="end"/>
@@ -1816,28 +1863,28 @@
         </w:p>
         <w:p>
           <w:pPr>
-            <w:pStyle w:val="TOC1"/>
+            <w:pStyle w:val="16"/>
             <w:tabs>
               <w:tab w:val="right" w:leader="dot" w:pos="8306"/>
             </w:tabs>
           </w:pPr>
           <w:r>
             <w:rPr>
-              <w:rFonts w:ascii="宋体" w:eastAsia="宋体" w:hAnsi="宋体" w:cs="宋体" w:hint="eastAsia"/>
+              <w:rFonts w:hint="eastAsia" w:ascii="宋体" w:hAnsi="宋体" w:eastAsia="宋体" w:cs="宋体"/>
               <w:szCs w:val="24"/>
             </w:rPr>
             <w:fldChar w:fldCharType="begin"/>
           </w:r>
           <w:r>
             <w:rPr>
-              <w:rFonts w:ascii="宋体" w:eastAsia="宋体" w:hAnsi="宋体" w:cs="宋体" w:hint="eastAsia"/>
+              <w:rFonts w:hint="eastAsia" w:ascii="宋体" w:hAnsi="宋体" w:eastAsia="宋体" w:cs="宋体"/>
               <w:szCs w:val="24"/>
             </w:rPr>
             <w:instrText xml:space="preserve"> HYPERLINK \l _Toc7584 </w:instrText>
           </w:r>
           <w:r>
             <w:rPr>
-              <w:rFonts w:ascii="宋体" w:eastAsia="宋体" w:hAnsi="宋体" w:cs="宋体" w:hint="eastAsia"/>
+              <w:rFonts w:hint="eastAsia" w:ascii="宋体" w:hAnsi="宋体" w:eastAsia="宋体" w:cs="宋体"/>
               <w:szCs w:val="24"/>
             </w:rPr>
             <w:fldChar w:fldCharType="separate"/>
@@ -1876,7 +1923,7 @@
           </w:r>
           <w:r>
             <w:rPr>
-              <w:rFonts w:ascii="宋体" w:eastAsia="宋体" w:hAnsi="宋体" w:cs="宋体" w:hint="eastAsia"/>
+              <w:rFonts w:hint="eastAsia" w:ascii="宋体" w:hAnsi="宋体" w:eastAsia="宋体" w:cs="宋体"/>
               <w:szCs w:val="24"/>
             </w:rPr>
             <w:fldChar w:fldCharType="end"/>
@@ -1884,28 +1931,28 @@
         </w:p>
         <w:p>
           <w:pPr>
-            <w:pStyle w:val="TOC1"/>
+            <w:pStyle w:val="16"/>
             <w:tabs>
               <w:tab w:val="right" w:leader="dot" w:pos="8306"/>
             </w:tabs>
           </w:pPr>
           <w:r>
             <w:rPr>
-              <w:rFonts w:ascii="宋体" w:eastAsia="宋体" w:hAnsi="宋体" w:cs="宋体" w:hint="eastAsia"/>
+              <w:rFonts w:hint="eastAsia" w:ascii="宋体" w:hAnsi="宋体" w:eastAsia="宋体" w:cs="宋体"/>
               <w:szCs w:val="24"/>
             </w:rPr>
             <w:fldChar w:fldCharType="begin"/>
           </w:r>
           <w:r>
             <w:rPr>
-              <w:rFonts w:ascii="宋体" w:eastAsia="宋体" w:hAnsi="宋体" w:cs="宋体" w:hint="eastAsia"/>
+              <w:rFonts w:hint="eastAsia" w:ascii="宋体" w:hAnsi="宋体" w:eastAsia="宋体" w:cs="宋体"/>
               <w:szCs w:val="24"/>
             </w:rPr>
             <w:instrText xml:space="preserve"> HYPERLINK \l _Toc23320 </w:instrText>
           </w:r>
           <w:r>
             <w:rPr>
-              <w:rFonts w:ascii="宋体" w:eastAsia="宋体" w:hAnsi="宋体" w:cs="宋体" w:hint="eastAsia"/>
+              <w:rFonts w:hint="eastAsia" w:ascii="宋体" w:hAnsi="宋体" w:eastAsia="宋体" w:cs="宋体"/>
               <w:szCs w:val="24"/>
             </w:rPr>
             <w:fldChar w:fldCharType="separate"/>
@@ -1943,7 +1990,7 @@
           </w:r>
           <w:r>
             <w:rPr>
-              <w:rFonts w:ascii="宋体" w:eastAsia="宋体" w:hAnsi="宋体" w:cs="宋体" w:hint="eastAsia"/>
+              <w:rFonts w:hint="eastAsia" w:ascii="宋体" w:hAnsi="宋体" w:eastAsia="宋体" w:cs="宋体"/>
               <w:szCs w:val="24"/>
             </w:rPr>
             <w:fldChar w:fldCharType="end"/>
@@ -1951,28 +1998,28 @@
         </w:p>
         <w:p>
           <w:pPr>
-            <w:pStyle w:val="TOC1"/>
+            <w:pStyle w:val="16"/>
             <w:tabs>
               <w:tab w:val="right" w:leader="dot" w:pos="8306"/>
             </w:tabs>
           </w:pPr>
           <w:r>
             <w:rPr>
-              <w:rFonts w:ascii="宋体" w:eastAsia="宋体" w:hAnsi="宋体" w:cs="宋体" w:hint="eastAsia"/>
+              <w:rFonts w:hint="eastAsia" w:ascii="宋体" w:hAnsi="宋体" w:eastAsia="宋体" w:cs="宋体"/>
               <w:szCs w:val="24"/>
             </w:rPr>
             <w:fldChar w:fldCharType="begin"/>
           </w:r>
           <w:r>
             <w:rPr>
-              <w:rFonts w:ascii="宋体" w:eastAsia="宋体" w:hAnsi="宋体" w:cs="宋体" w:hint="eastAsia"/>
+              <w:rFonts w:hint="eastAsia" w:ascii="宋体" w:hAnsi="宋体" w:eastAsia="宋体" w:cs="宋体"/>
               <w:szCs w:val="24"/>
             </w:rPr>
             <w:instrText xml:space="preserve"> HYPERLINK \l _Toc21514 </w:instrText>
           </w:r>
           <w:r>
             <w:rPr>
-              <w:rFonts w:ascii="宋体" w:eastAsia="宋体" w:hAnsi="宋体" w:cs="宋体" w:hint="eastAsia"/>
+              <w:rFonts w:hint="eastAsia" w:ascii="宋体" w:hAnsi="宋体" w:eastAsia="宋体" w:cs="宋体"/>
               <w:szCs w:val="24"/>
             </w:rPr>
             <w:fldChar w:fldCharType="separate"/>
@@ -2011,7 +2058,7 @@
           </w:r>
           <w:r>
             <w:rPr>
-              <w:rFonts w:ascii="宋体" w:eastAsia="宋体" w:hAnsi="宋体" w:cs="宋体" w:hint="eastAsia"/>
+              <w:rFonts w:hint="eastAsia" w:ascii="宋体" w:hAnsi="宋体" w:eastAsia="宋体" w:cs="宋体"/>
               <w:szCs w:val="24"/>
             </w:rPr>
             <w:fldChar w:fldCharType="end"/>
@@ -2019,28 +2066,28 @@
         </w:p>
         <w:p>
           <w:pPr>
-            <w:pStyle w:val="TOC1"/>
+            <w:pStyle w:val="16"/>
             <w:tabs>
               <w:tab w:val="right" w:leader="dot" w:pos="8306"/>
             </w:tabs>
           </w:pPr>
           <w:r>
             <w:rPr>
-              <w:rFonts w:ascii="宋体" w:eastAsia="宋体" w:hAnsi="宋体" w:cs="宋体" w:hint="eastAsia"/>
+              <w:rFonts w:hint="eastAsia" w:ascii="宋体" w:hAnsi="宋体" w:eastAsia="宋体" w:cs="宋体"/>
               <w:szCs w:val="24"/>
             </w:rPr>
             <w:fldChar w:fldCharType="begin"/>
           </w:r>
           <w:r>
             <w:rPr>
-              <w:rFonts w:ascii="宋体" w:eastAsia="宋体" w:hAnsi="宋体" w:cs="宋体" w:hint="eastAsia"/>
+              <w:rFonts w:hint="eastAsia" w:ascii="宋体" w:hAnsi="宋体" w:eastAsia="宋体" w:cs="宋体"/>
               <w:szCs w:val="24"/>
             </w:rPr>
             <w:instrText xml:space="preserve"> HYPERLINK \l _Toc30359 </w:instrText>
           </w:r>
           <w:r>
             <w:rPr>
-              <w:rFonts w:ascii="宋体" w:eastAsia="宋体" w:hAnsi="宋体" w:cs="宋体" w:hint="eastAsia"/>
+              <w:rFonts w:hint="eastAsia" w:ascii="宋体" w:hAnsi="宋体" w:eastAsia="宋体" w:cs="宋体"/>
               <w:szCs w:val="24"/>
             </w:rPr>
             <w:fldChar w:fldCharType="separate"/>
@@ -2078,7 +2125,7 @@
           </w:r>
           <w:r>
             <w:rPr>
-              <w:rFonts w:ascii="宋体" w:eastAsia="宋体" w:hAnsi="宋体" w:cs="宋体" w:hint="eastAsia"/>
+              <w:rFonts w:hint="eastAsia" w:ascii="宋体" w:hAnsi="宋体" w:eastAsia="宋体" w:cs="宋体"/>
               <w:szCs w:val="24"/>
             </w:rPr>
             <w:fldChar w:fldCharType="end"/>
@@ -2086,28 +2133,28 @@
         </w:p>
         <w:p>
           <w:pPr>
-            <w:pStyle w:val="TOC2"/>
+            <w:pStyle w:val="17"/>
             <w:tabs>
               <w:tab w:val="right" w:leader="dot" w:pos="8306"/>
             </w:tabs>
           </w:pPr>
           <w:r>
             <w:rPr>
-              <w:rFonts w:ascii="宋体" w:eastAsia="宋体" w:hAnsi="宋体" w:cs="宋体" w:hint="eastAsia"/>
+              <w:rFonts w:hint="eastAsia" w:ascii="宋体" w:hAnsi="宋体" w:eastAsia="宋体" w:cs="宋体"/>
               <w:szCs w:val="24"/>
             </w:rPr>
             <w:fldChar w:fldCharType="begin"/>
           </w:r>
           <w:r>
             <w:rPr>
-              <w:rFonts w:ascii="宋体" w:eastAsia="宋体" w:hAnsi="宋体" w:cs="宋体" w:hint="eastAsia"/>
+              <w:rFonts w:hint="eastAsia" w:ascii="宋体" w:hAnsi="宋体" w:eastAsia="宋体" w:cs="宋体"/>
               <w:szCs w:val="24"/>
             </w:rPr>
             <w:instrText xml:space="preserve"> HYPERLINK \l _Toc17012 </w:instrText>
           </w:r>
           <w:r>
             <w:rPr>
-              <w:rFonts w:ascii="宋体" w:eastAsia="宋体" w:hAnsi="宋体" w:cs="宋体" w:hint="eastAsia"/>
+              <w:rFonts w:hint="eastAsia" w:ascii="宋体" w:hAnsi="宋体" w:eastAsia="宋体" w:cs="宋体"/>
               <w:szCs w:val="24"/>
             </w:rPr>
             <w:fldChar w:fldCharType="separate"/>
@@ -2146,7 +2193,7 @@
           </w:r>
           <w:r>
             <w:rPr>
-              <w:rFonts w:ascii="宋体" w:eastAsia="宋体" w:hAnsi="宋体" w:cs="宋体" w:hint="eastAsia"/>
+              <w:rFonts w:hint="eastAsia" w:ascii="宋体" w:hAnsi="宋体" w:eastAsia="宋体" w:cs="宋体"/>
               <w:szCs w:val="24"/>
             </w:rPr>
             <w:fldChar w:fldCharType="end"/>
@@ -2154,35 +2201,35 @@
         </w:p>
         <w:p>
           <w:pPr>
-            <w:pStyle w:val="TOC2"/>
+            <w:pStyle w:val="17"/>
             <w:tabs>
               <w:tab w:val="right" w:leader="dot" w:pos="8306"/>
             </w:tabs>
           </w:pPr>
           <w:r>
             <w:rPr>
-              <w:rFonts w:ascii="宋体" w:eastAsia="宋体" w:hAnsi="宋体" w:cs="宋体" w:hint="eastAsia"/>
+              <w:rFonts w:hint="eastAsia" w:ascii="宋体" w:hAnsi="宋体" w:eastAsia="宋体" w:cs="宋体"/>
               <w:szCs w:val="24"/>
             </w:rPr>
             <w:fldChar w:fldCharType="begin"/>
           </w:r>
           <w:r>
             <w:rPr>
-              <w:rFonts w:ascii="宋体" w:eastAsia="宋体" w:hAnsi="宋体" w:cs="宋体" w:hint="eastAsia"/>
+              <w:rFonts w:hint="eastAsia" w:ascii="宋体" w:hAnsi="宋体" w:eastAsia="宋体" w:cs="宋体"/>
               <w:szCs w:val="24"/>
             </w:rPr>
             <w:instrText xml:space="preserve"> HYPERLINK \l _Toc28986 </w:instrText>
           </w:r>
           <w:r>
             <w:rPr>
-              <w:rFonts w:ascii="宋体" w:eastAsia="宋体" w:hAnsi="宋体" w:cs="宋体" w:hint="eastAsia"/>
+              <w:rFonts w:hint="eastAsia" w:ascii="宋体" w:hAnsi="宋体" w:eastAsia="宋体" w:cs="宋体"/>
               <w:szCs w:val="24"/>
             </w:rPr>
             <w:fldChar w:fldCharType="separate"/>
           </w:r>
           <w:r>
             <w:rPr>
-              <w:rFonts w:ascii="宋体" w:eastAsia="宋体" w:hAnsi="宋体" w:cs="宋体" w:hint="default"/>
+              <w:rFonts w:hint="default" w:ascii="宋体" w:hAnsi="宋体" w:eastAsia="宋体" w:cs="宋体"/>
               <w:spacing w:val="-1"/>
               <w:szCs w:val="24"/>
               <w:lang w:val="en-US" w:eastAsia="zh-CN"/>
@@ -2216,7 +2263,7 @@
           </w:r>
           <w:r>
             <w:rPr>
-              <w:rFonts w:ascii="宋体" w:eastAsia="宋体" w:hAnsi="宋体" w:cs="宋体" w:hint="eastAsia"/>
+              <w:rFonts w:hint="eastAsia" w:ascii="宋体" w:hAnsi="宋体" w:eastAsia="宋体" w:cs="宋体"/>
               <w:szCs w:val="24"/>
             </w:rPr>
             <w:fldChar w:fldCharType="end"/>
@@ -2224,28 +2271,28 @@
         </w:p>
         <w:p>
           <w:pPr>
-            <w:pStyle w:val="TOC1"/>
+            <w:pStyle w:val="16"/>
             <w:tabs>
               <w:tab w:val="right" w:leader="dot" w:pos="8306"/>
             </w:tabs>
           </w:pPr>
           <w:r>
             <w:rPr>
-              <w:rFonts w:ascii="宋体" w:eastAsia="宋体" w:hAnsi="宋体" w:cs="宋体" w:hint="eastAsia"/>
+              <w:rFonts w:hint="eastAsia" w:ascii="宋体" w:hAnsi="宋体" w:eastAsia="宋体" w:cs="宋体"/>
               <w:szCs w:val="24"/>
             </w:rPr>
             <w:fldChar w:fldCharType="begin"/>
           </w:r>
           <w:r>
             <w:rPr>
-              <w:rFonts w:ascii="宋体" w:eastAsia="宋体" w:hAnsi="宋体" w:cs="宋体" w:hint="eastAsia"/>
+              <w:rFonts w:hint="eastAsia" w:ascii="宋体" w:hAnsi="宋体" w:eastAsia="宋体" w:cs="宋体"/>
               <w:szCs w:val="24"/>
             </w:rPr>
             <w:instrText xml:space="preserve"> HYPERLINK \l _Toc26371 </w:instrText>
           </w:r>
           <w:r>
             <w:rPr>
-              <w:rFonts w:ascii="宋体" w:eastAsia="宋体" w:hAnsi="宋体" w:cs="宋体" w:hint="eastAsia"/>
+              <w:rFonts w:hint="eastAsia" w:ascii="宋体" w:hAnsi="宋体" w:eastAsia="宋体" w:cs="宋体"/>
               <w:szCs w:val="24"/>
             </w:rPr>
             <w:fldChar w:fldCharType="separate"/>
@@ -2283,7 +2330,7 @@
           </w:r>
           <w:r>
             <w:rPr>
-              <w:rFonts w:ascii="宋体" w:eastAsia="宋体" w:hAnsi="宋体" w:cs="宋体" w:hint="eastAsia"/>
+              <w:rFonts w:hint="eastAsia" w:ascii="宋体" w:hAnsi="宋体" w:eastAsia="宋体" w:cs="宋体"/>
               <w:szCs w:val="24"/>
             </w:rPr>
             <w:fldChar w:fldCharType="end"/>
@@ -2291,28 +2338,28 @@
         </w:p>
         <w:p>
           <w:pPr>
-            <w:pStyle w:val="TOC2"/>
+            <w:pStyle w:val="17"/>
             <w:tabs>
               <w:tab w:val="right" w:leader="dot" w:pos="8306"/>
             </w:tabs>
           </w:pPr>
           <w:r>
             <w:rPr>
-              <w:rFonts w:ascii="宋体" w:eastAsia="宋体" w:hAnsi="宋体" w:cs="宋体" w:hint="eastAsia"/>
+              <w:rFonts w:hint="eastAsia" w:ascii="宋体" w:hAnsi="宋体" w:eastAsia="宋体" w:cs="宋体"/>
               <w:szCs w:val="24"/>
             </w:rPr>
             <w:fldChar w:fldCharType="begin"/>
           </w:r>
           <w:r>
             <w:rPr>
-              <w:rFonts w:ascii="宋体" w:eastAsia="宋体" w:hAnsi="宋体" w:cs="宋体" w:hint="eastAsia"/>
+              <w:rFonts w:hint="eastAsia" w:ascii="宋体" w:hAnsi="宋体" w:eastAsia="宋体" w:cs="宋体"/>
               <w:szCs w:val="24"/>
             </w:rPr>
             <w:instrText xml:space="preserve"> HYPERLINK \l _Toc5064 </w:instrText>
           </w:r>
           <w:r>
             <w:rPr>
-              <w:rFonts w:ascii="宋体" w:eastAsia="宋体" w:hAnsi="宋体" w:cs="宋体" w:hint="eastAsia"/>
+              <w:rFonts w:hint="eastAsia" w:ascii="宋体" w:hAnsi="宋体" w:eastAsia="宋体" w:cs="宋体"/>
               <w:szCs w:val="24"/>
             </w:rPr>
             <w:fldChar w:fldCharType="separate"/>
@@ -2346,7 +2393,7 @@
           </w:r>
           <w:r>
             <w:rPr>
-              <w:rFonts w:ascii="宋体" w:eastAsia="宋体" w:hAnsi="宋体" w:cs="宋体" w:hint="eastAsia"/>
+              <w:rFonts w:hint="eastAsia" w:ascii="宋体" w:hAnsi="宋体" w:eastAsia="宋体" w:cs="宋体"/>
               <w:szCs w:val="24"/>
             </w:rPr>
             <w:fldChar w:fldCharType="end"/>
@@ -2354,28 +2401,28 @@
         </w:p>
         <w:p>
           <w:pPr>
-            <w:pStyle w:val="TOC2"/>
+            <w:pStyle w:val="17"/>
             <w:tabs>
               <w:tab w:val="right" w:leader="dot" w:pos="8306"/>
             </w:tabs>
           </w:pPr>
           <w:r>
             <w:rPr>
-              <w:rFonts w:ascii="宋体" w:eastAsia="宋体" w:hAnsi="宋体" w:cs="宋体" w:hint="eastAsia"/>
+              <w:rFonts w:hint="eastAsia" w:ascii="宋体" w:hAnsi="宋体" w:eastAsia="宋体" w:cs="宋体"/>
               <w:szCs w:val="24"/>
             </w:rPr>
             <w:fldChar w:fldCharType="begin"/>
           </w:r>
           <w:r>
             <w:rPr>
-              <w:rFonts w:ascii="宋体" w:eastAsia="宋体" w:hAnsi="宋体" w:cs="宋体" w:hint="eastAsia"/>
+              <w:rFonts w:hint="eastAsia" w:ascii="宋体" w:hAnsi="宋体" w:eastAsia="宋体" w:cs="宋体"/>
               <w:szCs w:val="24"/>
             </w:rPr>
             <w:instrText xml:space="preserve"> HYPERLINK \l _Toc26055 </w:instrText>
           </w:r>
           <w:r>
             <w:rPr>
-              <w:rFonts w:ascii="宋体" w:eastAsia="宋体" w:hAnsi="宋体" w:cs="宋体" w:hint="eastAsia"/>
+              <w:rFonts w:hint="eastAsia" w:ascii="宋体" w:hAnsi="宋体" w:eastAsia="宋体" w:cs="宋体"/>
               <w:szCs w:val="24"/>
             </w:rPr>
             <w:fldChar w:fldCharType="separate"/>
@@ -2409,7 +2456,7 @@
           </w:r>
           <w:r>
             <w:rPr>
-              <w:rFonts w:ascii="宋体" w:eastAsia="宋体" w:hAnsi="宋体" w:cs="宋体" w:hint="eastAsia"/>
+              <w:rFonts w:hint="eastAsia" w:ascii="宋体" w:hAnsi="宋体" w:eastAsia="宋体" w:cs="宋体"/>
               <w:szCs w:val="24"/>
             </w:rPr>
             <w:fldChar w:fldCharType="end"/>
@@ -2417,28 +2464,28 @@
         </w:p>
         <w:p>
           <w:pPr>
-            <w:pStyle w:val="TOC2"/>
+            <w:pStyle w:val="17"/>
             <w:tabs>
               <w:tab w:val="right" w:leader="dot" w:pos="8306"/>
             </w:tabs>
           </w:pPr>
           <w:r>
             <w:rPr>
-              <w:rFonts w:ascii="宋体" w:eastAsia="宋体" w:hAnsi="宋体" w:cs="宋体" w:hint="eastAsia"/>
+              <w:rFonts w:hint="eastAsia" w:ascii="宋体" w:hAnsi="宋体" w:eastAsia="宋体" w:cs="宋体"/>
               <w:szCs w:val="24"/>
             </w:rPr>
             <w:fldChar w:fldCharType="begin"/>
           </w:r>
           <w:r>
             <w:rPr>
-              <w:rFonts w:ascii="宋体" w:eastAsia="宋体" w:hAnsi="宋体" w:cs="宋体" w:hint="eastAsia"/>
+              <w:rFonts w:hint="eastAsia" w:ascii="宋体" w:hAnsi="宋体" w:eastAsia="宋体" w:cs="宋体"/>
               <w:szCs w:val="24"/>
             </w:rPr>
             <w:instrText xml:space="preserve"> HYPERLINK \l _Toc7891 </w:instrText>
           </w:r>
           <w:r>
             <w:rPr>
-              <w:rFonts w:ascii="宋体" w:eastAsia="宋体" w:hAnsi="宋体" w:cs="宋体" w:hint="eastAsia"/>
+              <w:rFonts w:hint="eastAsia" w:ascii="宋体" w:hAnsi="宋体" w:eastAsia="宋体" w:cs="宋体"/>
               <w:szCs w:val="24"/>
             </w:rPr>
             <w:fldChar w:fldCharType="separate"/>
@@ -2472,7 +2519,7 @@
           </w:r>
           <w:r>
             <w:rPr>
-              <w:rFonts w:ascii="宋体" w:eastAsia="宋体" w:hAnsi="宋体" w:cs="宋体" w:hint="eastAsia"/>
+              <w:rFonts w:hint="eastAsia" w:ascii="宋体" w:hAnsi="宋体" w:eastAsia="宋体" w:cs="宋体"/>
               <w:szCs w:val="24"/>
             </w:rPr>
             <w:fldChar w:fldCharType="end"/>
@@ -2480,28 +2527,28 @@
         </w:p>
         <w:p>
           <w:pPr>
-            <w:pStyle w:val="TOC2"/>
+            <w:pStyle w:val="17"/>
             <w:tabs>
               <w:tab w:val="right" w:leader="dot" w:pos="8306"/>
             </w:tabs>
           </w:pPr>
           <w:r>
             <w:rPr>
-              <w:rFonts w:ascii="宋体" w:eastAsia="宋体" w:hAnsi="宋体" w:cs="宋体" w:hint="eastAsia"/>
+              <w:rFonts w:hint="eastAsia" w:ascii="宋体" w:hAnsi="宋体" w:eastAsia="宋体" w:cs="宋体"/>
               <w:szCs w:val="24"/>
             </w:rPr>
             <w:fldChar w:fldCharType="begin"/>
           </w:r>
           <w:r>
             <w:rPr>
-              <w:rFonts w:ascii="宋体" w:eastAsia="宋体" w:hAnsi="宋体" w:cs="宋体" w:hint="eastAsia"/>
+              <w:rFonts w:hint="eastAsia" w:ascii="宋体" w:hAnsi="宋体" w:eastAsia="宋体" w:cs="宋体"/>
               <w:szCs w:val="24"/>
             </w:rPr>
             <w:instrText xml:space="preserve"> HYPERLINK \l _Toc32454 </w:instrText>
           </w:r>
           <w:r>
             <w:rPr>
-              <w:rFonts w:ascii="宋体" w:eastAsia="宋体" w:hAnsi="宋体" w:cs="宋体" w:hint="eastAsia"/>
+              <w:rFonts w:hint="eastAsia" w:ascii="宋体" w:hAnsi="宋体" w:eastAsia="宋体" w:cs="宋体"/>
               <w:szCs w:val="24"/>
             </w:rPr>
             <w:fldChar w:fldCharType="separate"/>
@@ -2535,7 +2582,7 @@
           </w:r>
           <w:r>
             <w:rPr>
-              <w:rFonts w:ascii="宋体" w:eastAsia="宋体" w:hAnsi="宋体" w:cs="宋体" w:hint="eastAsia"/>
+              <w:rFonts w:hint="eastAsia" w:ascii="宋体" w:hAnsi="宋体" w:eastAsia="宋体" w:cs="宋体"/>
               <w:szCs w:val="24"/>
             </w:rPr>
             <w:fldChar w:fldCharType="end"/>
@@ -2543,28 +2590,28 @@
         </w:p>
         <w:p>
           <w:pPr>
-            <w:pStyle w:val="TOC2"/>
+            <w:pStyle w:val="17"/>
             <w:tabs>
               <w:tab w:val="right" w:leader="dot" w:pos="8306"/>
             </w:tabs>
           </w:pPr>
           <w:r>
             <w:rPr>
-              <w:rFonts w:ascii="宋体" w:eastAsia="宋体" w:hAnsi="宋体" w:cs="宋体" w:hint="eastAsia"/>
+              <w:rFonts w:hint="eastAsia" w:ascii="宋体" w:hAnsi="宋体" w:eastAsia="宋体" w:cs="宋体"/>
               <w:szCs w:val="24"/>
             </w:rPr>
             <w:fldChar w:fldCharType="begin"/>
           </w:r>
           <w:r>
             <w:rPr>
-              <w:rFonts w:ascii="宋体" w:eastAsia="宋体" w:hAnsi="宋体" w:cs="宋体" w:hint="eastAsia"/>
+              <w:rFonts w:hint="eastAsia" w:ascii="宋体" w:hAnsi="宋体" w:eastAsia="宋体" w:cs="宋体"/>
               <w:szCs w:val="24"/>
             </w:rPr>
             <w:instrText xml:space="preserve"> HYPERLINK \l _Toc13593 </w:instrText>
           </w:r>
           <w:r>
             <w:rPr>
-              <w:rFonts w:ascii="宋体" w:eastAsia="宋体" w:hAnsi="宋体" w:cs="宋体" w:hint="eastAsia"/>
+              <w:rFonts w:hint="eastAsia" w:ascii="宋体" w:hAnsi="宋体" w:eastAsia="宋体" w:cs="宋体"/>
               <w:szCs w:val="24"/>
             </w:rPr>
             <w:fldChar w:fldCharType="separate"/>
@@ -2598,7 +2645,7 @@
           </w:r>
           <w:r>
             <w:rPr>
-              <w:rFonts w:ascii="宋体" w:eastAsia="宋体" w:hAnsi="宋体" w:cs="宋体" w:hint="eastAsia"/>
+              <w:rFonts w:hint="eastAsia" w:ascii="宋体" w:hAnsi="宋体" w:eastAsia="宋体" w:cs="宋体"/>
               <w:szCs w:val="24"/>
             </w:rPr>
             <w:fldChar w:fldCharType="end"/>
@@ -2606,28 +2653,28 @@
         </w:p>
         <w:p>
           <w:pPr>
-            <w:pStyle w:val="TOC2"/>
+            <w:pStyle w:val="17"/>
             <w:tabs>
               <w:tab w:val="right" w:leader="dot" w:pos="8306"/>
             </w:tabs>
           </w:pPr>
           <w:r>
             <w:rPr>
-              <w:rFonts w:ascii="宋体" w:eastAsia="宋体" w:hAnsi="宋体" w:cs="宋体" w:hint="eastAsia"/>
+              <w:rFonts w:hint="eastAsia" w:ascii="宋体" w:hAnsi="宋体" w:eastAsia="宋体" w:cs="宋体"/>
               <w:szCs w:val="24"/>
             </w:rPr>
             <w:fldChar w:fldCharType="begin"/>
           </w:r>
           <w:r>
             <w:rPr>
-              <w:rFonts w:ascii="宋体" w:eastAsia="宋体" w:hAnsi="宋体" w:cs="宋体" w:hint="eastAsia"/>
+              <w:rFonts w:hint="eastAsia" w:ascii="宋体" w:hAnsi="宋体" w:eastAsia="宋体" w:cs="宋体"/>
               <w:szCs w:val="24"/>
             </w:rPr>
             <w:instrText xml:space="preserve"> HYPERLINK \l _Toc26958 </w:instrText>
           </w:r>
           <w:r>
             <w:rPr>
-              <w:rFonts w:ascii="宋体" w:eastAsia="宋体" w:hAnsi="宋体" w:cs="宋体" w:hint="eastAsia"/>
+              <w:rFonts w:hint="eastAsia" w:ascii="宋体" w:hAnsi="宋体" w:eastAsia="宋体" w:cs="宋体"/>
               <w:szCs w:val="24"/>
             </w:rPr>
             <w:fldChar w:fldCharType="separate"/>
@@ -2661,7 +2708,7 @@
           </w:r>
           <w:r>
             <w:rPr>
-              <w:rFonts w:ascii="宋体" w:eastAsia="宋体" w:hAnsi="宋体" w:cs="宋体" w:hint="eastAsia"/>
+              <w:rFonts w:hint="eastAsia" w:ascii="宋体" w:hAnsi="宋体" w:eastAsia="宋体" w:cs="宋体"/>
               <w:szCs w:val="24"/>
             </w:rPr>
             <w:fldChar w:fldCharType="end"/>
@@ -2669,28 +2716,28 @@
         </w:p>
         <w:p>
           <w:pPr>
-            <w:pStyle w:val="TOC2"/>
+            <w:pStyle w:val="17"/>
             <w:tabs>
               <w:tab w:val="right" w:leader="dot" w:pos="8306"/>
             </w:tabs>
           </w:pPr>
           <w:r>
             <w:rPr>
-              <w:rFonts w:ascii="宋体" w:eastAsia="宋体" w:hAnsi="宋体" w:cs="宋体" w:hint="eastAsia"/>
+              <w:rFonts w:hint="eastAsia" w:ascii="宋体" w:hAnsi="宋体" w:eastAsia="宋体" w:cs="宋体"/>
               <w:szCs w:val="24"/>
             </w:rPr>
             <w:fldChar w:fldCharType="begin"/>
           </w:r>
           <w:r>
             <w:rPr>
-              <w:rFonts w:ascii="宋体" w:eastAsia="宋体" w:hAnsi="宋体" w:cs="宋体" w:hint="eastAsia"/>
+              <w:rFonts w:hint="eastAsia" w:ascii="宋体" w:hAnsi="宋体" w:eastAsia="宋体" w:cs="宋体"/>
               <w:szCs w:val="24"/>
             </w:rPr>
             <w:instrText xml:space="preserve"> HYPERLINK \l _Toc31248 </w:instrText>
           </w:r>
           <w:r>
             <w:rPr>
-              <w:rFonts w:ascii="宋体" w:eastAsia="宋体" w:hAnsi="宋体" w:cs="宋体" w:hint="eastAsia"/>
+              <w:rFonts w:hint="eastAsia" w:ascii="宋体" w:hAnsi="宋体" w:eastAsia="宋体" w:cs="宋体"/>
               <w:szCs w:val="24"/>
             </w:rPr>
             <w:fldChar w:fldCharType="separate"/>
@@ -2724,7 +2771,7 @@
           </w:r>
           <w:r>
             <w:rPr>
-              <w:rFonts w:ascii="宋体" w:eastAsia="宋体" w:hAnsi="宋体" w:cs="宋体" w:hint="eastAsia"/>
+              <w:rFonts w:hint="eastAsia" w:ascii="宋体" w:hAnsi="宋体" w:eastAsia="宋体" w:cs="宋体"/>
               <w:szCs w:val="24"/>
             </w:rPr>
             <w:fldChar w:fldCharType="end"/>
@@ -2732,28 +2779,28 @@
         </w:p>
         <w:p>
           <w:pPr>
-            <w:pStyle w:val="TOC2"/>
+            <w:pStyle w:val="17"/>
             <w:tabs>
               <w:tab w:val="right" w:leader="dot" w:pos="8306"/>
             </w:tabs>
           </w:pPr>
           <w:r>
             <w:rPr>
-              <w:rFonts w:ascii="宋体" w:eastAsia="宋体" w:hAnsi="宋体" w:cs="宋体" w:hint="eastAsia"/>
+              <w:rFonts w:hint="eastAsia" w:ascii="宋体" w:hAnsi="宋体" w:eastAsia="宋体" w:cs="宋体"/>
               <w:szCs w:val="24"/>
             </w:rPr>
             <w:fldChar w:fldCharType="begin"/>
           </w:r>
           <w:r>
             <w:rPr>
-              <w:rFonts w:ascii="宋体" w:eastAsia="宋体" w:hAnsi="宋体" w:cs="宋体" w:hint="eastAsia"/>
+              <w:rFonts w:hint="eastAsia" w:ascii="宋体" w:hAnsi="宋体" w:eastAsia="宋体" w:cs="宋体"/>
               <w:szCs w:val="24"/>
             </w:rPr>
             <w:instrText xml:space="preserve"> HYPERLINK \l _Toc26331 </w:instrText>
           </w:r>
           <w:r>
             <w:rPr>
-              <w:rFonts w:ascii="宋体" w:eastAsia="宋体" w:hAnsi="宋体" w:cs="宋体" w:hint="eastAsia"/>
+              <w:rFonts w:hint="eastAsia" w:ascii="宋体" w:hAnsi="宋体" w:eastAsia="宋体" w:cs="宋体"/>
               <w:szCs w:val="24"/>
             </w:rPr>
             <w:fldChar w:fldCharType="separate"/>
@@ -2791,7 +2838,7 @@
           </w:r>
           <w:r>
             <w:rPr>
-              <w:rFonts w:ascii="宋体" w:eastAsia="宋体" w:hAnsi="宋体" w:cs="宋体" w:hint="eastAsia"/>
+              <w:rFonts w:hint="eastAsia" w:ascii="宋体" w:hAnsi="宋体" w:eastAsia="宋体" w:cs="宋体"/>
               <w:szCs w:val="24"/>
             </w:rPr>
             <w:fldChar w:fldCharType="end"/>
@@ -2799,42 +2846,42 @@
         </w:p>
         <w:p>
           <w:pPr>
-            <w:pStyle w:val="TOC1"/>
+            <w:pStyle w:val="16"/>
             <w:tabs>
               <w:tab w:val="right" w:leader="dot" w:pos="8306"/>
             </w:tabs>
           </w:pPr>
           <w:r>
             <w:rPr>
-              <w:rFonts w:ascii="宋体" w:eastAsia="宋体" w:hAnsi="宋体" w:cs="宋体" w:hint="eastAsia"/>
+              <w:rFonts w:hint="eastAsia" w:ascii="宋体" w:hAnsi="宋体" w:eastAsia="宋体" w:cs="宋体"/>
               <w:szCs w:val="24"/>
             </w:rPr>
             <w:fldChar w:fldCharType="begin"/>
           </w:r>
           <w:r>
             <w:rPr>
-              <w:rFonts w:ascii="宋体" w:eastAsia="宋体" w:hAnsi="宋体" w:cs="宋体" w:hint="eastAsia"/>
+              <w:rFonts w:hint="eastAsia" w:ascii="宋体" w:hAnsi="宋体" w:eastAsia="宋体" w:cs="宋体"/>
               <w:szCs w:val="24"/>
             </w:rPr>
             <w:instrText xml:space="preserve"> HYPERLINK \l _Toc3513 </w:instrText>
           </w:r>
           <w:r>
             <w:rPr>
-              <w:rFonts w:ascii="宋体" w:eastAsia="宋体" w:hAnsi="宋体" w:cs="宋体" w:hint="eastAsia"/>
+              <w:rFonts w:hint="eastAsia" w:ascii="宋体" w:hAnsi="宋体" w:eastAsia="宋体" w:cs="宋体"/>
               <w:szCs w:val="24"/>
             </w:rPr>
             <w:fldChar w:fldCharType="separate"/>
           </w:r>
           <w:r>
             <w:rPr>
-              <w:rFonts w:eastAsia="宋体" w:hint="default"/>
+              <w:rFonts w:hint="default" w:eastAsia="宋体"/>
               <w:lang w:val="en-US" w:eastAsia="zh-CN"/>
             </w:rPr>
             <w:t xml:space="preserve">6. </w:t>
           </w:r>
           <w:r>
             <w:rPr>
-              <w:rFonts w:eastAsia="宋体" w:hint="eastAsia"/>
+              <w:rFonts w:hint="eastAsia" w:eastAsia="宋体"/>
               <w:lang w:val="en-US" w:eastAsia="zh-CN"/>
             </w:rPr>
             <w:t>附则</w:t>
@@ -2859,7 +2906,7 @@
           </w:r>
           <w:r>
             <w:rPr>
-              <w:rFonts w:ascii="宋体" w:eastAsia="宋体" w:hAnsi="宋体" w:cs="宋体" w:hint="eastAsia"/>
+              <w:rFonts w:hint="eastAsia" w:ascii="宋体" w:hAnsi="宋体" w:eastAsia="宋体" w:cs="宋体"/>
               <w:szCs w:val="24"/>
             </w:rPr>
             <w:fldChar w:fldCharType="end"/>
@@ -2867,28 +2914,28 @@
         </w:p>
         <w:p>
           <w:pPr>
-            <w:pStyle w:val="TOC1"/>
+            <w:pStyle w:val="16"/>
             <w:tabs>
               <w:tab w:val="right" w:leader="dot" w:pos="8306"/>
             </w:tabs>
           </w:pPr>
           <w:r>
             <w:rPr>
-              <w:rFonts w:ascii="宋体" w:eastAsia="宋体" w:hAnsi="宋体" w:cs="宋体" w:hint="eastAsia"/>
+              <w:rFonts w:hint="eastAsia" w:ascii="宋体" w:hAnsi="宋体" w:eastAsia="宋体" w:cs="宋体"/>
               <w:szCs w:val="24"/>
             </w:rPr>
             <w:fldChar w:fldCharType="begin"/>
           </w:r>
           <w:r>
             <w:rPr>
-              <w:rFonts w:ascii="宋体" w:eastAsia="宋体" w:hAnsi="宋体" w:cs="宋体" w:hint="eastAsia"/>
+              <w:rFonts w:hint="eastAsia" w:ascii="宋体" w:hAnsi="宋体" w:eastAsia="宋体" w:cs="宋体"/>
               <w:szCs w:val="24"/>
             </w:rPr>
             <w:instrText xml:space="preserve"> HYPERLINK \l _Toc12815 </w:instrText>
           </w:r>
           <w:r>
             <w:rPr>
-              <w:rFonts w:ascii="宋体" w:eastAsia="宋体" w:hAnsi="宋体" w:cs="宋体" w:hint="eastAsia"/>
+              <w:rFonts w:hint="eastAsia" w:ascii="宋体" w:hAnsi="宋体" w:eastAsia="宋体" w:cs="宋体"/>
               <w:szCs w:val="24"/>
             </w:rPr>
             <w:fldChar w:fldCharType="separate"/>
@@ -2927,7 +2974,7 @@
           </w:r>
           <w:r>
             <w:rPr>
-              <w:rFonts w:ascii="宋体" w:eastAsia="宋体" w:hAnsi="宋体" w:cs="宋体" w:hint="eastAsia"/>
+              <w:rFonts w:hint="eastAsia" w:ascii="宋体" w:hAnsi="宋体" w:eastAsia="宋体" w:cs="宋体"/>
               <w:szCs w:val="24"/>
             </w:rPr>
             <w:fldChar w:fldCharType="end"/>
@@ -2935,28 +2982,28 @@
         </w:p>
         <w:p>
           <w:pPr>
-            <w:pStyle w:val="TOC1"/>
+            <w:pStyle w:val="16"/>
             <w:tabs>
               <w:tab w:val="right" w:leader="dot" w:pos="8306"/>
             </w:tabs>
           </w:pPr>
           <w:r>
             <w:rPr>
-              <w:rFonts w:ascii="宋体" w:eastAsia="宋体" w:hAnsi="宋体" w:cs="宋体" w:hint="eastAsia"/>
+              <w:rFonts w:hint="eastAsia" w:ascii="宋体" w:hAnsi="宋体" w:eastAsia="宋体" w:cs="宋体"/>
               <w:szCs w:val="24"/>
             </w:rPr>
             <w:fldChar w:fldCharType="begin"/>
           </w:r>
           <w:r>
             <w:rPr>
-              <w:rFonts w:ascii="宋体" w:eastAsia="宋体" w:hAnsi="宋体" w:cs="宋体" w:hint="eastAsia"/>
+              <w:rFonts w:hint="eastAsia" w:ascii="宋体" w:hAnsi="宋体" w:eastAsia="宋体" w:cs="宋体"/>
               <w:szCs w:val="24"/>
             </w:rPr>
             <w:instrText xml:space="preserve"> HYPERLINK \l _Toc6193 </w:instrText>
           </w:r>
           <w:r>
             <w:rPr>
-              <w:rFonts w:ascii="宋体" w:eastAsia="宋体" w:hAnsi="宋体" w:cs="宋体" w:hint="eastAsia"/>
+              <w:rFonts w:hint="eastAsia" w:ascii="宋体" w:hAnsi="宋体" w:eastAsia="宋体" w:cs="宋体"/>
               <w:szCs w:val="24"/>
             </w:rPr>
             <w:fldChar w:fldCharType="separate"/>
@@ -2995,7 +3042,7 @@
           </w:r>
           <w:r>
             <w:rPr>
-              <w:rFonts w:ascii="宋体" w:eastAsia="宋体" w:hAnsi="宋体" w:cs="宋体" w:hint="eastAsia"/>
+              <w:rFonts w:hint="eastAsia" w:ascii="宋体" w:hAnsi="宋体" w:eastAsia="宋体" w:cs="宋体"/>
               <w:szCs w:val="24"/>
             </w:rPr>
             <w:fldChar w:fldCharType="end"/>
@@ -3015,7 +3062,7 @@
           </w:pPr>
           <w:r>
             <w:rPr>
-              <w:rFonts w:ascii="宋体" w:eastAsia="宋体" w:hAnsi="宋体" w:cs="宋体" w:hint="eastAsia"/>
+              <w:rFonts w:hint="eastAsia" w:ascii="宋体" w:hAnsi="宋体" w:eastAsia="宋体" w:cs="宋体"/>
               <w:szCs w:val="24"/>
             </w:rPr>
             <w:fldChar w:fldCharType="end"/>
@@ -3032,7 +3079,7 @@
         <w:overflowPunct/>
         <w:bidi w:val="0"/>
         <w:rPr>
-          <w:rFonts w:ascii="Arial" w:eastAsia="Arial" w:hAnsi="Arial" w:cs="Arial"/>
+          <w:rFonts w:ascii="Arial" w:hAnsi="Arial" w:eastAsia="Arial" w:cs="Arial"/>
           <w:snapToGrid w:val="0"/>
           <w:color w:val="000000"/>
           <w:kern w:val="0"/>
@@ -3043,7 +3090,7 @@
       </w:pPr>
       <w:r>
         <w:rPr>
-          <w:rFonts w:ascii="Arial" w:eastAsia="Arial" w:hAnsi="Arial" w:cs="Arial"/>
+          <w:rFonts w:ascii="Arial" w:hAnsi="Arial" w:eastAsia="Arial" w:cs="Arial"/>
           <w:snapToGrid w:val="0"/>
           <w:color w:val="000000"/>
           <w:kern w:val="0"/>
@@ -3056,7 +3103,7 @@
     </w:p>
     <w:p>
       <w:pPr>
-        <w:pStyle w:val="1"/>
+        <w:pStyle w:val="28"/>
         <w:keepLines w:val="0"/>
         <w:pageBreakBefore w:val="0"/>
         <w:widowControl w:val="0"/>
@@ -3080,7 +3127,7 @@
     </w:p>
     <w:p>
       <w:pPr>
-        <w:pStyle w:val="a1"/>
+        <w:pStyle w:val="29"/>
         <w:keepLines w:val="0"/>
         <w:pageBreakBefore w:val="0"/>
         <w:widowControl w:val="0"/>
@@ -3114,7 +3161,7 @@
     </w:p>
     <w:p>
       <w:pPr>
-        <w:pStyle w:val="1"/>
+        <w:pStyle w:val="28"/>
         <w:keepLines w:val="0"/>
         <w:pageBreakBefore w:val="0"/>
         <w:widowControl w:val="0"/>
@@ -3136,7 +3183,7 @@
     </w:p>
     <w:p>
       <w:pPr>
-        <w:pStyle w:val="a1"/>
+        <w:pStyle w:val="29"/>
         <w:keepLines w:val="0"/>
         <w:pageBreakBefore w:val="0"/>
         <w:widowControl w:val="0"/>
@@ -3158,7 +3205,7 @@
     </w:p>
     <w:p>
       <w:pPr>
-        <w:pStyle w:val="1"/>
+        <w:pStyle w:val="28"/>
         <w:keepLines w:val="0"/>
         <w:pageBreakBefore w:val="0"/>
         <w:widowControl w:val="0"/>
@@ -3182,7 +3229,7 @@
     </w:p>
     <w:p>
       <w:pPr>
-        <w:pStyle w:val="a1"/>
+        <w:pStyle w:val="29"/>
         <w:keepLines w:val="0"/>
         <w:pageBreakBefore w:val="0"/>
         <w:widowControl w:val="0"/>
@@ -3204,7 +3251,7 @@
     </w:p>
     <w:p>
       <w:pPr>
-        <w:pStyle w:val="1"/>
+        <w:pStyle w:val="28"/>
         <w:keepLines w:val="0"/>
         <w:pageBreakBefore w:val="0"/>
         <w:widowControl w:val="0"/>
@@ -3226,7 +3273,7 @@
     </w:p>
     <w:p>
       <w:pPr>
-        <w:pStyle w:val="2"/>
+        <w:pStyle w:val="30"/>
         <w:keepLines w:val="0"/>
         <w:pageBreakBefore w:val="0"/>
         <w:widowControl w:val="0"/>
@@ -3250,7 +3297,7 @@
     </w:p>
     <w:p>
       <w:pPr>
-        <w:pStyle w:val="a1"/>
+        <w:pStyle w:val="29"/>
         <w:keepNext w:val="0"/>
         <w:keepLines w:val="0"/>
         <w:pageBreakBefore w:val="0"/>
@@ -3268,7 +3315,7 @@
         <w:bidi w:val="0"/>
         <w:adjustRightInd w:val="0"/>
         <w:snapToGrid w:val="0"/>
-        <w:ind w:left="425" w:hanging="425" w:leftChars="0" w:firstLineChars="0"/>
+        <w:ind w:left="425" w:leftChars="0" w:hanging="425" w:firstLineChars="0"/>
         <w:textAlignment w:val="baseline"/>
         <w:rPr>
           <w:rFonts w:hint="eastAsia"/>
@@ -3285,7 +3332,7 @@
     </w:p>
     <w:p>
       <w:pPr>
-        <w:pStyle w:val="a1"/>
+        <w:pStyle w:val="29"/>
         <w:keepNext w:val="0"/>
         <w:keepLines w:val="0"/>
         <w:pageBreakBefore w:val="0"/>
@@ -3303,7 +3350,7 @@
         <w:bidi w:val="0"/>
         <w:adjustRightInd w:val="0"/>
         <w:snapToGrid w:val="0"/>
-        <w:ind w:left="425" w:hanging="425" w:leftChars="0" w:firstLineChars="0"/>
+        <w:ind w:left="425" w:leftChars="0" w:hanging="425" w:firstLineChars="0"/>
         <w:textAlignment w:val="baseline"/>
         <w:rPr>
           <w:rFonts w:hint="eastAsia"/>
@@ -3320,7 +3367,7 @@
     </w:p>
     <w:p>
       <w:pPr>
-        <w:pStyle w:val="a1"/>
+        <w:pStyle w:val="29"/>
         <w:keepNext w:val="0"/>
         <w:keepLines w:val="0"/>
         <w:pageBreakBefore w:val="0"/>
@@ -3338,7 +3385,7 @@
         <w:bidi w:val="0"/>
         <w:adjustRightInd w:val="0"/>
         <w:snapToGrid w:val="0"/>
-        <w:ind w:left="425" w:hanging="425" w:leftChars="0" w:firstLineChars="0"/>
+        <w:ind w:left="425" w:leftChars="0" w:hanging="425" w:firstLineChars="0"/>
         <w:textAlignment w:val="baseline"/>
         <w:rPr>
           <w:rFonts w:hint="eastAsia"/>
@@ -3355,7 +3402,7 @@
     </w:p>
     <w:p>
       <w:pPr>
-        <w:pStyle w:val="a1"/>
+        <w:pStyle w:val="29"/>
         <w:keepNext w:val="0"/>
         <w:keepLines w:val="0"/>
         <w:pageBreakBefore w:val="0"/>
@@ -3373,7 +3420,7 @@
         <w:bidi w:val="0"/>
         <w:adjustRightInd w:val="0"/>
         <w:snapToGrid w:val="0"/>
-        <w:ind w:left="425" w:hanging="425" w:leftChars="0" w:firstLineChars="0"/>
+        <w:ind w:left="425" w:leftChars="0" w:hanging="425" w:firstLineChars="0"/>
         <w:textAlignment w:val="baseline"/>
         <w:rPr>
           <w:rFonts w:hint="default"/>
@@ -3390,15 +3437,15 @@
     </w:p>
     <w:p>
       <w:pPr>
-        <w:pStyle w:val="2"/>
-        <w:keepLines w:val="0"/>
-        <w:pageBreakBefore w:val="0"/>
-        <w:widowControl w:val="0"/>
-        <w:wordWrap/>
-        <w:overflowPunct/>
-        <w:bidi w:val="0"/>
-        <w:rPr>
-          <w:rFonts w:ascii="宋体" w:eastAsia="宋体" w:hAnsi="宋体" w:cs="宋体" w:hint="eastAsia"/>
+        <w:pStyle w:val="30"/>
+        <w:keepLines w:val="0"/>
+        <w:pageBreakBefore w:val="0"/>
+        <w:widowControl w:val="0"/>
+        <w:wordWrap/>
+        <w:overflowPunct/>
+        <w:bidi w:val="0"/>
+        <w:rPr>
+          <w:rFonts w:hint="eastAsia" w:ascii="宋体" w:hAnsi="宋体" w:eastAsia="宋体" w:cs="宋体"/>
           <w:spacing w:val="-1"/>
           <w:sz w:val="24"/>
           <w:szCs w:val="24"/>
@@ -3419,7 +3466,7 @@
     </w:p>
     <w:p>
       <w:pPr>
-        <w:pStyle w:val="a1"/>
+        <w:pStyle w:val="29"/>
         <w:keepLines w:val="0"/>
         <w:pageBreakBefore w:val="0"/>
         <w:widowControl w:val="0"/>
@@ -3430,7 +3477,7 @@
         <w:wordWrap/>
         <w:overflowPunct/>
         <w:bidi w:val="0"/>
-        <w:ind w:left="425" w:hanging="425" w:leftChars="0" w:firstLineChars="0"/>
+        <w:ind w:left="425" w:leftChars="0" w:hanging="425" w:firstLineChars="0"/>
         <w:rPr>
           <w:rFonts w:hint="eastAsia"/>
           <w:lang w:val="en-US" w:eastAsia="zh-CN"/>
@@ -3446,7 +3493,7 @@
     </w:p>
     <w:p>
       <w:pPr>
-        <w:pStyle w:val="a1"/>
+        <w:pStyle w:val="29"/>
         <w:keepLines w:val="0"/>
         <w:pageBreakBefore w:val="0"/>
         <w:widowControl w:val="0"/>
@@ -3457,7 +3504,7 @@
         <w:wordWrap/>
         <w:overflowPunct/>
         <w:bidi w:val="0"/>
-        <w:ind w:left="425" w:hanging="425" w:leftChars="0" w:firstLineChars="0"/>
+        <w:ind w:left="425" w:leftChars="0" w:hanging="425" w:firstLineChars="0"/>
         <w:rPr>
           <w:rFonts w:hint="default"/>
           <w:lang w:val="en-US" w:eastAsia="zh-CN"/>
@@ -3473,7 +3520,7 @@
     </w:p>
     <w:p>
       <w:pPr>
-        <w:pStyle w:val="1"/>
+        <w:pStyle w:val="28"/>
         <w:keepLines w:val="0"/>
         <w:pageBreakBefore w:val="0"/>
         <w:widowControl w:val="0"/>
@@ -3493,7 +3540,7 @@
     </w:p>
     <w:p>
       <w:pPr>
-        <w:pStyle w:val="2"/>
+        <w:pStyle w:val="30"/>
         <w:keepLines w:val="0"/>
         <w:pageBreakBefore w:val="0"/>
         <w:widowControl w:val="0"/>
@@ -3509,7 +3556,7 @@
     </w:p>
     <w:p>
       <w:pPr>
-        <w:pStyle w:val="a1"/>
+        <w:pStyle w:val="29"/>
         <w:keepLines w:val="0"/>
         <w:pageBreakBefore w:val="0"/>
         <w:widowControl w:val="0"/>
@@ -3543,7 +3590,7 @@
     </w:p>
     <w:p>
       <w:pPr>
-        <w:pStyle w:val="2"/>
+        <w:pStyle w:val="30"/>
         <w:keepLines w:val="0"/>
         <w:pageBreakBefore w:val="0"/>
         <w:widowControl w:val="0"/>
@@ -3579,17 +3626,17 @@
         <w:adjustRightInd w:val="0"/>
         <w:snapToGrid w:val="0"/>
         <w:spacing w:line="360" w:lineRule="auto"/>
-        <w:ind w:left="425" w:right="0" w:hanging="425" w:leftChars="0" w:firstLineChars="0"/>
+        <w:ind w:left="425" w:leftChars="0" w:right="0" w:hanging="425" w:firstLineChars="0"/>
         <w:textAlignment w:val="baseline"/>
         <w:rPr>
-          <w:rFonts w:ascii="宋体" w:eastAsia="宋体" w:hAnsi="宋体" w:cs="宋体"/>
-          <w:sz w:val="24"/>
-          <w:szCs w:val="24"/>
-        </w:rPr>
-      </w:pPr>
-      <w:r>
-        <w:rPr>
-          <w:rFonts w:ascii="宋体" w:eastAsia="宋体" w:hAnsi="宋体" w:cs="宋体" w:hint="eastAsia"/>
+          <w:rFonts w:ascii="宋体" w:hAnsi="宋体" w:eastAsia="宋体" w:cs="宋体"/>
+          <w:sz w:val="24"/>
+          <w:szCs w:val="24"/>
+        </w:rPr>
+      </w:pPr>
+      <w:r>
+        <w:rPr>
+          <w:rFonts w:hint="eastAsia" w:ascii="宋体" w:hAnsi="宋体" w:eastAsia="宋体" w:cs="宋体"/>
           <w:spacing w:val="1"/>
           <w:sz w:val="24"/>
           <w:szCs w:val="24"/>
@@ -3599,7 +3646,7 @@
       </w:r>
       <w:r>
         <w:rPr>
-          <w:rFonts w:ascii="宋体" w:eastAsia="宋体" w:hAnsi="宋体" w:cs="宋体"/>
+          <w:rFonts w:ascii="宋体" w:hAnsi="宋体" w:eastAsia="宋体" w:cs="宋体"/>
           <w:spacing w:val="1"/>
           <w:sz w:val="24"/>
           <w:szCs w:val="24"/>
@@ -3608,7 +3655,7 @@
       </w:r>
       <w:r>
         <w:rPr>
-          <w:rFonts w:ascii="宋体" w:eastAsia="宋体" w:hAnsi="宋体" w:cs="宋体" w:hint="eastAsia"/>
+          <w:rFonts w:hint="eastAsia" w:ascii="宋体" w:hAnsi="宋体" w:eastAsia="宋体" w:cs="宋体"/>
           <w:spacing w:val="1"/>
           <w:sz w:val="24"/>
           <w:szCs w:val="24"/>
@@ -3618,7 +3665,7 @@
       </w:r>
       <w:r>
         <w:rPr>
-          <w:rFonts w:ascii="宋体" w:eastAsia="宋体" w:hAnsi="宋体" w:cs="宋体"/>
+          <w:rFonts w:ascii="宋体" w:hAnsi="宋体" w:eastAsia="宋体" w:cs="宋体"/>
           <w:spacing w:val="1"/>
           <w:sz w:val="24"/>
           <w:szCs w:val="24"/>
@@ -3627,7 +3674,7 @@
       </w:r>
       <w:r>
         <w:rPr>
-          <w:rFonts w:ascii="宋体" w:eastAsia="宋体" w:hAnsi="宋体" w:cs="宋体"/>
+          <w:rFonts w:ascii="宋体" w:hAnsi="宋体" w:eastAsia="宋体" w:cs="宋体"/>
           <w:spacing w:val="-1"/>
           <w:sz w:val="24"/>
           <w:szCs w:val="24"/>
@@ -3636,7 +3683,7 @@
       </w:r>
       <w:r>
         <w:rPr>
-          <w:rFonts w:ascii="宋体" w:eastAsia="宋体" w:hAnsi="宋体" w:cs="宋体" w:hint="eastAsia"/>
+          <w:rFonts w:hint="eastAsia" w:ascii="宋体" w:hAnsi="宋体" w:eastAsia="宋体" w:cs="宋体"/>
           <w:spacing w:val="-1"/>
           <w:sz w:val="24"/>
           <w:szCs w:val="24"/>
@@ -3646,7 +3693,7 @@
       </w:r>
       <w:r>
         <w:rPr>
-          <w:rFonts w:ascii="宋体" w:eastAsia="宋体" w:hAnsi="宋体" w:cs="宋体"/>
+          <w:rFonts w:ascii="宋体" w:hAnsi="宋体" w:eastAsia="宋体" w:cs="宋体"/>
           <w:spacing w:val="-1"/>
           <w:sz w:val="24"/>
           <w:szCs w:val="24"/>
@@ -3674,17 +3721,17 @@
         <w:adjustRightInd w:val="0"/>
         <w:snapToGrid w:val="0"/>
         <w:spacing w:line="360" w:lineRule="auto"/>
-        <w:ind w:left="425" w:right="0" w:hanging="425" w:leftChars="0" w:firstLineChars="0"/>
+        <w:ind w:left="425" w:leftChars="0" w:right="0" w:hanging="425" w:firstLineChars="0"/>
         <w:textAlignment w:val="baseline"/>
         <w:rPr>
-          <w:rFonts w:ascii="宋体" w:eastAsia="宋体" w:hAnsi="宋体" w:cs="宋体"/>
-          <w:sz w:val="24"/>
-          <w:szCs w:val="24"/>
-        </w:rPr>
-      </w:pPr>
-      <w:r>
-        <w:rPr>
-          <w:rFonts w:ascii="宋体" w:eastAsia="宋体" w:hAnsi="宋体" w:cs="宋体"/>
+          <w:rFonts w:ascii="宋体" w:hAnsi="宋体" w:eastAsia="宋体" w:cs="宋体"/>
+          <w:sz w:val="24"/>
+          <w:szCs w:val="24"/>
+        </w:rPr>
+      </w:pPr>
+      <w:r>
+        <w:rPr>
+          <w:rFonts w:ascii="宋体" w:hAnsi="宋体" w:eastAsia="宋体" w:cs="宋体"/>
           <w:spacing w:val="-1"/>
           <w:sz w:val="24"/>
           <w:szCs w:val="24"/>
@@ -3693,7 +3740,7 @@
       </w:r>
       <w:r>
         <w:rPr>
-          <w:rFonts w:ascii="宋体" w:eastAsia="宋体" w:hAnsi="宋体" w:cs="宋体" w:hint="eastAsia"/>
+          <w:rFonts w:hint="eastAsia" w:ascii="宋体" w:hAnsi="宋体" w:eastAsia="宋体" w:cs="宋体"/>
           <w:spacing w:val="-1"/>
           <w:sz w:val="24"/>
           <w:szCs w:val="24"/>
@@ -3703,7 +3750,7 @@
       </w:r>
       <w:r>
         <w:rPr>
-          <w:rFonts w:ascii="宋体" w:eastAsia="宋体" w:hAnsi="宋体" w:cs="宋体"/>
+          <w:rFonts w:ascii="宋体" w:hAnsi="宋体" w:eastAsia="宋体" w:cs="宋体"/>
           <w:spacing w:val="-1"/>
           <w:sz w:val="24"/>
           <w:szCs w:val="24"/>
@@ -3731,17 +3778,17 @@
         <w:adjustRightInd w:val="0"/>
         <w:snapToGrid w:val="0"/>
         <w:spacing w:line="360" w:lineRule="auto"/>
-        <w:ind w:left="425" w:right="0" w:hanging="425" w:leftChars="0" w:firstLineChars="0"/>
+        <w:ind w:left="425" w:leftChars="0" w:right="0" w:hanging="425" w:firstLineChars="0"/>
         <w:textAlignment w:val="baseline"/>
         <w:rPr>
-          <w:rFonts w:ascii="宋体" w:eastAsia="宋体" w:hAnsi="宋体" w:cs="宋体"/>
-          <w:sz w:val="24"/>
-          <w:szCs w:val="24"/>
-        </w:rPr>
-      </w:pPr>
-      <w:r>
-        <w:rPr>
-          <w:rFonts w:ascii="宋体" w:eastAsia="宋体" w:hAnsi="宋体" w:cs="宋体"/>
+          <w:rFonts w:ascii="宋体" w:hAnsi="宋体" w:eastAsia="宋体" w:cs="宋体"/>
+          <w:sz w:val="24"/>
+          <w:szCs w:val="24"/>
+        </w:rPr>
+      </w:pPr>
+      <w:r>
+        <w:rPr>
+          <w:rFonts w:ascii="宋体" w:hAnsi="宋体" w:eastAsia="宋体" w:cs="宋体"/>
           <w:spacing w:val="-6"/>
           <w:sz w:val="24"/>
           <w:szCs w:val="24"/>
@@ -3750,7 +3797,7 @@
       </w:r>
       <w:r>
         <w:rPr>
-          <w:rFonts w:ascii="宋体" w:eastAsia="宋体" w:hAnsi="宋体" w:cs="宋体" w:hint="eastAsia"/>
+          <w:rFonts w:hint="eastAsia" w:ascii="宋体" w:hAnsi="宋体" w:eastAsia="宋体" w:cs="宋体"/>
           <w:spacing w:val="-6"/>
           <w:sz w:val="24"/>
           <w:szCs w:val="24"/>
@@ -3760,7 +3807,7 @@
       </w:r>
       <w:r>
         <w:rPr>
-          <w:rFonts w:ascii="宋体" w:eastAsia="宋体" w:hAnsi="宋体" w:cs="宋体"/>
+          <w:rFonts w:ascii="宋体" w:hAnsi="宋体" w:eastAsia="宋体" w:cs="宋体"/>
           <w:spacing w:val="-6"/>
           <w:sz w:val="24"/>
           <w:szCs w:val="24"/>
@@ -3769,7 +3816,7 @@
       </w:r>
       <w:r>
         <w:rPr>
-          <w:rFonts w:ascii="宋体" w:eastAsia="宋体" w:hAnsi="宋体" w:cs="宋体"/>
+          <w:rFonts w:ascii="宋体" w:hAnsi="宋体" w:eastAsia="宋体" w:cs="宋体"/>
           <w:spacing w:val="-7"/>
           <w:sz w:val="24"/>
           <w:szCs w:val="24"/>
@@ -3778,7 +3825,7 @@
       </w:r>
       <w:r>
         <w:rPr>
-          <w:rFonts w:ascii="宋体" w:eastAsia="宋体" w:hAnsi="宋体" w:cs="宋体"/>
+          <w:rFonts w:ascii="宋体" w:hAnsi="宋体" w:eastAsia="宋体" w:cs="宋体"/>
           <w:spacing w:val="-1"/>
           <w:sz w:val="24"/>
           <w:szCs w:val="24"/>
@@ -3788,7 +3835,7 @@
     </w:p>
     <w:p>
       <w:pPr>
-        <w:pStyle w:val="2"/>
+        <w:pStyle w:val="30"/>
         <w:keepLines w:val="0"/>
         <w:pageBreakBefore w:val="0"/>
         <w:widowControl w:val="0"/>
@@ -3806,7 +3853,7 @@
     </w:p>
     <w:p>
       <w:pPr>
-        <w:pStyle w:val="a1"/>
+        <w:pStyle w:val="29"/>
         <w:keepLines w:val="0"/>
         <w:pageBreakBefore w:val="0"/>
         <w:widowControl w:val="0"/>
@@ -3827,7 +3874,7 @@
     </w:p>
     <w:p>
       <w:pPr>
-        <w:pStyle w:val="2"/>
+        <w:pStyle w:val="30"/>
         <w:keepLines w:val="0"/>
         <w:pageBreakBefore w:val="0"/>
         <w:widowControl w:val="0"/>
@@ -3843,7 +3890,7 @@
     </w:p>
     <w:p>
       <w:pPr>
-        <w:pStyle w:val="a1"/>
+        <w:pStyle w:val="29"/>
         <w:keepLines w:val="0"/>
         <w:pageBreakBefore w:val="0"/>
         <w:widowControl w:val="0"/>
@@ -3857,7 +3904,7 @@
     </w:p>
     <w:p>
       <w:pPr>
-        <w:pStyle w:val="2"/>
+        <w:pStyle w:val="30"/>
         <w:keepLines w:val="0"/>
         <w:pageBreakBefore w:val="0"/>
         <w:widowControl w:val="0"/>
@@ -3893,17 +3940,17 @@
         <w:adjustRightInd w:val="0"/>
         <w:snapToGrid w:val="0"/>
         <w:spacing w:line="360" w:lineRule="auto"/>
-        <w:ind w:left="425" w:right="0" w:hanging="425" w:leftChars="0" w:firstLineChars="0"/>
+        <w:ind w:left="425" w:leftChars="0" w:right="0" w:hanging="425" w:firstLineChars="0"/>
         <w:textAlignment w:val="baseline"/>
         <w:rPr>
-          <w:rFonts w:ascii="宋体" w:eastAsia="宋体" w:hAnsi="宋体" w:cs="宋体"/>
-          <w:sz w:val="24"/>
-          <w:szCs w:val="24"/>
-        </w:rPr>
-      </w:pPr>
-      <w:r>
-        <w:rPr>
-          <w:rFonts w:ascii="宋体" w:eastAsia="宋体" w:hAnsi="宋体" w:cs="宋体"/>
+          <w:rFonts w:ascii="宋体" w:hAnsi="宋体" w:eastAsia="宋体" w:cs="宋体"/>
+          <w:sz w:val="24"/>
+          <w:szCs w:val="24"/>
+        </w:rPr>
+      </w:pPr>
+      <w:r>
+        <w:rPr>
+          <w:rFonts w:ascii="宋体" w:hAnsi="宋体" w:eastAsia="宋体" w:cs="宋体"/>
           <w:spacing w:val="-2"/>
           <w:sz w:val="24"/>
           <w:szCs w:val="24"/>
@@ -3912,7 +3959,7 @@
       </w:r>
       <w:r>
         <w:rPr>
-          <w:rFonts w:ascii="宋体" w:eastAsia="宋体" w:hAnsi="宋体" w:cs="宋体"/>
+          <w:rFonts w:ascii="宋体" w:hAnsi="宋体" w:eastAsia="宋体" w:cs="宋体"/>
           <w:spacing w:val="-3"/>
           <w:sz w:val="24"/>
           <w:szCs w:val="24"/>
@@ -3940,17 +3987,17 @@
         <w:adjustRightInd w:val="0"/>
         <w:snapToGrid w:val="0"/>
         <w:spacing w:line="360" w:lineRule="auto"/>
-        <w:ind w:left="425" w:right="0" w:hanging="425" w:leftChars="0" w:firstLineChars="0"/>
+        <w:ind w:left="425" w:leftChars="0" w:right="0" w:hanging="425" w:firstLineChars="0"/>
         <w:textAlignment w:val="baseline"/>
         <w:rPr>
-          <w:rFonts w:ascii="宋体" w:eastAsia="宋体" w:hAnsi="宋体" w:cs="宋体"/>
-          <w:sz w:val="24"/>
-          <w:szCs w:val="24"/>
-        </w:rPr>
-      </w:pPr>
-      <w:r>
-        <w:rPr>
-          <w:rFonts w:ascii="宋体" w:eastAsia="宋体" w:hAnsi="宋体" w:cs="宋体"/>
+          <w:rFonts w:ascii="宋体" w:hAnsi="宋体" w:eastAsia="宋体" w:cs="宋体"/>
+          <w:sz w:val="24"/>
+          <w:szCs w:val="24"/>
+        </w:rPr>
+      </w:pPr>
+      <w:r>
+        <w:rPr>
+          <w:rFonts w:ascii="宋体" w:hAnsi="宋体" w:eastAsia="宋体" w:cs="宋体"/>
           <w:spacing w:val="-1"/>
           <w:sz w:val="24"/>
           <w:szCs w:val="24"/>
@@ -3959,7 +4006,7 @@
       </w:r>
       <w:r>
         <w:rPr>
-          <w:rFonts w:ascii="宋体" w:eastAsia="宋体" w:hAnsi="宋体" w:cs="宋体"/>
+          <w:rFonts w:ascii="宋体" w:hAnsi="宋体" w:eastAsia="宋体" w:cs="宋体"/>
           <w:spacing w:val="-2"/>
           <w:sz w:val="24"/>
           <w:szCs w:val="24"/>
@@ -3968,7 +4015,7 @@
       </w:r>
       <w:r>
         <w:rPr>
-          <w:rFonts w:ascii="宋体" w:eastAsia="宋体" w:hAnsi="宋体" w:cs="宋体" w:hint="eastAsia"/>
+          <w:rFonts w:hint="eastAsia" w:ascii="宋体" w:hAnsi="宋体" w:eastAsia="宋体" w:cs="宋体"/>
           <w:spacing w:val="-2"/>
           <w:sz w:val="24"/>
           <w:szCs w:val="24"/>
@@ -3978,7 +4025,7 @@
       </w:r>
       <w:r>
         <w:rPr>
-          <w:rFonts w:ascii="宋体" w:eastAsia="宋体" w:hAnsi="宋体" w:cs="宋体"/>
+          <w:rFonts w:ascii="宋体" w:hAnsi="宋体" w:eastAsia="宋体" w:cs="宋体"/>
           <w:spacing w:val="-2"/>
           <w:sz w:val="24"/>
           <w:szCs w:val="24"/>
@@ -3987,7 +4034,7 @@
       </w:r>
       <w:r>
         <w:rPr>
-          <w:rFonts w:ascii="宋体" w:eastAsia="宋体" w:hAnsi="宋体" w:cs="宋体"/>
+          <w:rFonts w:ascii="宋体" w:hAnsi="宋体" w:eastAsia="宋体" w:cs="宋体"/>
           <w:spacing w:val="-1"/>
           <w:sz w:val="24"/>
           <w:szCs w:val="24"/>
@@ -3996,7 +4043,7 @@
       </w:r>
       <w:r>
         <w:rPr>
-          <w:rFonts w:ascii="宋体" w:eastAsia="宋体" w:hAnsi="宋体" w:cs="宋体" w:hint="eastAsia"/>
+          <w:rFonts w:hint="eastAsia" w:ascii="宋体" w:hAnsi="宋体" w:eastAsia="宋体" w:cs="宋体"/>
           <w:spacing w:val="-1"/>
           <w:sz w:val="24"/>
           <w:szCs w:val="24"/>
@@ -4006,7 +4053,7 @@
       </w:r>
       <w:r>
         <w:rPr>
-          <w:rFonts w:ascii="宋体" w:eastAsia="宋体" w:hAnsi="宋体" w:cs="宋体"/>
+          <w:rFonts w:ascii="宋体" w:hAnsi="宋体" w:eastAsia="宋体" w:cs="宋体"/>
           <w:spacing w:val="-1"/>
           <w:sz w:val="24"/>
           <w:szCs w:val="24"/>
@@ -4016,7 +4063,7 @@
     </w:p>
     <w:p>
       <w:pPr>
-        <w:pStyle w:val="2"/>
+        <w:pStyle w:val="30"/>
         <w:keepLines w:val="0"/>
         <w:pageBreakBefore w:val="0"/>
         <w:widowControl w:val="0"/>
@@ -4052,17 +4099,17 @@
         <w:adjustRightInd w:val="0"/>
         <w:snapToGrid w:val="0"/>
         <w:spacing w:line="360" w:lineRule="auto"/>
-        <w:ind w:left="425" w:hanging="425" w:leftChars="0" w:firstLineChars="0"/>
+        <w:ind w:left="425" w:leftChars="0" w:hanging="425" w:firstLineChars="0"/>
         <w:textAlignment w:val="baseline"/>
         <w:rPr>
-          <w:rFonts w:ascii="宋体" w:eastAsia="宋体" w:hAnsi="宋体" w:cs="宋体"/>
-          <w:sz w:val="24"/>
-          <w:szCs w:val="24"/>
-        </w:rPr>
-      </w:pPr>
-      <w:r>
-        <w:rPr>
-          <w:rFonts w:ascii="宋体" w:eastAsia="宋体" w:hAnsi="宋体" w:cs="宋体"/>
+          <w:rFonts w:ascii="宋体" w:hAnsi="宋体" w:eastAsia="宋体" w:cs="宋体"/>
+          <w:sz w:val="24"/>
+          <w:szCs w:val="24"/>
+        </w:rPr>
+      </w:pPr>
+      <w:r>
+        <w:rPr>
+          <w:rFonts w:ascii="宋体" w:hAnsi="宋体" w:eastAsia="宋体" w:cs="宋体"/>
           <w:spacing w:val="-1"/>
           <w:sz w:val="24"/>
           <w:szCs w:val="24"/>
@@ -4090,17 +4137,17 @@
         <w:adjustRightInd w:val="0"/>
         <w:snapToGrid w:val="0"/>
         <w:spacing w:line="360" w:lineRule="auto"/>
-        <w:ind w:left="425" w:hanging="425" w:leftChars="0" w:firstLineChars="0"/>
+        <w:ind w:left="425" w:leftChars="0" w:hanging="425" w:firstLineChars="0"/>
         <w:textAlignment w:val="baseline"/>
         <w:rPr>
-          <w:rFonts w:ascii="宋体" w:eastAsia="宋体" w:hAnsi="宋体" w:cs="宋体"/>
-          <w:sz w:val="24"/>
-          <w:szCs w:val="24"/>
-        </w:rPr>
-      </w:pPr>
-      <w:r>
-        <w:rPr>
-          <w:rFonts w:ascii="宋体" w:eastAsia="宋体" w:hAnsi="宋体" w:cs="宋体"/>
+          <w:rFonts w:ascii="宋体" w:hAnsi="宋体" w:eastAsia="宋体" w:cs="宋体"/>
+          <w:sz w:val="24"/>
+          <w:szCs w:val="24"/>
+        </w:rPr>
+      </w:pPr>
+      <w:r>
+        <w:rPr>
+          <w:rFonts w:ascii="宋体" w:hAnsi="宋体" w:eastAsia="宋体" w:cs="宋体"/>
           <w:spacing w:val="-1"/>
           <w:sz w:val="24"/>
           <w:szCs w:val="24"/>
@@ -4128,17 +4175,17 @@
         <w:adjustRightInd w:val="0"/>
         <w:snapToGrid w:val="0"/>
         <w:spacing w:line="360" w:lineRule="auto"/>
-        <w:ind w:left="845" w:hanging="425" w:leftChars="0" w:firstLineChars="0"/>
+        <w:ind w:left="845" w:leftChars="0" w:hanging="425" w:firstLineChars="0"/>
         <w:textAlignment w:val="baseline"/>
         <w:rPr>
-          <w:rFonts w:ascii="宋体" w:eastAsia="宋体" w:hAnsi="宋体" w:cs="宋体"/>
-          <w:sz w:val="24"/>
-          <w:szCs w:val="24"/>
-        </w:rPr>
-      </w:pPr>
-      <w:r>
-        <w:rPr>
-          <w:rFonts w:ascii="宋体" w:eastAsia="宋体" w:hAnsi="宋体" w:cs="宋体"/>
+          <w:rFonts w:ascii="宋体" w:hAnsi="宋体" w:eastAsia="宋体" w:cs="宋体"/>
+          <w:sz w:val="24"/>
+          <w:szCs w:val="24"/>
+        </w:rPr>
+      </w:pPr>
+      <w:r>
+        <w:rPr>
+          <w:rFonts w:ascii="宋体" w:hAnsi="宋体" w:eastAsia="宋体" w:cs="宋体"/>
           <w:spacing w:val="-2"/>
           <w:sz w:val="24"/>
           <w:szCs w:val="24"/>
@@ -4166,17 +4213,17 @@
         <w:adjustRightInd w:val="0"/>
         <w:snapToGrid w:val="0"/>
         <w:spacing w:line="360" w:lineRule="auto"/>
-        <w:ind w:left="845" w:hanging="425" w:leftChars="0" w:firstLineChars="0"/>
+        <w:ind w:left="845" w:leftChars="0" w:hanging="425" w:firstLineChars="0"/>
         <w:textAlignment w:val="baseline"/>
         <w:rPr>
-          <w:rFonts w:ascii="宋体" w:eastAsia="宋体" w:hAnsi="宋体" w:cs="宋体"/>
-          <w:sz w:val="24"/>
-          <w:szCs w:val="24"/>
-        </w:rPr>
-      </w:pPr>
-      <w:r>
-        <w:rPr>
-          <w:rFonts w:ascii="宋体" w:eastAsia="宋体" w:hAnsi="宋体" w:cs="宋体"/>
+          <w:rFonts w:ascii="宋体" w:hAnsi="宋体" w:eastAsia="宋体" w:cs="宋体"/>
+          <w:sz w:val="24"/>
+          <w:szCs w:val="24"/>
+        </w:rPr>
+      </w:pPr>
+      <w:r>
+        <w:rPr>
+          <w:rFonts w:ascii="宋体" w:hAnsi="宋体" w:eastAsia="宋体" w:cs="宋体"/>
           <w:spacing w:val="-1"/>
           <w:sz w:val="24"/>
           <w:szCs w:val="24"/>
@@ -4204,17 +4251,17 @@
         <w:adjustRightInd w:val="0"/>
         <w:snapToGrid w:val="0"/>
         <w:spacing w:line="360" w:lineRule="auto"/>
-        <w:ind w:left="845" w:hanging="425" w:leftChars="0" w:firstLineChars="0"/>
+        <w:ind w:left="845" w:leftChars="0" w:hanging="425" w:firstLineChars="0"/>
         <w:textAlignment w:val="baseline"/>
         <w:rPr>
-          <w:rFonts w:ascii="宋体" w:eastAsia="宋体" w:hAnsi="宋体" w:cs="宋体"/>
-          <w:sz w:val="24"/>
-          <w:szCs w:val="24"/>
-        </w:rPr>
-      </w:pPr>
-      <w:r>
-        <w:rPr>
-          <w:rFonts w:ascii="宋体" w:eastAsia="宋体" w:hAnsi="宋体" w:cs="宋体"/>
+          <w:rFonts w:ascii="宋体" w:hAnsi="宋体" w:eastAsia="宋体" w:cs="宋体"/>
+          <w:sz w:val="24"/>
+          <w:szCs w:val="24"/>
+        </w:rPr>
+      </w:pPr>
+      <w:r>
+        <w:rPr>
+          <w:rFonts w:ascii="宋体" w:hAnsi="宋体" w:eastAsia="宋体" w:cs="宋体"/>
           <w:spacing w:val="-1"/>
           <w:sz w:val="24"/>
           <w:szCs w:val="24"/>
@@ -4242,17 +4289,17 @@
         <w:adjustRightInd w:val="0"/>
         <w:snapToGrid w:val="0"/>
         <w:spacing w:line="360" w:lineRule="auto"/>
-        <w:ind w:left="845" w:hanging="425" w:leftChars="0" w:firstLineChars="0"/>
+        <w:ind w:left="845" w:leftChars="0" w:hanging="425" w:firstLineChars="0"/>
         <w:textAlignment w:val="baseline"/>
         <w:rPr>
-          <w:rFonts w:ascii="宋体" w:eastAsia="宋体" w:hAnsi="宋体" w:cs="宋体"/>
-          <w:sz w:val="24"/>
-          <w:szCs w:val="24"/>
-        </w:rPr>
-      </w:pPr>
-      <w:r>
-        <w:rPr>
-          <w:rFonts w:ascii="宋体" w:eastAsia="宋体" w:hAnsi="宋体" w:cs="宋体"/>
+          <w:rFonts w:ascii="宋体" w:hAnsi="宋体" w:eastAsia="宋体" w:cs="宋体"/>
+          <w:sz w:val="24"/>
+          <w:szCs w:val="24"/>
+        </w:rPr>
+      </w:pPr>
+      <w:r>
+        <w:rPr>
+          <w:rFonts w:ascii="宋体" w:hAnsi="宋体" w:eastAsia="宋体" w:cs="宋体"/>
           <w:spacing w:val="-1"/>
           <w:sz w:val="24"/>
           <w:szCs w:val="24"/>
@@ -4280,17 +4327,17 @@
         <w:adjustRightInd w:val="0"/>
         <w:snapToGrid w:val="0"/>
         <w:spacing w:line="360" w:lineRule="auto"/>
-        <w:ind w:left="845" w:hanging="425" w:leftChars="0" w:firstLineChars="0"/>
+        <w:ind w:left="845" w:leftChars="0" w:hanging="425" w:firstLineChars="0"/>
         <w:textAlignment w:val="baseline"/>
         <w:rPr>
-          <w:rFonts w:ascii="宋体" w:eastAsia="宋体" w:hAnsi="宋体" w:cs="宋体"/>
-          <w:sz w:val="24"/>
-          <w:szCs w:val="24"/>
-        </w:rPr>
-      </w:pPr>
-      <w:r>
-        <w:rPr>
-          <w:rFonts w:ascii="宋体" w:eastAsia="宋体" w:hAnsi="宋体" w:cs="宋体"/>
+          <w:rFonts w:ascii="宋体" w:hAnsi="宋体" w:eastAsia="宋体" w:cs="宋体"/>
+          <w:sz w:val="24"/>
+          <w:szCs w:val="24"/>
+        </w:rPr>
+      </w:pPr>
+      <w:r>
+        <w:rPr>
+          <w:rFonts w:ascii="宋体" w:hAnsi="宋体" w:eastAsia="宋体" w:cs="宋体"/>
           <w:spacing w:val="-1"/>
           <w:sz w:val="24"/>
           <w:szCs w:val="24"/>
@@ -4318,17 +4365,17 @@
         <w:adjustRightInd w:val="0"/>
         <w:snapToGrid w:val="0"/>
         <w:spacing w:line="360" w:lineRule="auto"/>
-        <w:ind w:left="845" w:hanging="425" w:leftChars="0" w:firstLineChars="0"/>
+        <w:ind w:left="845" w:leftChars="0" w:hanging="425" w:firstLineChars="0"/>
         <w:textAlignment w:val="baseline"/>
         <w:rPr>
-          <w:rFonts w:ascii="宋体" w:eastAsia="宋体" w:hAnsi="宋体" w:cs="宋体"/>
-          <w:sz w:val="24"/>
-          <w:szCs w:val="24"/>
-        </w:rPr>
-      </w:pPr>
-      <w:r>
-        <w:rPr>
-          <w:rFonts w:ascii="宋体" w:eastAsia="宋体" w:hAnsi="宋体" w:cs="宋体"/>
+          <w:rFonts w:ascii="宋体" w:hAnsi="宋体" w:eastAsia="宋体" w:cs="宋体"/>
+          <w:sz w:val="24"/>
+          <w:szCs w:val="24"/>
+        </w:rPr>
+      </w:pPr>
+      <w:r>
+        <w:rPr>
+          <w:rFonts w:ascii="宋体" w:hAnsi="宋体" w:eastAsia="宋体" w:cs="宋体"/>
           <w:spacing w:val="-1"/>
           <w:sz w:val="24"/>
           <w:szCs w:val="24"/>
@@ -4356,17 +4403,17 @@
         <w:adjustRightInd w:val="0"/>
         <w:snapToGrid w:val="0"/>
         <w:spacing w:line="360" w:lineRule="auto"/>
-        <w:ind w:left="425" w:hanging="425" w:leftChars="0" w:firstLineChars="0"/>
+        <w:ind w:left="425" w:leftChars="0" w:hanging="425" w:firstLineChars="0"/>
         <w:textAlignment w:val="baseline"/>
         <w:rPr>
-          <w:rFonts w:ascii="宋体" w:eastAsia="宋体" w:hAnsi="宋体" w:cs="宋体"/>
-          <w:sz w:val="24"/>
-          <w:szCs w:val="24"/>
-        </w:rPr>
-      </w:pPr>
-      <w:r>
-        <w:rPr>
-          <w:rFonts w:ascii="宋体" w:eastAsia="宋体" w:hAnsi="宋体" w:cs="宋体"/>
+          <w:rFonts w:ascii="宋体" w:hAnsi="宋体" w:eastAsia="宋体" w:cs="宋体"/>
+          <w:sz w:val="24"/>
+          <w:szCs w:val="24"/>
+        </w:rPr>
+      </w:pPr>
+      <w:r>
+        <w:rPr>
+          <w:rFonts w:ascii="宋体" w:hAnsi="宋体" w:eastAsia="宋体" w:cs="宋体"/>
           <w:spacing w:val="-1"/>
           <w:sz w:val="24"/>
           <w:szCs w:val="24"/>
@@ -4394,17 +4441,17 @@
         <w:adjustRightInd w:val="0"/>
         <w:snapToGrid w:val="0"/>
         <w:spacing w:line="360" w:lineRule="auto"/>
-        <w:ind w:left="845" w:hanging="425" w:leftChars="0" w:firstLineChars="0"/>
+        <w:ind w:left="845" w:leftChars="0" w:hanging="425" w:firstLineChars="0"/>
         <w:textAlignment w:val="baseline"/>
         <w:rPr>
-          <w:rFonts w:ascii="宋体" w:eastAsia="宋体" w:hAnsi="宋体" w:cs="宋体"/>
-          <w:sz w:val="24"/>
-          <w:szCs w:val="24"/>
-        </w:rPr>
-      </w:pPr>
-      <w:r>
-        <w:rPr>
-          <w:rFonts w:ascii="宋体" w:eastAsia="宋体" w:hAnsi="宋体" w:cs="宋体"/>
+          <w:rFonts w:ascii="宋体" w:hAnsi="宋体" w:eastAsia="宋体" w:cs="宋体"/>
+          <w:sz w:val="24"/>
+          <w:szCs w:val="24"/>
+        </w:rPr>
+      </w:pPr>
+      <w:r>
+        <w:rPr>
+          <w:rFonts w:ascii="宋体" w:hAnsi="宋体" w:eastAsia="宋体" w:cs="宋体"/>
           <w:spacing w:val="-3"/>
           <w:sz w:val="24"/>
           <w:szCs w:val="24"/>
@@ -4432,17 +4479,17 @@
         <w:adjustRightInd w:val="0"/>
         <w:snapToGrid w:val="0"/>
         <w:spacing w:line="360" w:lineRule="auto"/>
-        <w:ind w:left="845" w:hanging="425" w:leftChars="0" w:firstLineChars="0"/>
+        <w:ind w:left="845" w:leftChars="0" w:hanging="425" w:firstLineChars="0"/>
         <w:textAlignment w:val="baseline"/>
         <w:rPr>
-          <w:rFonts w:ascii="宋体" w:eastAsia="宋体" w:hAnsi="宋体" w:cs="宋体"/>
-          <w:sz w:val="24"/>
-          <w:szCs w:val="24"/>
-        </w:rPr>
-      </w:pPr>
-      <w:r>
-        <w:rPr>
-          <w:rFonts w:ascii="宋体" w:eastAsia="宋体" w:hAnsi="宋体" w:cs="宋体"/>
+          <w:rFonts w:ascii="宋体" w:hAnsi="宋体" w:eastAsia="宋体" w:cs="宋体"/>
+          <w:sz w:val="24"/>
+          <w:szCs w:val="24"/>
+        </w:rPr>
+      </w:pPr>
+      <w:r>
+        <w:rPr>
+          <w:rFonts w:ascii="宋体" w:hAnsi="宋体" w:eastAsia="宋体" w:cs="宋体"/>
           <w:spacing w:val="-1"/>
           <w:sz w:val="24"/>
           <w:szCs w:val="24"/>
@@ -4470,17 +4517,17 @@
         <w:adjustRightInd w:val="0"/>
         <w:snapToGrid w:val="0"/>
         <w:spacing w:line="360" w:lineRule="auto"/>
-        <w:ind w:left="845" w:hanging="425" w:leftChars="0" w:firstLineChars="0"/>
+        <w:ind w:left="845" w:leftChars="0" w:hanging="425" w:firstLineChars="0"/>
         <w:textAlignment w:val="baseline"/>
         <w:rPr>
-          <w:rFonts w:ascii="宋体" w:eastAsia="宋体" w:hAnsi="宋体" w:cs="宋体"/>
-          <w:sz w:val="24"/>
-          <w:szCs w:val="24"/>
-        </w:rPr>
-      </w:pPr>
-      <w:r>
-        <w:rPr>
-          <w:rFonts w:ascii="宋体" w:eastAsia="宋体" w:hAnsi="宋体" w:cs="宋体"/>
+          <w:rFonts w:ascii="宋体" w:hAnsi="宋体" w:eastAsia="宋体" w:cs="宋体"/>
+          <w:sz w:val="24"/>
+          <w:szCs w:val="24"/>
+        </w:rPr>
+      </w:pPr>
+      <w:r>
+        <w:rPr>
+          <w:rFonts w:ascii="宋体" w:hAnsi="宋体" w:eastAsia="宋体" w:cs="宋体"/>
           <w:spacing w:val="-1"/>
           <w:sz w:val="24"/>
           <w:szCs w:val="24"/>
@@ -4508,17 +4555,17 @@
         <w:adjustRightInd w:val="0"/>
         <w:snapToGrid w:val="0"/>
         <w:spacing w:line="360" w:lineRule="auto"/>
-        <w:ind w:left="845" w:hanging="425" w:leftChars="0" w:firstLineChars="0"/>
+        <w:ind w:left="845" w:leftChars="0" w:hanging="425" w:firstLineChars="0"/>
         <w:textAlignment w:val="baseline"/>
         <w:rPr>
-          <w:rFonts w:ascii="宋体" w:eastAsia="宋体" w:hAnsi="宋体" w:cs="宋体"/>
-          <w:sz w:val="24"/>
-          <w:szCs w:val="24"/>
-        </w:rPr>
-      </w:pPr>
-      <w:r>
-        <w:rPr>
-          <w:rFonts w:ascii="宋体" w:eastAsia="宋体" w:hAnsi="宋体" w:cs="宋体"/>
+          <w:rFonts w:ascii="宋体" w:hAnsi="宋体" w:eastAsia="宋体" w:cs="宋体"/>
+          <w:sz w:val="24"/>
+          <w:szCs w:val="24"/>
+        </w:rPr>
+      </w:pPr>
+      <w:r>
+        <w:rPr>
+          <w:rFonts w:ascii="宋体" w:hAnsi="宋体" w:eastAsia="宋体" w:cs="宋体"/>
           <w:spacing w:val="-1"/>
           <w:sz w:val="24"/>
           <w:szCs w:val="24"/>
@@ -4546,17 +4593,17 @@
         <w:adjustRightInd w:val="0"/>
         <w:snapToGrid w:val="0"/>
         <w:spacing w:line="360" w:lineRule="auto"/>
-        <w:ind w:left="845" w:hanging="425" w:leftChars="0" w:firstLineChars="0"/>
+        <w:ind w:left="845" w:leftChars="0" w:hanging="425" w:firstLineChars="0"/>
         <w:textAlignment w:val="baseline"/>
         <w:rPr>
-          <w:rFonts w:ascii="宋体" w:eastAsia="宋体" w:hAnsi="宋体" w:cs="宋体"/>
-          <w:sz w:val="24"/>
-          <w:szCs w:val="24"/>
-        </w:rPr>
-      </w:pPr>
-      <w:r>
-        <w:rPr>
-          <w:rFonts w:ascii="宋体" w:eastAsia="宋体" w:hAnsi="宋体" w:cs="宋体"/>
+          <w:rFonts w:ascii="宋体" w:hAnsi="宋体" w:eastAsia="宋体" w:cs="宋体"/>
+          <w:sz w:val="24"/>
+          <w:szCs w:val="24"/>
+        </w:rPr>
+      </w:pPr>
+      <w:r>
+        <w:rPr>
+          <w:rFonts w:ascii="宋体" w:hAnsi="宋体" w:eastAsia="宋体" w:cs="宋体"/>
           <w:spacing w:val="-1"/>
           <w:sz w:val="24"/>
           <w:szCs w:val="24"/>
@@ -4584,10 +4631,10 @@
         <w:adjustRightInd w:val="0"/>
         <w:snapToGrid w:val="0"/>
         <w:spacing w:line="360" w:lineRule="auto"/>
-        <w:ind w:left="845" w:hanging="425" w:leftChars="0" w:firstLineChars="0"/>
+        <w:ind w:left="845" w:leftChars="0" w:hanging="425" w:firstLineChars="0"/>
         <w:textAlignment w:val="baseline"/>
         <w:rPr>
-          <w:rFonts w:ascii="宋体" w:eastAsia="宋体" w:hAnsi="宋体" w:cs="宋体"/>
+          <w:rFonts w:ascii="宋体" w:hAnsi="宋体" w:eastAsia="宋体" w:cs="宋体"/>
           <w:spacing w:val="-1"/>
           <w:sz w:val="24"/>
           <w:szCs w:val="24"/>
@@ -4595,7 +4642,7 @@
       </w:pPr>
       <w:r>
         <w:rPr>
-          <w:rFonts w:ascii="宋体" w:eastAsia="宋体" w:hAnsi="宋体" w:cs="宋体"/>
+          <w:rFonts w:ascii="宋体" w:hAnsi="宋体" w:eastAsia="宋体" w:cs="宋体"/>
           <w:spacing w:val="-1"/>
           <w:sz w:val="24"/>
           <w:szCs w:val="24"/>
@@ -4623,17 +4670,17 @@
         <w:adjustRightInd w:val="0"/>
         <w:snapToGrid w:val="0"/>
         <w:spacing w:line="360" w:lineRule="auto"/>
-        <w:ind w:left="845" w:hanging="425" w:leftChars="0" w:firstLineChars="0"/>
+        <w:ind w:left="845" w:leftChars="0" w:hanging="425" w:firstLineChars="0"/>
         <w:textAlignment w:val="baseline"/>
         <w:rPr>
-          <w:rFonts w:ascii="宋体" w:eastAsia="宋体" w:hAnsi="宋体" w:cs="宋体"/>
-          <w:sz w:val="24"/>
-          <w:szCs w:val="24"/>
-        </w:rPr>
-      </w:pPr>
-      <w:r>
-        <w:rPr>
-          <w:rFonts w:ascii="宋体" w:eastAsia="宋体" w:hAnsi="宋体" w:cs="宋体"/>
+          <w:rFonts w:ascii="宋体" w:hAnsi="宋体" w:eastAsia="宋体" w:cs="宋体"/>
+          <w:sz w:val="24"/>
+          <w:szCs w:val="24"/>
+        </w:rPr>
+      </w:pPr>
+      <w:r>
+        <w:rPr>
+          <w:rFonts w:ascii="宋体" w:hAnsi="宋体" w:eastAsia="宋体" w:cs="宋体"/>
           <w:spacing w:val="-1"/>
           <w:sz w:val="24"/>
           <w:szCs w:val="24"/>
@@ -4661,10 +4708,10 @@
         <w:adjustRightInd w:val="0"/>
         <w:snapToGrid w:val="0"/>
         <w:spacing w:line="360" w:lineRule="auto"/>
-        <w:ind w:left="845" w:hanging="425" w:leftChars="0" w:firstLineChars="0"/>
+        <w:ind w:left="845" w:leftChars="0" w:hanging="425" w:firstLineChars="0"/>
         <w:textAlignment w:val="baseline"/>
         <w:rPr>
-          <w:rFonts w:ascii="宋体" w:eastAsia="宋体" w:hAnsi="宋体" w:cs="宋体"/>
+          <w:rFonts w:ascii="宋体" w:hAnsi="宋体" w:eastAsia="宋体" w:cs="宋体"/>
           <w:spacing w:val="-1"/>
           <w:sz w:val="24"/>
           <w:szCs w:val="24"/>
@@ -4672,7 +4719,7 @@
       </w:pPr>
       <w:r>
         <w:rPr>
-          <w:rFonts w:ascii="宋体" w:eastAsia="宋体" w:hAnsi="宋体" w:cs="宋体"/>
+          <w:rFonts w:ascii="宋体" w:hAnsi="宋体" w:eastAsia="宋体" w:cs="宋体"/>
           <w:spacing w:val="-1"/>
           <w:sz w:val="24"/>
           <w:szCs w:val="24"/>
@@ -4700,17 +4747,17 @@
         <w:adjustRightInd w:val="0"/>
         <w:snapToGrid w:val="0"/>
         <w:spacing w:line="360" w:lineRule="auto"/>
-        <w:ind w:left="425" w:hanging="425" w:leftChars="0" w:firstLineChars="0"/>
+        <w:ind w:left="425" w:leftChars="0" w:hanging="425" w:firstLineChars="0"/>
         <w:textAlignment w:val="baseline"/>
         <w:rPr>
-          <w:rFonts w:ascii="宋体" w:eastAsia="宋体" w:hAnsi="宋体" w:cs="宋体"/>
-          <w:sz w:val="24"/>
-          <w:szCs w:val="24"/>
-        </w:rPr>
-      </w:pPr>
-      <w:r>
-        <w:rPr>
-          <w:rFonts w:ascii="宋体" w:eastAsia="宋体" w:hAnsi="宋体" w:cs="宋体"/>
+          <w:rFonts w:ascii="宋体" w:hAnsi="宋体" w:eastAsia="宋体" w:cs="宋体"/>
+          <w:sz w:val="24"/>
+          <w:szCs w:val="24"/>
+        </w:rPr>
+      </w:pPr>
+      <w:r>
+        <w:rPr>
+          <w:rFonts w:ascii="宋体" w:hAnsi="宋体" w:eastAsia="宋体" w:cs="宋体"/>
           <w:spacing w:val="-1"/>
           <w:sz w:val="24"/>
           <w:szCs w:val="24"/>
@@ -4738,17 +4785,17 @@
         <w:adjustRightInd w:val="0"/>
         <w:snapToGrid w:val="0"/>
         <w:spacing w:line="360" w:lineRule="auto"/>
-        <w:ind w:left="845" w:right="0" w:hanging="425" w:leftChars="0" w:firstLineChars="0"/>
+        <w:ind w:left="845" w:leftChars="0" w:right="0" w:hanging="425" w:firstLineChars="0"/>
         <w:textAlignment w:val="baseline"/>
         <w:rPr>
-          <w:rFonts w:ascii="宋体" w:eastAsia="宋体" w:hAnsi="宋体" w:cs="宋体"/>
-          <w:sz w:val="24"/>
-          <w:szCs w:val="24"/>
-        </w:rPr>
-      </w:pPr>
-      <w:r>
-        <w:rPr>
-          <w:rFonts w:ascii="宋体" w:eastAsia="宋体" w:hAnsi="宋体" w:cs="宋体"/>
+          <w:rFonts w:ascii="宋体" w:hAnsi="宋体" w:eastAsia="宋体" w:cs="宋体"/>
+          <w:sz w:val="24"/>
+          <w:szCs w:val="24"/>
+        </w:rPr>
+      </w:pPr>
+      <w:r>
+        <w:rPr>
+          <w:rFonts w:ascii="宋体" w:hAnsi="宋体" w:eastAsia="宋体" w:cs="宋体"/>
           <w:spacing w:val="-2"/>
           <w:sz w:val="24"/>
           <w:szCs w:val="24"/>
@@ -4776,17 +4823,17 @@
         <w:adjustRightInd w:val="0"/>
         <w:snapToGrid w:val="0"/>
         <w:spacing w:line="360" w:lineRule="auto"/>
-        <w:ind w:left="845" w:right="0" w:hanging="425" w:leftChars="0" w:firstLineChars="0"/>
+        <w:ind w:left="845" w:leftChars="0" w:right="0" w:hanging="425" w:firstLineChars="0"/>
         <w:textAlignment w:val="baseline"/>
         <w:rPr>
-          <w:rFonts w:ascii="宋体" w:eastAsia="宋体" w:hAnsi="宋体" w:cs="宋体"/>
-          <w:sz w:val="24"/>
-          <w:szCs w:val="24"/>
-        </w:rPr>
-      </w:pPr>
-      <w:r>
-        <w:rPr>
-          <w:rFonts w:ascii="宋体" w:eastAsia="宋体" w:hAnsi="宋体" w:cs="宋体"/>
+          <w:rFonts w:ascii="宋体" w:hAnsi="宋体" w:eastAsia="宋体" w:cs="宋体"/>
+          <w:sz w:val="24"/>
+          <w:szCs w:val="24"/>
+        </w:rPr>
+      </w:pPr>
+      <w:r>
+        <w:rPr>
+          <w:rFonts w:ascii="宋体" w:hAnsi="宋体" w:eastAsia="宋体" w:cs="宋体"/>
           <w:spacing w:val="-1"/>
           <w:sz w:val="24"/>
           <w:szCs w:val="24"/>
@@ -4814,17 +4861,17 @@
         <w:adjustRightInd w:val="0"/>
         <w:snapToGrid w:val="0"/>
         <w:spacing w:line="360" w:lineRule="auto"/>
-        <w:ind w:left="845" w:right="0" w:hanging="425" w:leftChars="0" w:firstLineChars="0"/>
+        <w:ind w:left="845" w:leftChars="0" w:right="0" w:hanging="425" w:firstLineChars="0"/>
         <w:textAlignment w:val="baseline"/>
         <w:rPr>
-          <w:rFonts w:ascii="宋体" w:eastAsia="宋体" w:hAnsi="宋体" w:cs="宋体"/>
-          <w:sz w:val="24"/>
-          <w:szCs w:val="24"/>
-        </w:rPr>
-      </w:pPr>
-      <w:r>
-        <w:rPr>
-          <w:rFonts w:ascii="宋体" w:eastAsia="宋体" w:hAnsi="宋体" w:cs="宋体"/>
+          <w:rFonts w:ascii="宋体" w:hAnsi="宋体" w:eastAsia="宋体" w:cs="宋体"/>
+          <w:sz w:val="24"/>
+          <w:szCs w:val="24"/>
+        </w:rPr>
+      </w:pPr>
+      <w:r>
+        <w:rPr>
+          <w:rFonts w:ascii="宋体" w:hAnsi="宋体" w:eastAsia="宋体" w:cs="宋体"/>
           <w:spacing w:val="-1"/>
           <w:sz w:val="24"/>
           <w:szCs w:val="24"/>
@@ -4852,17 +4899,17 @@
         <w:adjustRightInd w:val="0"/>
         <w:snapToGrid w:val="0"/>
         <w:spacing w:line="360" w:lineRule="auto"/>
-        <w:ind w:left="845" w:right="0" w:hanging="425" w:leftChars="0" w:firstLineChars="0"/>
+        <w:ind w:left="845" w:leftChars="0" w:right="0" w:hanging="425" w:firstLineChars="0"/>
         <w:textAlignment w:val="baseline"/>
         <w:rPr>
-          <w:rFonts w:ascii="宋体" w:eastAsia="宋体" w:hAnsi="宋体" w:cs="宋体"/>
-          <w:sz w:val="24"/>
-          <w:szCs w:val="24"/>
-        </w:rPr>
-      </w:pPr>
-      <w:r>
-        <w:rPr>
-          <w:rFonts w:ascii="宋体" w:eastAsia="宋体" w:hAnsi="宋体" w:cs="宋体"/>
+          <w:rFonts w:ascii="宋体" w:hAnsi="宋体" w:eastAsia="宋体" w:cs="宋体"/>
+          <w:sz w:val="24"/>
+          <w:szCs w:val="24"/>
+        </w:rPr>
+      </w:pPr>
+      <w:r>
+        <w:rPr>
+          <w:rFonts w:ascii="宋体" w:hAnsi="宋体" w:eastAsia="宋体" w:cs="宋体"/>
           <w:spacing w:val="-1"/>
           <w:sz w:val="24"/>
           <w:szCs w:val="24"/>
@@ -4890,17 +4937,17 @@
         <w:adjustRightInd w:val="0"/>
         <w:snapToGrid w:val="0"/>
         <w:spacing w:line="360" w:lineRule="auto"/>
-        <w:ind w:left="845" w:right="0" w:hanging="425" w:leftChars="0" w:firstLineChars="0"/>
+        <w:ind w:left="845" w:leftChars="0" w:right="0" w:hanging="425" w:firstLineChars="0"/>
         <w:textAlignment w:val="baseline"/>
         <w:rPr>
-          <w:rFonts w:ascii="宋体" w:eastAsia="宋体" w:hAnsi="宋体" w:cs="宋体"/>
-          <w:sz w:val="24"/>
-          <w:szCs w:val="24"/>
-        </w:rPr>
-      </w:pPr>
-      <w:r>
-        <w:rPr>
-          <w:rFonts w:ascii="宋体" w:eastAsia="宋体" w:hAnsi="宋体" w:cs="宋体"/>
+          <w:rFonts w:ascii="宋体" w:hAnsi="宋体" w:eastAsia="宋体" w:cs="宋体"/>
+          <w:sz w:val="24"/>
+          <w:szCs w:val="24"/>
+        </w:rPr>
+      </w:pPr>
+      <w:r>
+        <w:rPr>
+          <w:rFonts w:ascii="宋体" w:hAnsi="宋体" w:eastAsia="宋体" w:cs="宋体"/>
           <w:spacing w:val="2"/>
           <w:sz w:val="24"/>
           <w:szCs w:val="24"/>
@@ -4909,7 +4956,7 @@
       </w:r>
       <w:r>
         <w:rPr>
-          <w:rFonts w:ascii="宋体" w:eastAsia="宋体" w:hAnsi="宋体" w:cs="宋体"/>
+          <w:rFonts w:ascii="宋体" w:hAnsi="宋体" w:eastAsia="宋体" w:cs="宋体"/>
           <w:spacing w:val="1"/>
           <w:sz w:val="24"/>
           <w:szCs w:val="24"/>
@@ -4918,7 +4965,7 @@
       </w:r>
       <w:r>
         <w:rPr>
-          <w:rFonts w:ascii="宋体" w:eastAsia="宋体" w:hAnsi="宋体" w:cs="宋体"/>
+          <w:rFonts w:ascii="宋体" w:hAnsi="宋体" w:eastAsia="宋体" w:cs="宋体"/>
           <w:spacing w:val="-1"/>
           <w:sz w:val="24"/>
           <w:szCs w:val="24"/>
@@ -4946,17 +4993,17 @@
         <w:adjustRightInd w:val="0"/>
         <w:snapToGrid w:val="0"/>
         <w:spacing w:line="360" w:lineRule="auto"/>
-        <w:ind w:left="845" w:right="0" w:hanging="425" w:leftChars="0" w:firstLineChars="0"/>
+        <w:ind w:left="845" w:leftChars="0" w:right="0" w:hanging="425" w:firstLineChars="0"/>
         <w:textAlignment w:val="baseline"/>
         <w:rPr>
-          <w:rFonts w:ascii="宋体" w:eastAsia="宋体" w:hAnsi="宋体" w:cs="宋体"/>
-          <w:sz w:val="24"/>
-          <w:szCs w:val="24"/>
-        </w:rPr>
-      </w:pPr>
-      <w:r>
-        <w:rPr>
-          <w:rFonts w:ascii="宋体" w:eastAsia="宋体" w:hAnsi="宋体" w:cs="宋体"/>
+          <w:rFonts w:ascii="宋体" w:hAnsi="宋体" w:eastAsia="宋体" w:cs="宋体"/>
+          <w:sz w:val="24"/>
+          <w:szCs w:val="24"/>
+        </w:rPr>
+      </w:pPr>
+      <w:r>
+        <w:rPr>
+          <w:rFonts w:ascii="宋体" w:hAnsi="宋体" w:eastAsia="宋体" w:cs="宋体"/>
           <w:sz w:val="24"/>
           <w:szCs w:val="24"/>
         </w:rPr>
@@ -4964,7 +5011,7 @@
       </w:r>
       <w:r>
         <w:rPr>
-          <w:rFonts w:ascii="宋体" w:eastAsia="宋体" w:hAnsi="宋体" w:cs="宋体"/>
+          <w:rFonts w:ascii="宋体" w:hAnsi="宋体" w:eastAsia="宋体" w:cs="宋体"/>
           <w:spacing w:val="-1"/>
           <w:sz w:val="24"/>
           <w:szCs w:val="24"/>
@@ -4992,17 +5039,17 @@
         <w:adjustRightInd w:val="0"/>
         <w:snapToGrid w:val="0"/>
         <w:spacing w:line="360" w:lineRule="auto"/>
-        <w:ind w:left="845" w:right="0" w:hanging="425" w:leftChars="0" w:firstLineChars="0"/>
+        <w:ind w:left="845" w:leftChars="0" w:right="0" w:hanging="425" w:firstLineChars="0"/>
         <w:textAlignment w:val="baseline"/>
         <w:rPr>
-          <w:rFonts w:ascii="宋体" w:eastAsia="宋体" w:hAnsi="宋体" w:cs="宋体"/>
-          <w:sz w:val="24"/>
-          <w:szCs w:val="24"/>
-        </w:rPr>
-      </w:pPr>
-      <w:r>
-        <w:rPr>
-          <w:rFonts w:ascii="宋体" w:eastAsia="宋体" w:hAnsi="宋体" w:cs="宋体"/>
+          <w:rFonts w:ascii="宋体" w:hAnsi="宋体" w:eastAsia="宋体" w:cs="宋体"/>
+          <w:sz w:val="24"/>
+          <w:szCs w:val="24"/>
+        </w:rPr>
+      </w:pPr>
+      <w:r>
+        <w:rPr>
+          <w:rFonts w:ascii="宋体" w:hAnsi="宋体" w:eastAsia="宋体" w:cs="宋体"/>
           <w:spacing w:val="-3"/>
           <w:sz w:val="24"/>
           <w:szCs w:val="24"/>
@@ -5011,7 +5058,7 @@
       </w:r>
       <w:r>
         <w:rPr>
-          <w:rFonts w:ascii="宋体" w:eastAsia="宋体" w:hAnsi="宋体" w:cs="宋体"/>
+          <w:rFonts w:ascii="宋体" w:hAnsi="宋体" w:eastAsia="宋体" w:cs="宋体"/>
           <w:spacing w:val="-1"/>
           <w:sz w:val="24"/>
           <w:szCs w:val="24"/>
@@ -5039,17 +5086,17 @@
         <w:adjustRightInd w:val="0"/>
         <w:snapToGrid w:val="0"/>
         <w:spacing w:line="360" w:lineRule="auto"/>
-        <w:ind w:left="845" w:right="0" w:hanging="425" w:leftChars="0" w:firstLineChars="0"/>
+        <w:ind w:left="845" w:leftChars="0" w:right="0" w:hanging="425" w:firstLineChars="0"/>
         <w:textAlignment w:val="baseline"/>
         <w:rPr>
-          <w:rFonts w:ascii="宋体" w:eastAsia="宋体" w:hAnsi="宋体" w:cs="宋体"/>
-          <w:sz w:val="24"/>
-          <w:szCs w:val="24"/>
-        </w:rPr>
-      </w:pPr>
-      <w:r>
-        <w:rPr>
-          <w:rFonts w:ascii="宋体" w:eastAsia="宋体" w:hAnsi="宋体" w:cs="宋体"/>
+          <w:rFonts w:ascii="宋体" w:hAnsi="宋体" w:eastAsia="宋体" w:cs="宋体"/>
+          <w:sz w:val="24"/>
+          <w:szCs w:val="24"/>
+        </w:rPr>
+      </w:pPr>
+      <w:r>
+        <w:rPr>
+          <w:rFonts w:ascii="宋体" w:hAnsi="宋体" w:eastAsia="宋体" w:cs="宋体"/>
           <w:spacing w:val="-1"/>
           <w:sz w:val="24"/>
           <w:szCs w:val="24"/>
@@ -5077,17 +5124,17 @@
         <w:adjustRightInd w:val="0"/>
         <w:snapToGrid w:val="0"/>
         <w:spacing w:line="360" w:lineRule="auto"/>
-        <w:ind w:left="845" w:right="0" w:hanging="425" w:leftChars="0" w:firstLineChars="0"/>
+        <w:ind w:left="845" w:leftChars="0" w:right="0" w:hanging="425" w:firstLineChars="0"/>
         <w:textAlignment w:val="baseline"/>
         <w:rPr>
-          <w:rFonts w:ascii="宋体" w:eastAsia="宋体" w:hAnsi="宋体" w:cs="宋体"/>
-          <w:sz w:val="24"/>
-          <w:szCs w:val="24"/>
-        </w:rPr>
-      </w:pPr>
-      <w:r>
-        <w:rPr>
-          <w:rFonts w:ascii="宋体" w:eastAsia="宋体" w:hAnsi="宋体" w:cs="宋体"/>
+          <w:rFonts w:ascii="宋体" w:hAnsi="宋体" w:eastAsia="宋体" w:cs="宋体"/>
+          <w:sz w:val="24"/>
+          <w:szCs w:val="24"/>
+        </w:rPr>
+      </w:pPr>
+      <w:r>
+        <w:rPr>
+          <w:rFonts w:ascii="宋体" w:hAnsi="宋体" w:eastAsia="宋体" w:cs="宋体"/>
           <w:spacing w:val="-1"/>
           <w:sz w:val="24"/>
           <w:szCs w:val="24"/>
@@ -5097,7 +5144,7 @@
     </w:p>
     <w:p>
       <w:pPr>
-        <w:pStyle w:val="2"/>
+        <w:pStyle w:val="30"/>
         <w:keepLines w:val="0"/>
         <w:pageBreakBefore w:val="0"/>
         <w:widowControl w:val="0"/>
@@ -5117,7 +5164,7 @@
     </w:p>
     <w:p>
       <w:pPr>
-        <w:pStyle w:val="a1"/>
+        <w:pStyle w:val="29"/>
         <w:keepLines w:val="0"/>
         <w:pageBreakBefore w:val="0"/>
         <w:widowControl w:val="0"/>
@@ -5141,7 +5188,7 @@
     </w:p>
     <w:p>
       <w:pPr>
-        <w:pStyle w:val="a1"/>
+        <w:pStyle w:val="29"/>
         <w:keepLines w:val="0"/>
         <w:pageBreakBefore w:val="0"/>
         <w:widowControl w:val="0"/>
@@ -5152,7 +5199,7 @@
         <w:wordWrap/>
         <w:overflowPunct/>
         <w:bidi w:val="0"/>
-        <w:ind w:left="425" w:hanging="425" w:leftChars="0" w:firstLineChars="0"/>
+        <w:ind w:left="425" w:leftChars="0" w:hanging="425" w:firstLineChars="0"/>
       </w:pPr>
       <w:r>
         <w:t>员工工作守则：</w:t>
@@ -5178,18 +5225,18 @@
         <w:adjustRightInd w:val="0"/>
         <w:snapToGrid w:val="0"/>
         <w:spacing w:line="360" w:lineRule="auto"/>
-        <w:ind w:left="845" w:hanging="425" w:leftChars="0" w:firstLineChars="0"/>
+        <w:ind w:left="845" w:leftChars="0" w:hanging="425" w:firstLineChars="0"/>
         <w:jc w:val="left"/>
         <w:textAlignment w:val="baseline"/>
         <w:rPr>
-          <w:rFonts w:ascii="宋体" w:eastAsia="宋体" w:hAnsi="宋体" w:cs="宋体"/>
-          <w:sz w:val="24"/>
-          <w:szCs w:val="24"/>
-        </w:rPr>
-      </w:pPr>
-      <w:r>
-        <w:rPr>
-          <w:rFonts w:ascii="宋体" w:eastAsia="宋体" w:hAnsi="宋体" w:cs="宋体"/>
+          <w:rFonts w:ascii="宋体" w:hAnsi="宋体" w:eastAsia="宋体" w:cs="宋体"/>
+          <w:sz w:val="24"/>
+          <w:szCs w:val="24"/>
+        </w:rPr>
+      </w:pPr>
+      <w:r>
+        <w:rPr>
+          <w:rFonts w:ascii="宋体" w:hAnsi="宋体" w:eastAsia="宋体" w:cs="宋体"/>
           <w:spacing w:val="-3"/>
           <w:sz w:val="24"/>
           <w:szCs w:val="24"/>
@@ -5217,18 +5264,18 @@
         <w:adjustRightInd w:val="0"/>
         <w:snapToGrid w:val="0"/>
         <w:spacing w:line="360" w:lineRule="auto"/>
-        <w:ind w:left="845" w:hanging="425" w:leftChars="0" w:firstLineChars="0"/>
+        <w:ind w:left="845" w:leftChars="0" w:hanging="425" w:firstLineChars="0"/>
         <w:jc w:val="left"/>
         <w:textAlignment w:val="baseline"/>
         <w:rPr>
-          <w:rFonts w:ascii="宋体" w:eastAsia="宋体" w:hAnsi="宋体" w:cs="宋体"/>
-          <w:sz w:val="24"/>
-          <w:szCs w:val="24"/>
-        </w:rPr>
-      </w:pPr>
-      <w:r>
-        <w:rPr>
-          <w:rFonts w:ascii="宋体" w:eastAsia="宋体" w:hAnsi="宋体" w:cs="宋体"/>
+          <w:rFonts w:ascii="宋体" w:hAnsi="宋体" w:eastAsia="宋体" w:cs="宋体"/>
+          <w:sz w:val="24"/>
+          <w:szCs w:val="24"/>
+        </w:rPr>
+      </w:pPr>
+      <w:r>
+        <w:rPr>
+          <w:rFonts w:ascii="宋体" w:hAnsi="宋体" w:eastAsia="宋体" w:cs="宋体"/>
           <w:spacing w:val="-2"/>
           <w:sz w:val="24"/>
           <w:szCs w:val="24"/>
@@ -5237,7 +5284,7 @@
       </w:r>
       <w:r>
         <w:rPr>
-          <w:rFonts w:ascii="宋体" w:eastAsia="宋体" w:hAnsi="宋体" w:cs="宋体"/>
+          <w:rFonts w:ascii="宋体" w:hAnsi="宋体" w:eastAsia="宋体" w:cs="宋体"/>
           <w:spacing w:val="-3"/>
           <w:sz w:val="24"/>
           <w:szCs w:val="24"/>
@@ -5265,18 +5312,18 @@
         <w:adjustRightInd w:val="0"/>
         <w:snapToGrid w:val="0"/>
         <w:spacing w:line="360" w:lineRule="auto"/>
-        <w:ind w:left="845" w:hanging="425" w:leftChars="0" w:firstLineChars="0"/>
+        <w:ind w:left="845" w:leftChars="0" w:hanging="425" w:firstLineChars="0"/>
         <w:jc w:val="left"/>
         <w:textAlignment w:val="baseline"/>
         <w:rPr>
-          <w:rFonts w:ascii="宋体" w:eastAsia="宋体" w:hAnsi="宋体" w:cs="宋体"/>
-          <w:sz w:val="24"/>
-          <w:szCs w:val="24"/>
-        </w:rPr>
-      </w:pPr>
-      <w:r>
-        <w:rPr>
-          <w:rFonts w:ascii="宋体" w:eastAsia="宋体" w:hAnsi="宋体" w:cs="宋体"/>
+          <w:rFonts w:ascii="宋体" w:hAnsi="宋体" w:eastAsia="宋体" w:cs="宋体"/>
+          <w:sz w:val="24"/>
+          <w:szCs w:val="24"/>
+        </w:rPr>
+      </w:pPr>
+      <w:r>
+        <w:rPr>
+          <w:rFonts w:ascii="宋体" w:hAnsi="宋体" w:eastAsia="宋体" w:cs="宋体"/>
           <w:spacing w:val="-1"/>
           <w:sz w:val="24"/>
           <w:szCs w:val="24"/>
@@ -5304,18 +5351,18 @@
         <w:adjustRightInd w:val="0"/>
         <w:snapToGrid w:val="0"/>
         <w:spacing w:line="360" w:lineRule="auto"/>
-        <w:ind w:left="845" w:hanging="425" w:leftChars="0" w:firstLineChars="0"/>
+        <w:ind w:left="845" w:leftChars="0" w:hanging="425" w:firstLineChars="0"/>
         <w:jc w:val="left"/>
         <w:textAlignment w:val="baseline"/>
         <w:rPr>
-          <w:rFonts w:ascii="宋体" w:eastAsia="宋体" w:hAnsi="宋体" w:cs="宋体"/>
-          <w:sz w:val="24"/>
-          <w:szCs w:val="24"/>
-        </w:rPr>
-      </w:pPr>
-      <w:r>
-        <w:rPr>
-          <w:rFonts w:ascii="宋体" w:eastAsia="宋体" w:hAnsi="宋体" w:cs="宋体"/>
+          <w:rFonts w:ascii="宋体" w:hAnsi="宋体" w:eastAsia="宋体" w:cs="宋体"/>
+          <w:sz w:val="24"/>
+          <w:szCs w:val="24"/>
+        </w:rPr>
+      </w:pPr>
+      <w:r>
+        <w:rPr>
+          <w:rFonts w:ascii="宋体" w:hAnsi="宋体" w:eastAsia="宋体" w:cs="宋体"/>
           <w:spacing w:val="-1"/>
           <w:sz w:val="24"/>
           <w:szCs w:val="24"/>
@@ -5343,18 +5390,18 @@
         <w:adjustRightInd w:val="0"/>
         <w:snapToGrid w:val="0"/>
         <w:spacing w:line="360" w:lineRule="auto"/>
-        <w:ind w:left="845" w:hanging="425" w:leftChars="0" w:firstLineChars="0"/>
+        <w:ind w:left="845" w:leftChars="0" w:hanging="425" w:firstLineChars="0"/>
         <w:jc w:val="left"/>
         <w:textAlignment w:val="baseline"/>
         <w:rPr>
-          <w:rFonts w:ascii="宋体" w:eastAsia="宋体" w:hAnsi="宋体" w:cs="宋体"/>
-          <w:sz w:val="24"/>
-          <w:szCs w:val="24"/>
-        </w:rPr>
-      </w:pPr>
-      <w:r>
-        <w:rPr>
-          <w:rFonts w:ascii="宋体" w:eastAsia="宋体" w:hAnsi="宋体" w:cs="宋体"/>
+          <w:rFonts w:ascii="宋体" w:hAnsi="宋体" w:eastAsia="宋体" w:cs="宋体"/>
+          <w:sz w:val="24"/>
+          <w:szCs w:val="24"/>
+        </w:rPr>
+      </w:pPr>
+      <w:r>
+        <w:rPr>
+          <w:rFonts w:ascii="宋体" w:hAnsi="宋体" w:eastAsia="宋体" w:cs="宋体"/>
           <w:spacing w:val="-1"/>
           <w:sz w:val="24"/>
           <w:szCs w:val="24"/>
@@ -5382,18 +5429,18 @@
         <w:adjustRightInd w:val="0"/>
         <w:snapToGrid w:val="0"/>
         <w:spacing w:line="360" w:lineRule="auto"/>
-        <w:ind w:left="845" w:hanging="425" w:leftChars="0" w:firstLineChars="0"/>
+        <w:ind w:left="845" w:leftChars="0" w:hanging="425" w:firstLineChars="0"/>
         <w:jc w:val="left"/>
         <w:textAlignment w:val="baseline"/>
         <w:rPr>
-          <w:rFonts w:ascii="宋体" w:eastAsia="宋体" w:hAnsi="宋体" w:cs="宋体"/>
-          <w:sz w:val="24"/>
-          <w:szCs w:val="24"/>
-        </w:rPr>
-      </w:pPr>
-      <w:r>
-        <w:rPr>
-          <w:rFonts w:ascii="宋体" w:eastAsia="宋体" w:hAnsi="宋体" w:cs="宋体"/>
+          <w:rFonts w:ascii="宋体" w:hAnsi="宋体" w:eastAsia="宋体" w:cs="宋体"/>
+          <w:sz w:val="24"/>
+          <w:szCs w:val="24"/>
+        </w:rPr>
+      </w:pPr>
+      <w:r>
+        <w:rPr>
+          <w:rFonts w:ascii="宋体" w:hAnsi="宋体" w:eastAsia="宋体" w:cs="宋体"/>
           <w:spacing w:val="-1"/>
           <w:sz w:val="24"/>
           <w:szCs w:val="24"/>
@@ -5421,18 +5468,18 @@
         <w:adjustRightInd w:val="0"/>
         <w:snapToGrid w:val="0"/>
         <w:spacing w:line="360" w:lineRule="auto"/>
-        <w:ind w:left="845" w:hanging="425" w:leftChars="0" w:firstLineChars="0"/>
+        <w:ind w:left="845" w:leftChars="0" w:hanging="425" w:firstLineChars="0"/>
         <w:jc w:val="left"/>
         <w:textAlignment w:val="baseline"/>
         <w:rPr>
-          <w:rFonts w:ascii="宋体" w:eastAsia="宋体" w:hAnsi="宋体" w:cs="宋体"/>
-          <w:sz w:val="24"/>
-          <w:szCs w:val="24"/>
-        </w:rPr>
-      </w:pPr>
-      <w:r>
-        <w:rPr>
-          <w:rFonts w:ascii="宋体" w:eastAsia="宋体" w:hAnsi="宋体" w:cs="宋体"/>
+          <w:rFonts w:ascii="宋体" w:hAnsi="宋体" w:eastAsia="宋体" w:cs="宋体"/>
+          <w:sz w:val="24"/>
+          <w:szCs w:val="24"/>
+        </w:rPr>
+      </w:pPr>
+      <w:r>
+        <w:rPr>
+          <w:rFonts w:ascii="宋体" w:hAnsi="宋体" w:eastAsia="宋体" w:cs="宋体"/>
           <w:spacing w:val="-1"/>
           <w:sz w:val="24"/>
           <w:szCs w:val="24"/>
@@ -5442,7 +5489,7 @@
     </w:p>
     <w:p>
       <w:pPr>
-        <w:pStyle w:val="a1"/>
+        <w:pStyle w:val="29"/>
         <w:keepLines w:val="0"/>
         <w:pageBreakBefore w:val="0"/>
         <w:widowControl w:val="0"/>
@@ -5453,7 +5500,7 @@
         <w:wordWrap/>
         <w:overflowPunct/>
         <w:bidi w:val="0"/>
-        <w:ind w:left="425" w:hanging="425" w:leftChars="0" w:firstLineChars="0"/>
+        <w:ind w:left="425" w:leftChars="0" w:hanging="425" w:firstLineChars="0"/>
       </w:pPr>
       <w:bookmarkStart w:id="26" w:name="bookmark12"/>
       <w:bookmarkEnd w:id="26"/>
@@ -5481,17 +5528,17 @@
         <w:adjustRightInd w:val="0"/>
         <w:snapToGrid w:val="0"/>
         <w:spacing w:line="360" w:lineRule="auto"/>
-        <w:ind w:left="845" w:right="0" w:hanging="425" w:leftChars="0" w:firstLineChars="0"/>
+        <w:ind w:left="845" w:leftChars="0" w:right="0" w:hanging="425" w:firstLineChars="0"/>
         <w:textAlignment w:val="baseline"/>
         <w:rPr>
-          <w:rFonts w:ascii="宋体" w:eastAsia="宋体" w:hAnsi="宋体" w:cs="宋体"/>
-          <w:sz w:val="24"/>
-          <w:szCs w:val="24"/>
-        </w:rPr>
-      </w:pPr>
-      <w:r>
-        <w:rPr>
-          <w:rFonts w:ascii="宋体" w:eastAsia="宋体" w:hAnsi="宋体" w:cs="宋体"/>
+          <w:rFonts w:ascii="宋体" w:hAnsi="宋体" w:eastAsia="宋体" w:cs="宋体"/>
+          <w:sz w:val="24"/>
+          <w:szCs w:val="24"/>
+        </w:rPr>
+      </w:pPr>
+      <w:r>
+        <w:rPr>
+          <w:rFonts w:ascii="宋体" w:hAnsi="宋体" w:eastAsia="宋体" w:cs="宋体"/>
           <w:spacing w:val="1"/>
           <w:sz w:val="24"/>
           <w:szCs w:val="24"/>
@@ -5500,7 +5547,7 @@
       </w:r>
       <w:r>
         <w:rPr>
-          <w:rFonts w:ascii="宋体" w:eastAsia="宋体" w:hAnsi="宋体" w:cs="宋体"/>
+          <w:rFonts w:ascii="宋体" w:hAnsi="宋体" w:eastAsia="宋体" w:cs="宋体"/>
           <w:spacing w:val="-7"/>
           <w:sz w:val="24"/>
           <w:szCs w:val="24"/>
@@ -5528,17 +5575,17 @@
         <w:adjustRightInd w:val="0"/>
         <w:snapToGrid w:val="0"/>
         <w:spacing w:line="360" w:lineRule="auto"/>
-        <w:ind w:left="845" w:right="0" w:hanging="425" w:leftChars="0" w:firstLineChars="0"/>
+        <w:ind w:left="845" w:leftChars="0" w:right="0" w:hanging="425" w:firstLineChars="0"/>
         <w:textAlignment w:val="baseline"/>
         <w:rPr>
-          <w:rFonts w:ascii="宋体" w:eastAsia="宋体" w:hAnsi="宋体" w:cs="宋体"/>
-          <w:sz w:val="24"/>
-          <w:szCs w:val="24"/>
-        </w:rPr>
-      </w:pPr>
-      <w:r>
-        <w:rPr>
-          <w:rFonts w:ascii="宋体" w:eastAsia="宋体" w:hAnsi="宋体" w:cs="宋体"/>
+          <w:rFonts w:ascii="宋体" w:hAnsi="宋体" w:eastAsia="宋体" w:cs="宋体"/>
+          <w:sz w:val="24"/>
+          <w:szCs w:val="24"/>
+        </w:rPr>
+      </w:pPr>
+      <w:r>
+        <w:rPr>
+          <w:rFonts w:ascii="宋体" w:hAnsi="宋体" w:eastAsia="宋体" w:cs="宋体"/>
           <w:spacing w:val="-1"/>
           <w:sz w:val="24"/>
           <w:szCs w:val="24"/>
@@ -5566,17 +5613,17 @@
         <w:adjustRightInd w:val="0"/>
         <w:snapToGrid w:val="0"/>
         <w:spacing w:line="360" w:lineRule="auto"/>
-        <w:ind w:left="845" w:right="0" w:hanging="425" w:leftChars="0" w:firstLineChars="0"/>
+        <w:ind w:left="845" w:leftChars="0" w:right="0" w:hanging="425" w:firstLineChars="0"/>
         <w:textAlignment w:val="baseline"/>
         <w:rPr>
-          <w:rFonts w:ascii="宋体" w:eastAsia="宋体" w:hAnsi="宋体" w:cs="宋体"/>
-          <w:sz w:val="24"/>
-          <w:szCs w:val="24"/>
-        </w:rPr>
-      </w:pPr>
-      <w:r>
-        <w:rPr>
-          <w:rFonts w:ascii="宋体" w:eastAsia="宋体" w:hAnsi="宋体" w:cs="宋体"/>
+          <w:rFonts w:ascii="宋体" w:hAnsi="宋体" w:eastAsia="宋体" w:cs="宋体"/>
+          <w:sz w:val="24"/>
+          <w:szCs w:val="24"/>
+        </w:rPr>
+      </w:pPr>
+      <w:r>
+        <w:rPr>
+          <w:rFonts w:ascii="宋体" w:hAnsi="宋体" w:eastAsia="宋体" w:cs="宋体"/>
           <w:spacing w:val="-1"/>
           <w:sz w:val="24"/>
           <w:szCs w:val="24"/>
@@ -5604,17 +5651,17 @@
         <w:adjustRightInd w:val="0"/>
         <w:snapToGrid w:val="0"/>
         <w:spacing w:line="360" w:lineRule="auto"/>
-        <w:ind w:left="845" w:right="0" w:hanging="425" w:leftChars="0" w:firstLineChars="0"/>
+        <w:ind w:left="845" w:leftChars="0" w:right="0" w:hanging="425" w:firstLineChars="0"/>
         <w:textAlignment w:val="baseline"/>
         <w:rPr>
-          <w:rFonts w:ascii="宋体" w:eastAsia="宋体" w:hAnsi="宋体" w:cs="宋体"/>
-          <w:sz w:val="24"/>
-          <w:szCs w:val="24"/>
-        </w:rPr>
-      </w:pPr>
-      <w:r>
-        <w:rPr>
-          <w:rFonts w:ascii="宋体" w:eastAsia="宋体" w:hAnsi="宋体" w:cs="宋体"/>
+          <w:rFonts w:ascii="宋体" w:hAnsi="宋体" w:eastAsia="宋体" w:cs="宋体"/>
+          <w:sz w:val="24"/>
+          <w:szCs w:val="24"/>
+        </w:rPr>
+      </w:pPr>
+      <w:r>
+        <w:rPr>
+          <w:rFonts w:ascii="宋体" w:hAnsi="宋体" w:eastAsia="宋体" w:cs="宋体"/>
           <w:spacing w:val="-1"/>
           <w:sz w:val="24"/>
           <w:szCs w:val="24"/>
@@ -5642,17 +5689,17 @@
         <w:adjustRightInd w:val="0"/>
         <w:snapToGrid w:val="0"/>
         <w:spacing w:line="360" w:lineRule="auto"/>
-        <w:ind w:left="845" w:right="0" w:hanging="425" w:leftChars="0" w:firstLineChars="0"/>
+        <w:ind w:left="845" w:leftChars="0" w:right="0" w:hanging="425" w:firstLineChars="0"/>
         <w:textAlignment w:val="baseline"/>
         <w:rPr>
-          <w:rFonts w:ascii="宋体" w:eastAsia="宋体" w:hAnsi="宋体" w:cs="宋体"/>
-          <w:sz w:val="24"/>
-          <w:szCs w:val="24"/>
-        </w:rPr>
-      </w:pPr>
-      <w:r>
-        <w:rPr>
-          <w:rFonts w:ascii="宋体" w:eastAsia="宋体" w:hAnsi="宋体" w:cs="宋体"/>
+          <w:rFonts w:ascii="宋体" w:hAnsi="宋体" w:eastAsia="宋体" w:cs="宋体"/>
+          <w:sz w:val="24"/>
+          <w:szCs w:val="24"/>
+        </w:rPr>
+      </w:pPr>
+      <w:r>
+        <w:rPr>
+          <w:rFonts w:ascii="宋体" w:hAnsi="宋体" w:eastAsia="宋体" w:cs="宋体"/>
           <w:spacing w:val="-1"/>
           <w:sz w:val="24"/>
           <w:szCs w:val="24"/>
@@ -5680,17 +5727,17 @@
         <w:adjustRightInd w:val="0"/>
         <w:snapToGrid w:val="0"/>
         <w:spacing w:line="360" w:lineRule="auto"/>
-        <w:ind w:left="845" w:right="0" w:hanging="425" w:leftChars="0" w:firstLineChars="0"/>
+        <w:ind w:left="845" w:leftChars="0" w:right="0" w:hanging="425" w:firstLineChars="0"/>
         <w:textAlignment w:val="baseline"/>
         <w:rPr>
-          <w:rFonts w:ascii="宋体" w:eastAsia="宋体" w:hAnsi="宋体" w:cs="宋体"/>
-          <w:sz w:val="24"/>
-          <w:szCs w:val="24"/>
-        </w:rPr>
-      </w:pPr>
-      <w:r>
-        <w:rPr>
-          <w:rFonts w:ascii="宋体" w:eastAsia="宋体" w:hAnsi="宋体" w:cs="宋体"/>
+          <w:rFonts w:ascii="宋体" w:hAnsi="宋体" w:eastAsia="宋体" w:cs="宋体"/>
+          <w:sz w:val="24"/>
+          <w:szCs w:val="24"/>
+        </w:rPr>
+      </w:pPr>
+      <w:r>
+        <w:rPr>
+          <w:rFonts w:ascii="宋体" w:hAnsi="宋体" w:eastAsia="宋体" w:cs="宋体"/>
           <w:spacing w:val="-1"/>
           <w:sz w:val="24"/>
           <w:szCs w:val="24"/>
@@ -5718,17 +5765,17 @@
         <w:adjustRightInd w:val="0"/>
         <w:snapToGrid w:val="0"/>
         <w:spacing w:line="360" w:lineRule="auto"/>
-        <w:ind w:left="845" w:right="0" w:hanging="425" w:leftChars="0" w:firstLineChars="0"/>
+        <w:ind w:left="845" w:leftChars="0" w:right="0" w:hanging="425" w:firstLineChars="0"/>
         <w:textAlignment w:val="baseline"/>
         <w:rPr>
-          <w:rFonts w:ascii="宋体" w:eastAsia="宋体" w:hAnsi="宋体" w:cs="宋体"/>
-          <w:sz w:val="24"/>
-          <w:szCs w:val="24"/>
-        </w:rPr>
-      </w:pPr>
-      <w:r>
-        <w:rPr>
-          <w:rFonts w:ascii="宋体" w:eastAsia="宋体" w:hAnsi="宋体" w:cs="宋体"/>
+          <w:rFonts w:ascii="宋体" w:hAnsi="宋体" w:eastAsia="宋体" w:cs="宋体"/>
+          <w:sz w:val="24"/>
+          <w:szCs w:val="24"/>
+        </w:rPr>
+      </w:pPr>
+      <w:r>
+        <w:rPr>
+          <w:rFonts w:ascii="宋体" w:hAnsi="宋体" w:eastAsia="宋体" w:cs="宋体"/>
           <w:spacing w:val="-1"/>
           <w:sz w:val="24"/>
           <w:szCs w:val="24"/>
@@ -5756,17 +5803,17 @@
         <w:adjustRightInd w:val="0"/>
         <w:snapToGrid w:val="0"/>
         <w:spacing w:line="360" w:lineRule="auto"/>
-        <w:ind w:left="845" w:right="0" w:hanging="425" w:leftChars="0" w:firstLineChars="0"/>
+        <w:ind w:left="845" w:leftChars="0" w:right="0" w:hanging="425" w:firstLineChars="0"/>
         <w:textAlignment w:val="baseline"/>
         <w:rPr>
-          <w:rFonts w:ascii="宋体" w:eastAsia="宋体" w:hAnsi="宋体" w:cs="宋体"/>
-          <w:sz w:val="24"/>
-          <w:szCs w:val="24"/>
-        </w:rPr>
-      </w:pPr>
-      <w:r>
-        <w:rPr>
-          <w:rFonts w:ascii="宋体" w:eastAsia="宋体" w:hAnsi="宋体" w:cs="宋体"/>
+          <w:rFonts w:ascii="宋体" w:hAnsi="宋体" w:eastAsia="宋体" w:cs="宋体"/>
+          <w:sz w:val="24"/>
+          <w:szCs w:val="24"/>
+        </w:rPr>
+      </w:pPr>
+      <w:r>
+        <w:rPr>
+          <w:rFonts w:ascii="宋体" w:hAnsi="宋体" w:eastAsia="宋体" w:cs="宋体"/>
           <w:spacing w:val="-1"/>
           <w:sz w:val="24"/>
           <w:szCs w:val="24"/>
@@ -5794,17 +5841,17 @@
         <w:adjustRightInd w:val="0"/>
         <w:snapToGrid w:val="0"/>
         <w:spacing w:line="360" w:lineRule="auto"/>
-        <w:ind w:left="845" w:right="0" w:hanging="425" w:leftChars="0" w:firstLineChars="0"/>
+        <w:ind w:left="845" w:leftChars="0" w:right="0" w:hanging="425" w:firstLineChars="0"/>
         <w:textAlignment w:val="baseline"/>
         <w:rPr>
-          <w:rFonts w:ascii="宋体" w:eastAsia="宋体" w:hAnsi="宋体" w:cs="宋体"/>
-          <w:sz w:val="24"/>
-          <w:szCs w:val="24"/>
-        </w:rPr>
-      </w:pPr>
-      <w:r>
-        <w:rPr>
-          <w:rFonts w:ascii="宋体" w:eastAsia="宋体" w:hAnsi="宋体" w:cs="宋体"/>
+          <w:rFonts w:ascii="宋体" w:hAnsi="宋体" w:eastAsia="宋体" w:cs="宋体"/>
+          <w:sz w:val="24"/>
+          <w:szCs w:val="24"/>
+        </w:rPr>
+      </w:pPr>
+      <w:r>
+        <w:rPr>
+          <w:rFonts w:ascii="宋体" w:hAnsi="宋体" w:eastAsia="宋体" w:cs="宋体"/>
           <w:spacing w:val="-1"/>
           <w:sz w:val="24"/>
           <w:szCs w:val="24"/>
@@ -5814,16 +5861,16 @@
     </w:p>
     <w:p>
       <w:pPr>
-        <w:pStyle w:val="2"/>
-        <w:keepLines w:val="0"/>
-        <w:pageBreakBefore w:val="0"/>
-        <w:widowControl w:val="0"/>
-        <w:wordWrap/>
-        <w:overflowPunct/>
-        <w:bidi w:val="0"/>
-      </w:pPr>
-      <w:bookmarkStart w:id="27" w:name="_Toc5250"/>
-      <w:bookmarkStart w:id="28" w:name="_Toc26331"/>
+        <w:pStyle w:val="30"/>
+        <w:keepLines w:val="0"/>
+        <w:pageBreakBefore w:val="0"/>
+        <w:widowControl w:val="0"/>
+        <w:wordWrap/>
+        <w:overflowPunct/>
+        <w:bidi w:val="0"/>
+      </w:pPr>
+      <w:bookmarkStart w:id="27" w:name="_Toc26331"/>
+      <w:bookmarkStart w:id="28" w:name="_Toc5250"/>
       <w:r>
         <w:rPr>
           <w:rFonts w:hint="eastAsia"/>
@@ -5836,17 +5883,18 @@
     </w:p>
     <w:tbl>
       <w:tblPr>
-        <w:tblStyle w:val="TableGrid"/>
+        <w:tblStyle w:val="21"/>
         <w:tblW w:w="0" w:type="auto"/>
         <w:jc w:val="center"/>
         <w:tblBorders>
-          <w:top w:val="single" w:sz="4" w:space="0" w:color="auto"/>
-          <w:left w:val="single" w:sz="4" w:space="0" w:color="auto"/>
-          <w:bottom w:val="single" w:sz="4" w:space="0" w:color="auto"/>
-          <w:right w:val="single" w:sz="4" w:space="0" w:color="auto"/>
-          <w:insideH w:val="single" w:sz="4" w:space="0" w:color="auto"/>
-          <w:insideV w:val="single" w:sz="4" w:space="0" w:color="auto"/>
+          <w:top w:val="single" w:color="auto" w:sz="4" w:space="0"/>
+          <w:left w:val="single" w:color="auto" w:sz="4" w:space="0"/>
+          <w:bottom w:val="single" w:color="auto" w:sz="4" w:space="0"/>
+          <w:right w:val="single" w:color="auto" w:sz="4" w:space="0"/>
+          <w:insideH w:val="single" w:color="auto" w:sz="4" w:space="0"/>
+          <w:insideV w:val="single" w:color="auto" w:sz="4" w:space="0"/>
         </w:tblBorders>
+        <w:tblLayout w:type="autofit"/>
         <w:tblCellMar>
           <w:top w:w="0" w:type="dxa"/>
           <w:left w:w="108" w:type="dxa"/>
@@ -5862,15 +5910,13 @@
       </w:tblGrid>
       <w:tr>
         <w:tblPrEx>
-          <w:tblW w:w="0" w:type="auto"/>
-          <w:jc w:val="center"/>
           <w:tblBorders>
-            <w:top w:val="single" w:sz="4" w:space="0" w:color="auto"/>
-            <w:left w:val="single" w:sz="4" w:space="0" w:color="auto"/>
-            <w:bottom w:val="single" w:sz="4" w:space="0" w:color="auto"/>
-            <w:right w:val="single" w:sz="4" w:space="0" w:color="auto"/>
-            <w:insideH w:val="single" w:sz="4" w:space="0" w:color="auto"/>
-            <w:insideV w:val="single" w:sz="4" w:space="0" w:color="auto"/>
+            <w:top w:val="single" w:color="auto" w:sz="4" w:space="0"/>
+            <w:left w:val="single" w:color="auto" w:sz="4" w:space="0"/>
+            <w:bottom w:val="single" w:color="auto" w:sz="4" w:space="0"/>
+            <w:right w:val="single" w:color="auto" w:sz="4" w:space="0"/>
+            <w:insideH w:val="single" w:color="auto" w:sz="4" w:space="0"/>
+            <w:insideV w:val="single" w:color="auto" w:sz="4" w:space="0"/>
           </w:tblBorders>
           <w:tblCellMar>
             <w:top w:w="0" w:type="dxa"/>
@@ -5897,7 +5943,7 @@
               <w:bidi w:val="0"/>
               <w:jc w:val="center"/>
               <w:rPr>
-                <w:rFonts w:eastAsia="宋体" w:hint="default"/>
+                <w:rFonts w:hint="default" w:eastAsia="宋体"/>
                 <w:b/>
                 <w:bCs/>
                 <w:vertAlign w:val="baseline"/>
@@ -5906,7 +5952,7 @@
             </w:pPr>
             <w:r>
               <w:rPr>
-                <w:rFonts w:eastAsia="宋体" w:hint="eastAsia"/>
+                <w:rFonts w:hint="eastAsia" w:eastAsia="宋体"/>
                 <w:b/>
                 <w:bCs/>
                 <w:vertAlign w:val="baseline"/>
@@ -5931,7 +5977,7 @@
               <w:bidi w:val="0"/>
               <w:jc w:val="center"/>
               <w:rPr>
-                <w:rFonts w:eastAsia="宋体" w:hint="default"/>
+                <w:rFonts w:hint="default" w:eastAsia="宋体"/>
                 <w:b/>
                 <w:bCs/>
                 <w:vertAlign w:val="baseline"/>
@@ -5940,7 +5986,7 @@
             </w:pPr>
             <w:r>
               <w:rPr>
-                <w:rFonts w:eastAsia="宋体" w:hint="eastAsia"/>
+                <w:rFonts w:hint="eastAsia" w:eastAsia="宋体"/>
                 <w:b/>
                 <w:bCs/>
                 <w:vertAlign w:val="baseline"/>
@@ -5965,7 +6011,7 @@
               <w:bidi w:val="0"/>
               <w:jc w:val="center"/>
               <w:rPr>
-                <w:rFonts w:eastAsia="宋体" w:hint="default"/>
+                <w:rFonts w:hint="default" w:eastAsia="宋体"/>
                 <w:b/>
                 <w:bCs/>
                 <w:vertAlign w:val="baseline"/>
@@ -5974,7 +6020,7 @@
             </w:pPr>
             <w:r>
               <w:rPr>
-                <w:rFonts w:eastAsia="宋体" w:hint="eastAsia"/>
+                <w:rFonts w:hint="eastAsia" w:eastAsia="宋体"/>
                 <w:b/>
                 <w:bCs/>
                 <w:vertAlign w:val="baseline"/>
@@ -6000,7 +6046,7 @@
               <w:bidi w:val="0"/>
               <w:jc w:val="center"/>
               <w:rPr>
-                <w:rFonts w:ascii="宋体" w:eastAsia="宋体" w:hAnsi="宋体" w:cs="宋体" w:hint="eastAsia"/>
+                <w:rFonts w:hint="eastAsia" w:ascii="宋体" w:hAnsi="宋体" w:eastAsia="宋体" w:cs="宋体"/>
                 <w:b/>
                 <w:bCs/>
                 <w:snapToGrid w:val="0"/>
@@ -6013,7 +6059,7 @@
             </w:pPr>
             <w:r>
               <w:rPr>
-                <w:rFonts w:ascii="宋体" w:eastAsia="宋体" w:hAnsi="宋体" w:cs="宋体" w:hint="eastAsia"/>
+                <w:rFonts w:hint="eastAsia" w:ascii="宋体" w:hAnsi="宋体" w:eastAsia="宋体" w:cs="宋体"/>
                 <w:b/>
                 <w:bCs/>
                 <w:sz w:val="18"/>
@@ -6026,8 +6072,14 @@
       </w:tr>
       <w:tr>
         <w:tblPrEx>
-          <w:tblW w:w="0" w:type="auto"/>
-          <w:jc w:val="center"/>
+          <w:tblBorders>
+            <w:top w:val="single" w:color="auto" w:sz="4" w:space="0"/>
+            <w:left w:val="single" w:color="auto" w:sz="4" w:space="0"/>
+            <w:bottom w:val="single" w:color="auto" w:sz="4" w:space="0"/>
+            <w:right w:val="single" w:color="auto" w:sz="4" w:space="0"/>
+            <w:insideH w:val="single" w:color="auto" w:sz="4" w:space="0"/>
+            <w:insideV w:val="single" w:color="auto" w:sz="4" w:space="0"/>
+          </w:tblBorders>
           <w:tblCellMar>
             <w:top w:w="0" w:type="dxa"/>
             <w:left w:w="108" w:type="dxa"/>
@@ -6036,7 +6088,7 @@
           </w:tblCellMar>
         </w:tblPrEx>
         <w:trPr>
-          <w:trHeight w:val="524"/>
+          <w:trHeight w:val="524" w:hRule="atLeast"/>
           <w:jc w:val="center"/>
         </w:trPr>
         <w:tc>
@@ -6058,7 +6110,7 @@
             </w:pPr>
             <w:r>
               <w:rPr>
-                <w:rFonts w:ascii="宋体" w:eastAsia="宋体" w:hAnsi="宋体" w:cs="宋体" w:hint="eastAsia"/>
+                <w:rFonts w:hint="eastAsia" w:ascii="宋体" w:hAnsi="宋体" w:eastAsia="宋体" w:cs="宋体"/>
                 <w:sz w:val="18"/>
                 <w:szCs w:val="18"/>
               </w:rPr>
@@ -6085,7 +6137,7 @@
             </w:pPr>
             <w:r>
               <w:rPr>
-                <w:rFonts w:ascii="宋体" w:eastAsia="宋体" w:hAnsi="宋体" w:cs="宋体" w:hint="eastAsia"/>
+                <w:rFonts w:hint="eastAsia" w:ascii="宋体" w:hAnsi="宋体" w:eastAsia="宋体" w:cs="宋体"/>
                 <w:sz w:val="18"/>
                 <w:szCs w:val="18"/>
               </w:rPr>
@@ -6093,7 +6145,7 @@
             </w:r>
             <w:r>
               <w:rPr>
-                <w:rFonts w:ascii="宋体" w:eastAsia="宋体" w:hAnsi="宋体" w:cs="宋体" w:hint="eastAsia"/>
+                <w:rFonts w:hint="eastAsia" w:ascii="宋体" w:hAnsi="宋体" w:eastAsia="宋体" w:cs="宋体"/>
                 <w:sz w:val="18"/>
                 <w:szCs w:val="18"/>
                 <w:lang w:val="en-US" w:eastAsia="zh-CN"/>
@@ -6102,7 +6154,7 @@
             </w:r>
             <w:r>
               <w:rPr>
-                <w:rFonts w:ascii="宋体" w:eastAsia="宋体" w:hAnsi="宋体" w:cs="宋体" w:hint="eastAsia"/>
+                <w:rFonts w:hint="eastAsia" w:ascii="宋体" w:hAnsi="宋体" w:eastAsia="宋体" w:cs="宋体"/>
                 <w:sz w:val="18"/>
                 <w:szCs w:val="18"/>
               </w:rPr>
@@ -6130,7 +6182,7 @@
             </w:pPr>
             <w:r>
               <w:rPr>
-                <w:rFonts w:ascii="宋体" w:eastAsia="宋体" w:hAnsi="宋体" w:cs="宋体" w:hint="eastAsia"/>
+                <w:rFonts w:hint="eastAsia" w:ascii="宋体" w:hAnsi="宋体" w:eastAsia="宋体" w:cs="宋体"/>
                 <w:sz w:val="18"/>
                 <w:szCs w:val="18"/>
               </w:rPr>
@@ -6154,7 +6206,7 @@
               <w:bidi w:val="0"/>
               <w:jc w:val="center"/>
               <w:rPr>
-                <w:rFonts w:ascii="宋体" w:eastAsia="宋体" w:hAnsi="宋体" w:cs="宋体" w:hint="eastAsia"/>
+                <w:rFonts w:hint="eastAsia" w:ascii="宋体" w:hAnsi="宋体" w:eastAsia="宋体" w:cs="宋体"/>
                 <w:snapToGrid w:val="0"/>
                 <w:color w:val="000000"/>
                 <w:kern w:val="0"/>
@@ -6165,7 +6217,7 @@
             </w:pPr>
             <w:r>
               <w:rPr>
-                <w:rFonts w:ascii="宋体" w:eastAsia="宋体" w:hAnsi="宋体" w:cs="宋体" w:hint="eastAsia"/>
+                <w:rFonts w:hint="eastAsia" w:ascii="宋体" w:hAnsi="宋体" w:eastAsia="宋体" w:cs="宋体"/>
                 <w:sz w:val="18"/>
                 <w:szCs w:val="18"/>
               </w:rPr>
@@ -6173,46 +6225,44 @@
             </w:r>
             <w:r>
               <w:rPr>
-                <w:rFonts w:ascii="宋体" w:hAnsi="宋体" w:cs="宋体" w:hint="eastAsia"/>
+                <w:rFonts w:hint="eastAsia" w:ascii="宋体" w:hAnsi="宋体" w:cs="宋体"/>
                 <w:sz w:val="18"/>
                 <w:szCs w:val="18"/>
                 <w:lang w:val="en-US" w:eastAsia="zh-CN"/>
               </w:rPr>
               <w:t>度</w:t>
             </w:r>
-            <w:bookmarkStart w:id="29" w:name="_GoBack"/>
-            <w:bookmarkEnd w:id="29"/>
           </w:p>
         </w:tc>
       </w:tr>
     </w:tbl>
     <w:p>
       <w:pPr>
-        <w:pStyle w:val="1"/>
-        <w:keepLines w:val="0"/>
-        <w:pageBreakBefore w:val="0"/>
-        <w:widowControl w:val="0"/>
-        <w:wordWrap/>
-        <w:overflowPunct/>
-        <w:bidi w:val="0"/>
-        <w:rPr>
-          <w:rStyle w:val="1Char"/>
-          <w:rFonts w:eastAsia="宋体" w:hint="default"/>
+        <w:pStyle w:val="28"/>
+        <w:keepLines w:val="0"/>
+        <w:pageBreakBefore w:val="0"/>
+        <w:widowControl w:val="0"/>
+        <w:wordWrap/>
+        <w:overflowPunct/>
+        <w:bidi w:val="0"/>
+        <w:rPr>
+          <w:rStyle w:val="36"/>
+          <w:rFonts w:hint="default" w:eastAsia="宋体"/>
           <w:lang w:val="en-US" w:eastAsia="zh-CN"/>
         </w:rPr>
       </w:pPr>
-      <w:bookmarkStart w:id="30" w:name="bookmark13"/>
+      <w:bookmarkStart w:id="29" w:name="bookmark13"/>
+      <w:bookmarkEnd w:id="29"/>
+      <w:bookmarkStart w:id="30" w:name="_Toc3513"/>
+      <w:r>
+        <w:rPr>
+          <w:rStyle w:val="36"/>
+          <w:rFonts w:hint="eastAsia" w:eastAsia="宋体"/>
+          <w:lang w:val="en-US" w:eastAsia="zh-CN"/>
+        </w:rPr>
+        <w:t>附则</w:t>
+      </w:r>
       <w:bookmarkEnd w:id="30"/>
-      <w:bookmarkStart w:id="31" w:name="_Toc3513"/>
-      <w:r>
-        <w:rPr>
-          <w:rStyle w:val="1Char"/>
-          <w:rFonts w:eastAsia="宋体" w:hint="eastAsia"/>
-          <w:lang w:val="en-US" w:eastAsia="zh-CN"/>
-        </w:rPr>
-        <w:t>附则</w:t>
-      </w:r>
-      <w:bookmarkEnd w:id="31"/>
     </w:p>
     <w:p>
       <w:pPr>
@@ -6234,19 +6284,19 @@
         <w:adjustRightInd w:val="0"/>
         <w:snapToGrid w:val="0"/>
         <w:spacing w:line="360" w:lineRule="auto"/>
-        <w:ind w:left="425" w:hanging="425" w:leftChars="0" w:firstLineChars="0"/>
+        <w:ind w:left="425" w:leftChars="0" w:hanging="425" w:firstLineChars="0"/>
         <w:textAlignment w:val="baseline"/>
         <w:rPr>
-          <w:rFonts w:ascii="宋体" w:eastAsia="宋体" w:hAnsi="宋体" w:cs="宋体"/>
-          <w:sz w:val="24"/>
-          <w:szCs w:val="24"/>
-        </w:rPr>
-      </w:pPr>
-      <w:bookmarkStart w:id="32" w:name="bookmark14"/>
-      <w:bookmarkEnd w:id="32"/>
-      <w:r>
-        <w:rPr>
-          <w:rFonts w:ascii="宋体" w:eastAsia="宋体" w:hAnsi="宋体" w:cs="宋体"/>
+          <w:rFonts w:ascii="宋体" w:hAnsi="宋体" w:eastAsia="宋体" w:cs="宋体"/>
+          <w:sz w:val="24"/>
+          <w:szCs w:val="24"/>
+        </w:rPr>
+      </w:pPr>
+      <w:bookmarkStart w:id="31" w:name="bookmark14"/>
+      <w:bookmarkEnd w:id="31"/>
+      <w:r>
+        <w:rPr>
+          <w:rFonts w:ascii="宋体" w:hAnsi="宋体" w:eastAsia="宋体" w:cs="宋体"/>
           <w:spacing w:val="-1"/>
           <w:sz w:val="24"/>
           <w:szCs w:val="24"/>
@@ -6255,7 +6305,7 @@
       </w:r>
       <w:r>
         <w:rPr>
-          <w:rFonts w:ascii="宋体" w:eastAsia="宋体" w:hAnsi="宋体" w:cs="宋体" w:hint="eastAsia"/>
+          <w:rFonts w:hint="eastAsia" w:ascii="宋体" w:hAnsi="宋体" w:eastAsia="宋体" w:cs="宋体"/>
           <w:spacing w:val="-1"/>
           <w:sz w:val="24"/>
           <w:szCs w:val="24"/>
@@ -6265,7 +6315,7 @@
       </w:r>
       <w:r>
         <w:rPr>
-          <w:rFonts w:ascii="宋体" w:eastAsia="宋体" w:hAnsi="宋体" w:cs="宋体"/>
+          <w:rFonts w:ascii="宋体" w:hAnsi="宋体" w:eastAsia="宋体" w:cs="宋体"/>
           <w:spacing w:val="-1"/>
           <w:sz w:val="24"/>
           <w:szCs w:val="24"/>
@@ -6293,10 +6343,10 @@
         <w:adjustRightInd w:val="0"/>
         <w:snapToGrid w:val="0"/>
         <w:spacing w:line="360" w:lineRule="auto"/>
-        <w:ind w:left="425" w:hanging="425" w:leftChars="0" w:firstLineChars="0"/>
+        <w:ind w:left="425" w:leftChars="0" w:hanging="425" w:firstLineChars="0"/>
         <w:textAlignment w:val="baseline"/>
         <w:rPr>
-          <w:rFonts w:ascii="宋体" w:eastAsia="宋体" w:hAnsi="宋体" w:cs="宋体"/>
+          <w:rFonts w:ascii="宋体" w:hAnsi="宋体" w:eastAsia="宋体" w:cs="宋体"/>
           <w:sz w:val="24"/>
           <w:szCs w:val="24"/>
           <w:lang w:val="en-US" w:eastAsia="en-US"/>
@@ -6304,7 +6354,7 @@
       </w:pPr>
       <w:r>
         <w:rPr>
-          <w:rFonts w:ascii="宋体" w:eastAsia="宋体" w:hAnsi="宋体" w:cs="宋体"/>
+          <w:rFonts w:ascii="宋体" w:hAnsi="宋体" w:eastAsia="宋体" w:cs="宋体"/>
           <w:spacing w:val="-2"/>
           <w:sz w:val="24"/>
           <w:szCs w:val="24"/>
@@ -6314,7 +6364,7 @@
     </w:p>
     <w:p>
       <w:pPr>
-        <w:pStyle w:val="1"/>
+        <w:pStyle w:val="28"/>
         <w:keepLines w:val="0"/>
         <w:pageBreakBefore w:val="0"/>
         <w:widowControl w:val="0"/>
@@ -6325,7 +6375,7 @@
           <w:lang w:val="en-US" w:eastAsia="en-US"/>
         </w:rPr>
       </w:pPr>
-      <w:bookmarkStart w:id="33" w:name="_Toc12815"/>
+      <w:bookmarkStart w:id="32" w:name="_Toc12815"/>
       <w:r>
         <w:rPr>
           <w:rFonts w:hint="eastAsia"/>
@@ -6333,11 +6383,11 @@
         </w:rPr>
         <w:t>附件</w:t>
       </w:r>
-      <w:bookmarkEnd w:id="33"/>
-    </w:p>
-    <w:p>
-      <w:pPr>
-        <w:pStyle w:val="1"/>
+      <w:bookmarkEnd w:id="32"/>
+    </w:p>
+    <w:p>
+      <w:pPr>
+        <w:pStyle w:val="28"/>
         <w:keepLines w:val="0"/>
         <w:pageBreakBefore w:val="0"/>
         <w:widowControl w:val="0"/>
@@ -6349,7 +6399,7 @@
           <w:lang w:val="en-US" w:eastAsia="en-US"/>
         </w:rPr>
       </w:pPr>
-      <w:bookmarkStart w:id="34" w:name="_Toc6193"/>
+      <w:bookmarkStart w:id="33" w:name="_Toc6193"/>
       <w:r>
         <w:rPr>
           <w:rFonts w:hint="eastAsia"/>
@@ -6357,36 +6407,86 @@
         </w:rPr>
         <w:t>记录</w:t>
       </w:r>
-      <w:bookmarkEnd w:id="34"/>
+      <w:bookmarkEnd w:id="33"/>
     </w:p>
     <w:sectPr>
-      <w:headerReference w:type="default" r:id="rId4"/>
+      <w:headerReference r:id="rId5" w:type="default"/>
       <w:pgSz w:w="11906" w:h="16838"/>
       <w:pgMar w:top="1417" w:right="1800" w:bottom="1440" w:left="1800" w:header="1140" w:footer="992" w:gutter="0"/>
-      <w:cols w:num="1" w:space="425"/>
+      <w:cols w:space="425" w:num="1"/>
       <w:docGrid w:type="lines" w:linePitch="312" w:charSpace="0"/>
     </w:sectPr>
   </w:body>
 </w:document>
 </file>
 
+<file path=word/endnotes.xml><?xml version="1.0" encoding="utf-8"?>
+<w:endnotes xmlns:wpc="http://schemas.microsoft.com/office/word/2010/wordprocessingCanvas" xmlns:mc="http://schemas.openxmlformats.org/markup-compatibility/2006" xmlns:o="urn:schemas-microsoft-com:office:office" xmlns:r="http://schemas.openxmlformats.org/officeDocument/2006/relationships" xmlns:m="http://schemas.openxmlformats.org/officeDocument/2006/math" xmlns:v="urn:schemas-microsoft-com:vml" xmlns:wp14="http://schemas.microsoft.com/office/word/2010/wordprocessingDrawing" xmlns:wp="http://schemas.openxmlformats.org/drawingml/2006/wordprocessingDrawing" xmlns:w="http://schemas.openxmlformats.org/wordprocessingml/2006/main" xmlns:w14="http://schemas.microsoft.com/office/word/2010/wordml" xmlns:w15="http://schemas.microsoft.com/office/word/2012/wordml" xmlns:w10="urn:schemas-microsoft-com:office:word" xmlns:wpg="http://schemas.microsoft.com/office/word/2010/wordprocessingGroup" xmlns:wpi="http://schemas.microsoft.com/office/word/2010/wordprocessingInk" xmlns:wne="http://schemas.microsoft.com/office/word/2006/wordml" xmlns:wps="http://schemas.microsoft.com/office/word/2010/wordprocessingShape" xmlns:wpsCustomData="http://www.wps.cn/officeDocument/2013/wpsCustomData" mc:Ignorable="w14 w15 wp14">
+  <w:endnote w:type="separator" w:id="0">
+    <w:p>
+      <w:pPr>
+        <w:spacing w:line="240" w:lineRule="auto"/>
+      </w:pPr>
+      <w:r>
+        <w:separator/>
+      </w:r>
+    </w:p>
+  </w:endnote>
+  <w:endnote w:type="continuationSeparator" w:id="1">
+    <w:p>
+      <w:pPr>
+        <w:spacing w:line="240" w:lineRule="auto"/>
+      </w:pPr>
+      <w:r>
+        <w:continuationSeparator/>
+      </w:r>
+    </w:p>
+  </w:endnote>
+</w:endnotes>
+</file>
+
+<file path=word/footnotes.xml><?xml version="1.0" encoding="utf-8"?>
+<w:footnotes xmlns:wpc="http://schemas.microsoft.com/office/word/2010/wordprocessingCanvas" xmlns:mc="http://schemas.openxmlformats.org/markup-compatibility/2006" xmlns:o="urn:schemas-microsoft-com:office:office" xmlns:r="http://schemas.openxmlformats.org/officeDocument/2006/relationships" xmlns:m="http://schemas.openxmlformats.org/officeDocument/2006/math" xmlns:v="urn:schemas-microsoft-com:vml" xmlns:wp14="http://schemas.microsoft.com/office/word/2010/wordprocessingDrawing" xmlns:wp="http://schemas.openxmlformats.org/drawingml/2006/wordprocessingDrawing" xmlns:w="http://schemas.openxmlformats.org/wordprocessingml/2006/main" xmlns:w14="http://schemas.microsoft.com/office/word/2010/wordml" xmlns:w15="http://schemas.microsoft.com/office/word/2012/wordml" xmlns:w10="urn:schemas-microsoft-com:office:word" xmlns:wpg="http://schemas.microsoft.com/office/word/2010/wordprocessingGroup" xmlns:wpi="http://schemas.microsoft.com/office/word/2010/wordprocessingInk" xmlns:wne="http://schemas.microsoft.com/office/word/2006/wordml" xmlns:wps="http://schemas.microsoft.com/office/word/2010/wordprocessingShape" xmlns:wpsCustomData="http://www.wps.cn/officeDocument/2013/wpsCustomData" mc:Ignorable="w14 w15 wp14">
+  <w:footnote w:type="separator" w:id="0">
+    <w:p>
+      <w:pPr>
+        <w:spacing w:line="360" w:lineRule="auto"/>
+      </w:pPr>
+      <w:r>
+        <w:separator/>
+      </w:r>
+    </w:p>
+  </w:footnote>
+  <w:footnote w:type="continuationSeparator" w:id="1">
+    <w:p>
+      <w:pPr>
+        <w:spacing w:line="360" w:lineRule="auto"/>
+      </w:pPr>
+      <w:r>
+        <w:continuationSeparator/>
+      </w:r>
+    </w:p>
+  </w:footnote>
+</w:footnotes>
+</file>
+
 <file path=word/header1.xml><?xml version="1.0" encoding="utf-8"?>
-<w:hdr xmlns:wpc="http://schemas.microsoft.com/office/word/2010/wordprocessingCanvas" xmlns:mc="http://schemas.openxmlformats.org/markup-compatibility/2006" xmlns:o="urn:schemas-microsoft-com:office:office" xmlns:r="http://schemas.openxmlformats.org/officeDocument/2006/relationships" xmlns:m="http://schemas.openxmlformats.org/officeDocument/2006/math" xmlns:v="urn:schemas-microsoft-com:vml" xmlns:wp14="http://schemas.microsoft.com/office/word/2010/wordprocessingDrawing" xmlns:wp="http://schemas.openxmlformats.org/drawingml/2006/wordprocessingDrawing" xmlns:w10="urn:schemas-microsoft-com:office:word" xmlns:w="http://schemas.openxmlformats.org/wordprocessingml/2006/main" xmlns:w14="http://schemas.microsoft.com/office/word/2010/wordml" xmlns:w15="http://schemas.microsoft.com/office/word/2012/wordml" xmlns:wne="http://schemas.microsoft.com/office/word/2006/wordml" xmlns:wpg="http://schemas.microsoft.com/office/word/2010/wordprocessingGroup" xmlns:wpi="http://schemas.microsoft.com/office/word/2010/wordprocessingInk" xmlns:wps="http://schemas.microsoft.com/office/word/2010/wordprocessingShape" mc:Ignorable="w14 w15 wp14">
+<w:hdr xmlns:wpc="http://schemas.microsoft.com/office/word/2010/wordprocessingCanvas" xmlns:mc="http://schemas.openxmlformats.org/markup-compatibility/2006" xmlns:o="urn:schemas-microsoft-com:office:office" xmlns:r="http://schemas.openxmlformats.org/officeDocument/2006/relationships" xmlns:m="http://schemas.openxmlformats.org/officeDocument/2006/math" xmlns:v="urn:schemas-microsoft-com:vml" xmlns:wp14="http://schemas.microsoft.com/office/word/2010/wordprocessingDrawing" xmlns:wp="http://schemas.openxmlformats.org/drawingml/2006/wordprocessingDrawing" xmlns:w10="urn:schemas-microsoft-com:office:word" xmlns:w="http://schemas.openxmlformats.org/wordprocessingml/2006/main" xmlns:w14="http://schemas.microsoft.com/office/word/2010/wordml" xmlns:w15="http://schemas.microsoft.com/office/word/2012/wordml" xmlns:wpg="http://schemas.microsoft.com/office/word/2010/wordprocessingGroup" xmlns:wpi="http://schemas.microsoft.com/office/word/2010/wordprocessingInk" xmlns:wne="http://schemas.microsoft.com/office/word/2006/wordml" xmlns:wps="http://schemas.microsoft.com/office/word/2010/wordprocessingShape" xmlns:wpsCustomData="http://www.wps.cn/officeDocument/2013/wpsCustomData" mc:Ignorable="w14 w15 wp14">
   <w:p>
     <w:pPr>
-      <w:pStyle w:val="Header"/>
+      <w:pStyle w:val="15"/>
       <w:pBdr>
-        <w:bottom w:val="single" w:sz="4" w:space="1" w:color="auto"/>
+        <w:bottom w:val="single" w:color="auto" w:sz="4" w:space="1"/>
       </w:pBdr>
       <w:jc w:val="right"/>
       <w:rPr>
-        <w:rFonts w:eastAsiaTheme="minorEastAsia" w:hint="eastAsia"/>
+        <w:rFonts w:hint="eastAsia" w:eastAsiaTheme="minorEastAsia"/>
         <w:lang w:eastAsia="zh-CN"/>
       </w:rPr>
     </w:pPr>
     <w:r>
       <w:rPr>
-        <w:rFonts w:eastAsiaTheme="minorEastAsia" w:hint="eastAsia"/>
+        <w:rFonts w:hint="eastAsia" w:eastAsiaTheme="minorEastAsia"/>
         <w:lang w:eastAsia="zh-CN"/>
       </w:rPr>
       <w:t>天津通海信息技术有限公司</w:t>
@@ -6396,12 +6496,12 @@
 </file>
 
 <file path=word/numbering.xml><?xml version="1.0" encoding="utf-8"?>
-<w:numbering xmlns:wpc="http://schemas.microsoft.com/office/word/2010/wordprocessingCanvas" xmlns:mc="http://schemas.openxmlformats.org/markup-compatibility/2006" xmlns:o="urn:schemas-microsoft-com:office:office" xmlns:r="http://schemas.openxmlformats.org/officeDocument/2006/relationships" xmlns:m="http://schemas.openxmlformats.org/officeDocument/2006/math" xmlns:v="urn:schemas-microsoft-com:vml" xmlns:wp14="http://schemas.microsoft.com/office/word/2010/wordprocessingDrawing" xmlns:wp="http://schemas.openxmlformats.org/drawingml/2006/wordprocessingDrawing" xmlns:w10="urn:schemas-microsoft-com:office:word" xmlns:w="http://schemas.openxmlformats.org/wordprocessingml/2006/main" xmlns:w14="http://schemas.microsoft.com/office/word/2010/wordml" xmlns:w15="http://schemas.microsoft.com/office/word/2012/wordml" xmlns:wne="http://schemas.microsoft.com/office/word/2006/wordml" xmlns:wpg="http://schemas.microsoft.com/office/word/2010/wordprocessingGroup" xmlns:wpi="http://schemas.microsoft.com/office/word/2010/wordprocessingInk" xmlns:wps="http://schemas.microsoft.com/office/word/2010/wordprocessingShape" mc:Ignorable="w14 w15 wp14">
+<w:numbering xmlns:wpc="http://schemas.microsoft.com/office/word/2010/wordprocessingCanvas" xmlns:mc="http://schemas.openxmlformats.org/markup-compatibility/2006" xmlns:o="urn:schemas-microsoft-com:office:office" xmlns:r="http://schemas.openxmlformats.org/officeDocument/2006/relationships" xmlns:m="http://schemas.openxmlformats.org/officeDocument/2006/math" xmlns:v="urn:schemas-microsoft-com:vml" xmlns:wp14="http://schemas.microsoft.com/office/word/2010/wordprocessingDrawing" xmlns:wp="http://schemas.openxmlformats.org/drawingml/2006/wordprocessingDrawing" xmlns:w10="urn:schemas-microsoft-com:office:word" xmlns:w="http://schemas.openxmlformats.org/wordprocessingml/2006/main" xmlns:w14="http://schemas.microsoft.com/office/word/2010/wordml" xmlns:wpg="http://schemas.microsoft.com/office/word/2010/wordprocessingGroup" xmlns:wpi="http://schemas.microsoft.com/office/word/2010/wordprocessingInk" xmlns:wne="http://schemas.microsoft.com/office/word/2006/wordml" xmlns:wps="http://schemas.microsoft.com/office/word/2010/wordprocessingShape" xmlns:wpsCustomData="http://www.wps.cn/officeDocument/2013/wpsCustomData" mc:Ignorable="w14 wp14">
   <w:abstractNum w:abstractNumId="0">
     <w:nsid w:val="8E402F3A"/>
     <w:multiLevelType w:val="singleLevel"/>
     <w:tmpl w:val="8E402F3A"/>
-    <w:lvl w:ilvl="0">
+    <w:lvl w:ilvl="0" w:tentative="0">
       <w:start w:val="1"/>
       <w:numFmt w:val="decimal"/>
       <w:lvlText w:val="(%1)"/>
@@ -6421,10 +6521,10 @@
     <w:nsid w:val="8E964DCE"/>
     <w:multiLevelType w:val="multilevel"/>
     <w:tmpl w:val="8E964DCE"/>
-    <w:lvl w:ilvl="0">
+    <w:lvl w:ilvl="0" w:tentative="0">
       <w:start w:val="1"/>
       <w:numFmt w:val="decimal"/>
-      <w:pStyle w:val="Heading1"/>
+      <w:pStyle w:val="2"/>
       <w:lvlText w:val="%1."/>
       <w:lvlJc w:val="left"/>
       <w:pPr>
@@ -6434,10 +6534,10 @@
         <w:rFonts w:hint="default"/>
       </w:rPr>
     </w:lvl>
-    <w:lvl w:ilvl="1">
+    <w:lvl w:ilvl="1" w:tentative="0">
       <w:start w:val="1"/>
       <w:numFmt w:val="decimal"/>
-      <w:pStyle w:val="Heading2"/>
+      <w:pStyle w:val="3"/>
       <w:lvlText w:val="%1.%2."/>
       <w:lvlJc w:val="left"/>
       <w:pPr>
@@ -6447,10 +6547,10 @@
         <w:rFonts w:hint="default"/>
       </w:rPr>
     </w:lvl>
-    <w:lvl w:ilvl="2">
+    <w:lvl w:ilvl="2" w:tentative="0">
       <w:start w:val="1"/>
       <w:numFmt w:val="decimal"/>
-      <w:pStyle w:val="Heading3"/>
+      <w:pStyle w:val="4"/>
       <w:lvlText w:val="%1.%2.%3."/>
       <w:lvlJc w:val="left"/>
       <w:pPr>
@@ -6460,10 +6560,10 @@
         <w:rFonts w:hint="default"/>
       </w:rPr>
     </w:lvl>
-    <w:lvl w:ilvl="3">
+    <w:lvl w:ilvl="3" w:tentative="0">
       <w:start w:val="1"/>
       <w:numFmt w:val="decimal"/>
-      <w:pStyle w:val="Heading4"/>
+      <w:pStyle w:val="5"/>
       <w:lvlText w:val="%1.%2.%3.%4."/>
       <w:lvlJc w:val="left"/>
       <w:pPr>
@@ -6473,10 +6573,10 @@
         <w:rFonts w:hint="default"/>
       </w:rPr>
     </w:lvl>
-    <w:lvl w:ilvl="4">
+    <w:lvl w:ilvl="4" w:tentative="0">
       <w:start w:val="1"/>
       <w:numFmt w:val="decimal"/>
-      <w:pStyle w:val="Heading5"/>
+      <w:pStyle w:val="6"/>
       <w:lvlText w:val="%1.%2.%3.%4.%5."/>
       <w:lvlJc w:val="left"/>
       <w:pPr>
@@ -6486,10 +6586,10 @@
         <w:rFonts w:hint="default"/>
       </w:rPr>
     </w:lvl>
-    <w:lvl w:ilvl="5">
+    <w:lvl w:ilvl="5" w:tentative="0">
       <w:start w:val="1"/>
       <w:numFmt w:val="decimal"/>
-      <w:pStyle w:val="Heading6"/>
+      <w:pStyle w:val="7"/>
       <w:lvlText w:val="%1.%2.%3.%4.%5.%6."/>
       <w:lvlJc w:val="left"/>
       <w:pPr>
@@ -6499,10 +6599,10 @@
         <w:rFonts w:hint="default"/>
       </w:rPr>
     </w:lvl>
-    <w:lvl w:ilvl="6">
+    <w:lvl w:ilvl="6" w:tentative="0">
       <w:start w:val="1"/>
       <w:numFmt w:val="decimal"/>
-      <w:pStyle w:val="Heading7"/>
+      <w:pStyle w:val="8"/>
       <w:lvlText w:val="%1.%2.%3.%4.%5.%6.%7."/>
       <w:lvlJc w:val="left"/>
       <w:pPr>
@@ -6512,10 +6612,10 @@
         <w:rFonts w:hint="default"/>
       </w:rPr>
     </w:lvl>
-    <w:lvl w:ilvl="7">
+    <w:lvl w:ilvl="7" w:tentative="0">
       <w:start w:val="1"/>
       <w:numFmt w:val="decimal"/>
-      <w:pStyle w:val="Heading8"/>
+      <w:pStyle w:val="9"/>
       <w:lvlText w:val="%1.%2.%3.%4.%5.%6.%7.%8."/>
       <w:lvlJc w:val="left"/>
       <w:pPr>
@@ -6525,10 +6625,10 @@
         <w:rFonts w:hint="default"/>
       </w:rPr>
     </w:lvl>
-    <w:lvl w:ilvl="8">
+    <w:lvl w:ilvl="8" w:tentative="0">
       <w:start w:val="1"/>
       <w:numFmt w:val="decimal"/>
-      <w:pStyle w:val="Heading9"/>
+      <w:pStyle w:val="10"/>
       <w:lvlText w:val="%1.%2.%3.%4.%5.%6.%7.%8.%9."/>
       <w:lvlJc w:val="left"/>
       <w:pPr>
@@ -6543,7 +6643,7 @@
     <w:nsid w:val="9A52D80F"/>
     <w:multiLevelType w:val="singleLevel"/>
     <w:tmpl w:val="9A52D80F"/>
-    <w:lvl w:ilvl="0">
+    <w:lvl w:ilvl="0" w:tentative="0">
       <w:start w:val="1"/>
       <w:numFmt w:val="decimal"/>
       <w:lvlText w:val="%1."/>
@@ -6560,7 +6660,7 @@
     <w:nsid w:val="A1ADF845"/>
     <w:multiLevelType w:val="singleLevel"/>
     <w:tmpl w:val="A1ADF845"/>
-    <w:lvl w:ilvl="0">
+    <w:lvl w:ilvl="0" w:tentative="0">
       <w:start w:val="1"/>
       <w:numFmt w:val="decimal"/>
       <w:lvlText w:val="(%1)"/>
@@ -6580,7 +6680,7 @@
     <w:nsid w:val="BA6558BF"/>
     <w:multiLevelType w:val="singleLevel"/>
     <w:tmpl w:val="BA6558BF"/>
-    <w:lvl w:ilvl="0">
+    <w:lvl w:ilvl="0" w:tentative="0">
       <w:start w:val="1"/>
       <w:numFmt w:val="decimal"/>
       <w:lvlText w:val="(%1)"/>
@@ -6600,7 +6700,7 @@
     <w:nsid w:val="BE1B1E4A"/>
     <w:multiLevelType w:val="singleLevel"/>
     <w:tmpl w:val="BE1B1E4A"/>
-    <w:lvl w:ilvl="0">
+    <w:lvl w:ilvl="0" w:tentative="0">
       <w:start w:val="1"/>
       <w:numFmt w:val="decimal"/>
       <w:lvlText w:val="%1."/>
@@ -6617,7 +6717,7 @@
     <w:nsid w:val="E30D0B23"/>
     <w:multiLevelType w:val="singleLevel"/>
     <w:tmpl w:val="E30D0B23"/>
-    <w:lvl w:ilvl="0">
+    <w:lvl w:ilvl="0" w:tentative="0">
       <w:start w:val="1"/>
       <w:numFmt w:val="decimal"/>
       <w:lvlText w:val="%1."/>
@@ -6634,7 +6734,7 @@
     <w:nsid w:val="EC1F30A8"/>
     <w:multiLevelType w:val="singleLevel"/>
     <w:tmpl w:val="EC1F30A8"/>
-    <w:lvl w:ilvl="0">
+    <w:lvl w:ilvl="0" w:tentative="0">
       <w:start w:val="1"/>
       <w:numFmt w:val="decimal"/>
       <w:lvlText w:val="%1."/>
@@ -6651,7 +6751,7 @@
     <w:nsid w:val="F9539CF3"/>
     <w:multiLevelType w:val="singleLevel"/>
     <w:tmpl w:val="F9539CF3"/>
-    <w:lvl w:ilvl="0">
+    <w:lvl w:ilvl="0" w:tentative="0">
       <w:start w:val="1"/>
       <w:numFmt w:val="decimal"/>
       <w:lvlText w:val="%1."/>
@@ -6668,7 +6768,7 @@
     <w:nsid w:val="16090DDE"/>
     <w:multiLevelType w:val="singleLevel"/>
     <w:tmpl w:val="16090DDE"/>
-    <w:lvl w:ilvl="0">
+    <w:lvl w:ilvl="0" w:tentative="0">
       <w:start w:val="1"/>
       <w:numFmt w:val="decimal"/>
       <w:lvlText w:val="%1."/>
@@ -6685,7 +6785,7 @@
     <w:nsid w:val="1C5D99AC"/>
     <w:multiLevelType w:val="singleLevel"/>
     <w:tmpl w:val="1C5D99AC"/>
-    <w:lvl w:ilvl="0">
+    <w:lvl w:ilvl="0" w:tentative="0">
       <w:start w:val="1"/>
       <w:numFmt w:val="decimal"/>
       <w:lvlText w:val="(%1)"/>
@@ -6705,7 +6805,7 @@
     <w:nsid w:val="510F708C"/>
     <w:multiLevelType w:val="singleLevel"/>
     <w:tmpl w:val="510F708C"/>
-    <w:lvl w:ilvl="0">
+    <w:lvl w:ilvl="0" w:tentative="0">
       <w:start w:val="1"/>
       <w:numFmt w:val="decimal"/>
       <w:lvlText w:val="%1."/>
@@ -6722,7 +6822,7 @@
     <w:nsid w:val="7E84A521"/>
     <w:multiLevelType w:val="singleLevel"/>
     <w:tmpl w:val="7E84A521"/>
-    <w:lvl w:ilvl="0">
+    <w:lvl w:ilvl="0" w:tentative="0">
       <w:start w:val="1"/>
       <w:numFmt w:val="decimal"/>
       <w:lvlText w:val="(%1)"/>
@@ -6781,267 +6881,269 @@
 </file>
 
 <file path=word/styles.xml><?xml version="1.0" encoding="utf-8"?>
-<w:styles xmlns:mc="http://schemas.openxmlformats.org/markup-compatibility/2006" xmlns:r="http://schemas.openxmlformats.org/officeDocument/2006/relationships" xmlns:w="http://schemas.openxmlformats.org/wordprocessingml/2006/main" xmlns:w14="http://schemas.microsoft.com/office/word/2010/wordml" xmlns:w15="http://schemas.microsoft.com/office/word/2012/wordml" mc:Ignorable="w14 w15">
+<w:styles xmlns:mc="http://schemas.openxmlformats.org/markup-compatibility/2006" xmlns:o="urn:schemas-microsoft-com:office:office" xmlns:r="http://schemas.openxmlformats.org/officeDocument/2006/relationships" xmlns:m="http://schemas.openxmlformats.org/officeDocument/2006/math" xmlns:v="urn:schemas-microsoft-com:vml" xmlns:w="http://schemas.openxmlformats.org/wordprocessingml/2006/main" xmlns:w14="http://schemas.microsoft.com/office/word/2010/wordml" xmlns:w10="urn:schemas-microsoft-com:office:word" xmlns:sl="http://schemas.openxmlformats.org/schemaLibrary/2006/main" xmlns:wpsCustomData="http://www.wps.cn/officeDocument/2013/wpsCustomData" mc:Ignorable="w14">
   <w:docDefaults>
     <w:rPrDefault>
       <w:rPr>
-        <w:rFonts w:ascii="Times New Roman" w:eastAsia="宋体" w:hAnsi="Times New Roman" w:cs="Times New Roman"/>
+        <w:rFonts w:ascii="Times New Roman" w:hAnsi="Times New Roman" w:eastAsia="宋体" w:cs="Times New Roman"/>
       </w:rPr>
     </w:rPrDefault>
     <w:pPrDefault/>
   </w:docDefaults>
-  <w:latentStyles w:defLockedState="0" w:defUIPriority="99" w:defSemiHidden="1" w:defUnhideWhenUsed="1" w:defQFormat="0" w:count="260">
-    <w:lsdException w:name="Normal" w:semiHidden="0" w:uiPriority="0" w:unhideWhenUsed="0" w:qFormat="1"/>
-    <w:lsdException w:name="heading 1" w:semiHidden="0" w:uiPriority="0" w:unhideWhenUsed="0" w:qFormat="1"/>
-    <w:lsdException w:name="heading 2" w:semiHidden="0" w:uiPriority="0" w:qFormat="1"/>
-    <w:lsdException w:name="heading 3" w:uiPriority="0" w:qFormat="1"/>
-    <w:lsdException w:name="heading 4" w:semiHidden="0" w:uiPriority="0" w:qFormat="1"/>
-    <w:lsdException w:name="heading 5" w:uiPriority="0" w:qFormat="1"/>
-    <w:lsdException w:name="heading 6" w:uiPriority="0" w:qFormat="1"/>
-    <w:lsdException w:name="heading 7" w:uiPriority="0" w:qFormat="1"/>
-    <w:lsdException w:name="heading 8" w:uiPriority="0" w:qFormat="1"/>
-    <w:lsdException w:name="heading 9" w:uiPriority="0" w:qFormat="1"/>
-    <w:lsdException w:name="index 1" w:semiHidden="0" w:uiPriority="0" w:unhideWhenUsed="0"/>
-    <w:lsdException w:name="index 2" w:semiHidden="0" w:uiPriority="0" w:unhideWhenUsed="0"/>
-    <w:lsdException w:name="index 3" w:semiHidden="0" w:uiPriority="0" w:unhideWhenUsed="0"/>
-    <w:lsdException w:name="index 4" w:semiHidden="0" w:uiPriority="0" w:unhideWhenUsed="0"/>
-    <w:lsdException w:name="index 5" w:semiHidden="0" w:uiPriority="0" w:unhideWhenUsed="0"/>
-    <w:lsdException w:name="index 6" w:semiHidden="0" w:uiPriority="0" w:unhideWhenUsed="0"/>
-    <w:lsdException w:name="index 7" w:semiHidden="0" w:uiPriority="0" w:unhideWhenUsed="0"/>
-    <w:lsdException w:name="index 8" w:semiHidden="0" w:uiPriority="0" w:unhideWhenUsed="0"/>
-    <w:lsdException w:name="index 9" w:semiHidden="0" w:uiPriority="0" w:unhideWhenUsed="0"/>
-    <w:lsdException w:name="toc 1" w:semiHidden="0" w:uiPriority="0" w:unhideWhenUsed="0" w:qFormat="1"/>
-    <w:lsdException w:name="toc 2" w:semiHidden="0" w:uiPriority="0" w:unhideWhenUsed="0" w:qFormat="1"/>
-    <w:lsdException w:name="toc 3" w:semiHidden="0" w:uiPriority="0" w:unhideWhenUsed="0" w:qFormat="1"/>
-    <w:lsdException w:name="toc 4" w:semiHidden="0" w:uiPriority="0" w:unhideWhenUsed="0"/>
-    <w:lsdException w:name="toc 5" w:semiHidden="0" w:uiPriority="0" w:unhideWhenUsed="0"/>
-    <w:lsdException w:name="toc 6" w:semiHidden="0" w:uiPriority="0" w:unhideWhenUsed="0"/>
-    <w:lsdException w:name="toc 7" w:semiHidden="0" w:uiPriority="0" w:unhideWhenUsed="0"/>
-    <w:lsdException w:name="toc 8" w:semiHidden="0" w:uiPriority="0" w:unhideWhenUsed="0"/>
-    <w:lsdException w:name="toc 9" w:semiHidden="0" w:uiPriority="0" w:unhideWhenUsed="0"/>
-    <w:lsdException w:name="Normal Indent" w:semiHidden="0" w:uiPriority="0" w:unhideWhenUsed="0"/>
-    <w:lsdException w:name="footnote text" w:semiHidden="0" w:uiPriority="0" w:unhideWhenUsed="0"/>
-    <w:lsdException w:name="annotation text" w:semiHidden="0" w:uiPriority="0" w:unhideWhenUsed="0" w:qFormat="1"/>
-    <w:lsdException w:name="header" w:semiHidden="0" w:uiPriority="0" w:unhideWhenUsed="0" w:qFormat="1"/>
-    <w:lsdException w:name="footer" w:semiHidden="0" w:uiPriority="0" w:unhideWhenUsed="0" w:qFormat="1"/>
-    <w:lsdException w:name="index heading" w:semiHidden="0" w:uiPriority="0" w:unhideWhenUsed="0"/>
-    <w:lsdException w:name="caption" w:uiPriority="0" w:qFormat="1"/>
-    <w:lsdException w:name="table of figures" w:semiHidden="0" w:uiPriority="0" w:unhideWhenUsed="0"/>
-    <w:lsdException w:name="envelope address" w:semiHidden="0" w:uiPriority="0" w:unhideWhenUsed="0"/>
-    <w:lsdException w:name="envelope return" w:semiHidden="0" w:uiPriority="0" w:unhideWhenUsed="0"/>
-    <w:lsdException w:name="footnote reference" w:semiHidden="0" w:uiPriority="0" w:unhideWhenUsed="0"/>
-    <w:lsdException w:name="annotation reference" w:semiHidden="0" w:uiPriority="0" w:unhideWhenUsed="0"/>
-    <w:lsdException w:name="line number" w:semiHidden="0" w:uiPriority="0" w:unhideWhenUsed="0"/>
-    <w:lsdException w:name="page number" w:semiHidden="0" w:uiPriority="0" w:unhideWhenUsed="0"/>
-    <w:lsdException w:name="endnote reference" w:semiHidden="0" w:uiPriority="0" w:unhideWhenUsed="0"/>
-    <w:lsdException w:name="endnote text" w:semiHidden="0" w:uiPriority="0" w:unhideWhenUsed="0"/>
-    <w:lsdException w:name="table of authorities" w:semiHidden="0" w:uiPriority="0" w:unhideWhenUsed="0"/>
-    <w:lsdException w:name="macro" w:semiHidden="0" w:uiPriority="0" w:unhideWhenUsed="0"/>
-    <w:lsdException w:name="toa heading" w:semiHidden="0" w:uiPriority="0" w:unhideWhenUsed="0"/>
-    <w:lsdException w:name="List" w:semiHidden="0" w:uiPriority="0" w:unhideWhenUsed="0"/>
-    <w:lsdException w:name="List Bullet" w:semiHidden="0" w:uiPriority="0" w:unhideWhenUsed="0"/>
-    <w:lsdException w:name="List Number" w:semiHidden="0" w:uiPriority="0" w:unhideWhenUsed="0"/>
-    <w:lsdException w:name="List 2" w:semiHidden="0" w:uiPriority="0" w:unhideWhenUsed="0"/>
-    <w:lsdException w:name="List 3" w:semiHidden="0" w:uiPriority="0" w:unhideWhenUsed="0"/>
-    <w:lsdException w:name="List 4" w:semiHidden="0" w:uiPriority="0" w:unhideWhenUsed="0"/>
-    <w:lsdException w:name="List 5" w:semiHidden="0" w:uiPriority="0" w:unhideWhenUsed="0"/>
-    <w:lsdException w:name="List Bullet 2" w:semiHidden="0" w:uiPriority="0" w:unhideWhenUsed="0"/>
-    <w:lsdException w:name="List Bullet 3" w:semiHidden="0" w:uiPriority="0" w:unhideWhenUsed="0"/>
-    <w:lsdException w:name="List Bullet 4" w:semiHidden="0" w:uiPriority="0" w:unhideWhenUsed="0"/>
-    <w:lsdException w:name="List Bullet 5" w:semiHidden="0" w:uiPriority="0" w:unhideWhenUsed="0"/>
-    <w:lsdException w:name="List Number 2" w:semiHidden="0" w:uiPriority="0" w:unhideWhenUsed="0"/>
-    <w:lsdException w:name="List Number 3" w:semiHidden="0" w:uiPriority="0" w:unhideWhenUsed="0"/>
-    <w:lsdException w:name="List Number 4" w:semiHidden="0" w:uiPriority="0" w:unhideWhenUsed="0"/>
-    <w:lsdException w:name="List Number 5" w:semiHidden="0" w:uiPriority="0" w:unhideWhenUsed="0"/>
-    <w:lsdException w:name="Title" w:semiHidden="0" w:uiPriority="0" w:unhideWhenUsed="0" w:qFormat="1"/>
-    <w:lsdException w:name="Closing" w:semiHidden="0" w:uiPriority="0" w:unhideWhenUsed="0"/>
-    <w:lsdException w:name="Signature" w:semiHidden="0" w:uiPriority="0" w:unhideWhenUsed="0"/>
-    <w:lsdException w:name="Default Paragraph Font" w:uiPriority="0" w:unhideWhenUsed="0" w:qFormat="1"/>
-    <w:lsdException w:name="Body Text" w:uiPriority="0" w:unhideWhenUsed="0" w:qFormat="1"/>
-    <w:lsdException w:name="Body Text Indent" w:semiHidden="0" w:uiPriority="0" w:unhideWhenUsed="0"/>
-    <w:lsdException w:name="List Continue" w:semiHidden="0" w:uiPriority="0" w:unhideWhenUsed="0"/>
-    <w:lsdException w:name="List Continue 2" w:semiHidden="0" w:uiPriority="0" w:unhideWhenUsed="0"/>
-    <w:lsdException w:name="List Continue 3" w:semiHidden="0" w:uiPriority="0" w:unhideWhenUsed="0"/>
-    <w:lsdException w:name="List Continue 4" w:semiHidden="0" w:uiPriority="0" w:unhideWhenUsed="0"/>
-    <w:lsdException w:name="List Continue 5" w:semiHidden="0" w:uiPriority="0" w:unhideWhenUsed="0"/>
-    <w:lsdException w:name="Message Header" w:semiHidden="0" w:uiPriority="0" w:unhideWhenUsed="0"/>
-    <w:lsdException w:name="Subtitle" w:semiHidden="0" w:uiPriority="0" w:unhideWhenUsed="0" w:qFormat="1"/>
-    <w:lsdException w:name="Salutation" w:semiHidden="0" w:uiPriority="0" w:unhideWhenUsed="0"/>
-    <w:lsdException w:name="Date" w:semiHidden="0" w:uiPriority="0" w:unhideWhenUsed="0"/>
-    <w:lsdException w:name="Body Text First Indent" w:semiHidden="0" w:uiPriority="0" w:unhideWhenUsed="0"/>
-    <w:lsdException w:name="Body Text First Indent 2" w:semiHidden="0" w:uiPriority="0" w:unhideWhenUsed="0"/>
-    <w:lsdException w:name="Body Text 2" w:semiHidden="0" w:uiPriority="0" w:unhideWhenUsed="0"/>
-    <w:lsdException w:name="Body Text 3" w:semiHidden="0" w:uiPriority="0" w:unhideWhenUsed="0"/>
-    <w:lsdException w:name="Body Text Indent 2" w:semiHidden="0" w:uiPriority="0" w:unhideWhenUsed="0"/>
-    <w:lsdException w:name="Body Text Indent 3" w:semiHidden="0" w:uiPriority="0" w:unhideWhenUsed="0"/>
-    <w:lsdException w:name="Block Text" w:semiHidden="0" w:uiPriority="0" w:unhideWhenUsed="0"/>
-    <w:lsdException w:name="Hyperlink" w:semiHidden="0" w:uiPriority="0" w:unhideWhenUsed="0"/>
-    <w:lsdException w:name="FollowedHyperlink" w:semiHidden="0" w:uiPriority="0" w:unhideWhenUsed="0"/>
-    <w:lsdException w:name="Strong" w:semiHidden="0" w:uiPriority="0" w:unhideWhenUsed="0" w:qFormat="1"/>
-    <w:lsdException w:name="Emphasis" w:semiHidden="0" w:uiPriority="0" w:unhideWhenUsed="0" w:qFormat="1"/>
-    <w:lsdException w:name="Document Map" w:semiHidden="0" w:uiPriority="0" w:unhideWhenUsed="0"/>
-    <w:lsdException w:name="Plain Text" w:semiHidden="0" w:uiPriority="0" w:unhideWhenUsed="0"/>
-    <w:lsdException w:name="E-mail Signature" w:semiHidden="0" w:uiPriority="0" w:unhideWhenUsed="0"/>
-    <w:lsdException w:name="Normal (Web)" w:semiHidden="0" w:uiPriority="0" w:unhideWhenUsed="0" w:qFormat="1"/>
-    <w:lsdException w:name="HTML Acronym" w:semiHidden="0" w:uiPriority="0" w:unhideWhenUsed="0"/>
-    <w:lsdException w:name="HTML Address" w:semiHidden="0" w:uiPriority="0" w:unhideWhenUsed="0"/>
-    <w:lsdException w:name="HTML Cite" w:semiHidden="0" w:uiPriority="0" w:unhideWhenUsed="0"/>
-    <w:lsdException w:name="HTML Code" w:semiHidden="0" w:uiPriority="0" w:unhideWhenUsed="0"/>
-    <w:lsdException w:name="HTML Definition" w:semiHidden="0" w:uiPriority="0" w:unhideWhenUsed="0"/>
-    <w:lsdException w:name="HTML Keyboard" w:semiHidden="0" w:uiPriority="0" w:unhideWhenUsed="0"/>
-    <w:lsdException w:name="HTML Preformatted" w:semiHidden="0" w:uiPriority="0" w:unhideWhenUsed="0"/>
-    <w:lsdException w:name="HTML Sample" w:semiHidden="0" w:uiPriority="0" w:unhideWhenUsed="0"/>
-    <w:lsdException w:name="HTML Typewriter" w:semiHidden="0" w:uiPriority="0" w:unhideWhenUsed="0"/>
-    <w:lsdException w:name="HTML Variable" w:semiHidden="0" w:uiPriority="0" w:unhideWhenUsed="0"/>
-    <w:lsdException w:name="Normal Table" w:uiPriority="0" w:unhideWhenUsed="0" w:qFormat="1"/>
-    <w:lsdException w:name="annotation subject" w:semiHidden="0" w:uiPriority="0" w:unhideWhenUsed="0"/>
-    <w:lsdException w:name="Table Simple 1" w:semiHidden="0" w:uiPriority="0" w:unhideWhenUsed="0"/>
-    <w:lsdException w:name="Table Simple 2" w:semiHidden="0" w:uiPriority="0" w:unhideWhenUsed="0"/>
-    <w:lsdException w:name="Table Simple 3" w:semiHidden="0" w:uiPriority="0" w:unhideWhenUsed="0"/>
-    <w:lsdException w:name="Table Classic 1" w:semiHidden="0" w:uiPriority="0" w:unhideWhenUsed="0"/>
-    <w:lsdException w:name="Table Classic 2" w:semiHidden="0" w:uiPriority="0" w:unhideWhenUsed="0"/>
-    <w:lsdException w:name="Table Classic 3" w:semiHidden="0" w:uiPriority="0" w:unhideWhenUsed="0"/>
-    <w:lsdException w:name="Table Classic 4" w:semiHidden="0" w:uiPriority="0" w:unhideWhenUsed="0"/>
-    <w:lsdException w:name="Table Colorful 1" w:semiHidden="0" w:uiPriority="0" w:unhideWhenUsed="0"/>
-    <w:lsdException w:name="Table Colorful 2" w:semiHidden="0" w:uiPriority="0" w:unhideWhenUsed="0"/>
-    <w:lsdException w:name="Table Colorful 3" w:semiHidden="0" w:uiPriority="0" w:unhideWhenUsed="0"/>
-    <w:lsdException w:name="Table Columns 1" w:semiHidden="0" w:uiPriority="0" w:unhideWhenUsed="0"/>
-    <w:lsdException w:name="Table Columns 2" w:semiHidden="0" w:uiPriority="0" w:unhideWhenUsed="0"/>
-    <w:lsdException w:name="Table Columns 3" w:semiHidden="0" w:uiPriority="0" w:unhideWhenUsed="0"/>
-    <w:lsdException w:name="Table Columns 4" w:semiHidden="0" w:uiPriority="0" w:unhideWhenUsed="0"/>
-    <w:lsdException w:name="Table Columns 5" w:semiHidden="0" w:uiPriority="0" w:unhideWhenUsed="0"/>
-    <w:lsdException w:name="Table Grid 1" w:semiHidden="0" w:uiPriority="0" w:unhideWhenUsed="0"/>
-    <w:lsdException w:name="Table Grid 2" w:semiHidden="0" w:uiPriority="0" w:unhideWhenUsed="0"/>
-    <w:lsdException w:name="Table Grid 3" w:semiHidden="0" w:uiPriority="0" w:unhideWhenUsed="0"/>
-    <w:lsdException w:name="Table Grid 4" w:semiHidden="0" w:uiPriority="0" w:unhideWhenUsed="0"/>
-    <w:lsdException w:name="Table Grid 5" w:semiHidden="0" w:uiPriority="0" w:unhideWhenUsed="0"/>
-    <w:lsdException w:name="Table Grid 6" w:semiHidden="0" w:uiPriority="0" w:unhideWhenUsed="0"/>
-    <w:lsdException w:name="Table Grid 7" w:semiHidden="0" w:uiPriority="0" w:unhideWhenUsed="0"/>
-    <w:lsdException w:name="Table Grid 8" w:semiHidden="0" w:uiPriority="0" w:unhideWhenUsed="0"/>
-    <w:lsdException w:name="Table List 1" w:semiHidden="0" w:uiPriority="0" w:unhideWhenUsed="0"/>
-    <w:lsdException w:name="Table List 2" w:semiHidden="0" w:uiPriority="0" w:unhideWhenUsed="0"/>
-    <w:lsdException w:name="Table List 3" w:semiHidden="0" w:uiPriority="0" w:unhideWhenUsed="0"/>
-    <w:lsdException w:name="Table List 4" w:semiHidden="0" w:uiPriority="0" w:unhideWhenUsed="0"/>
-    <w:lsdException w:name="Table List 5" w:semiHidden="0" w:uiPriority="0" w:unhideWhenUsed="0"/>
-    <w:lsdException w:name="Table List 6" w:semiHidden="0" w:uiPriority="0" w:unhideWhenUsed="0"/>
-    <w:lsdException w:name="Table List 7" w:semiHidden="0" w:uiPriority="0" w:unhideWhenUsed="0"/>
-    <w:lsdException w:name="Table List 8" w:semiHidden="0" w:uiPriority="0" w:unhideWhenUsed="0"/>
-    <w:lsdException w:name="Table 3D effects 1" w:semiHidden="0" w:uiPriority="0" w:unhideWhenUsed="0"/>
-    <w:lsdException w:name="Table 3D effects 2" w:semiHidden="0" w:uiPriority="0" w:unhideWhenUsed="0"/>
-    <w:lsdException w:name="Table 3D effects 3" w:semiHidden="0" w:uiPriority="0" w:unhideWhenUsed="0"/>
-    <w:lsdException w:name="Table Contemporary" w:semiHidden="0" w:uiPriority="0" w:unhideWhenUsed="0"/>
-    <w:lsdException w:name="Table Elegant" w:semiHidden="0" w:uiPriority="0" w:unhideWhenUsed="0"/>
-    <w:lsdException w:name="Table Professional" w:semiHidden="0" w:uiPriority="0" w:unhideWhenUsed="0"/>
-    <w:lsdException w:name="Table Subtle 1" w:semiHidden="0" w:uiPriority="0" w:unhideWhenUsed="0"/>
-    <w:lsdException w:name="Table Subtle 2" w:semiHidden="0" w:uiPriority="0" w:unhideWhenUsed="0"/>
-    <w:lsdException w:name="Table Web 1" w:semiHidden="0" w:uiPriority="0" w:unhideWhenUsed="0"/>
-    <w:lsdException w:name="Table Web 2" w:semiHidden="0" w:uiPriority="0" w:unhideWhenUsed="0"/>
-    <w:lsdException w:name="Table Web 3" w:semiHidden="0" w:uiPriority="0" w:unhideWhenUsed="0"/>
-    <w:lsdException w:name="Balloon Text" w:semiHidden="0" w:uiPriority="0" w:unhideWhenUsed="0"/>
-    <w:lsdException w:name="Table Grid" w:semiHidden="0" w:uiPriority="0" w:unhideWhenUsed="0" w:qFormat="1"/>
-    <w:lsdException w:name="Table Theme" w:semiHidden="0" w:uiPriority="0" w:unhideWhenUsed="0"/>
-    <w:lsdException w:name="Light Shading" w:semiHidden="0" w:uiPriority="60" w:unhideWhenUsed="0"/>
-    <w:lsdException w:name="Light List" w:semiHidden="0" w:uiPriority="61" w:unhideWhenUsed="0"/>
-    <w:lsdException w:name="Light Grid" w:semiHidden="0" w:uiPriority="62" w:unhideWhenUsed="0"/>
-    <w:lsdException w:name="Medium Shading 1" w:semiHidden="0" w:uiPriority="63" w:unhideWhenUsed="0"/>
-    <w:lsdException w:name="Medium Shading 2" w:semiHidden="0" w:uiPriority="64" w:unhideWhenUsed="0"/>
-    <w:lsdException w:name="Medium List 1" w:semiHidden="0" w:uiPriority="65" w:unhideWhenUsed="0"/>
-    <w:lsdException w:name="Medium List 2" w:semiHidden="0" w:uiPriority="66" w:unhideWhenUsed="0"/>
-    <w:lsdException w:name="Medium Grid 1" w:semiHidden="0" w:uiPriority="67" w:unhideWhenUsed="0"/>
-    <w:lsdException w:name="Medium Grid 2" w:semiHidden="0" w:uiPriority="68" w:unhideWhenUsed="0"/>
-    <w:lsdException w:name="Medium Grid 3" w:semiHidden="0" w:uiPriority="69" w:unhideWhenUsed="0"/>
-    <w:lsdException w:name="Dark List" w:semiHidden="0" w:uiPriority="70" w:unhideWhenUsed="0"/>
-    <w:lsdException w:name="Colorful Shading" w:semiHidden="0" w:uiPriority="71" w:unhideWhenUsed="0"/>
-    <w:lsdException w:name="Colorful List" w:semiHidden="0" w:uiPriority="72" w:unhideWhenUsed="0"/>
-    <w:lsdException w:name="Colorful Grid" w:semiHidden="0" w:uiPriority="73" w:unhideWhenUsed="0"/>
-    <w:lsdException w:name="Light Shading Accent 1" w:semiHidden="0" w:uiPriority="60" w:unhideWhenUsed="0"/>
-    <w:lsdException w:name="Light List Accent 1" w:semiHidden="0" w:uiPriority="61" w:unhideWhenUsed="0"/>
-    <w:lsdException w:name="Light Grid Accent 1" w:semiHidden="0" w:uiPriority="62" w:unhideWhenUsed="0"/>
-    <w:lsdException w:name="Medium Shading 1 Accent 1" w:semiHidden="0" w:uiPriority="63" w:unhideWhenUsed="0"/>
-    <w:lsdException w:name="Medium Shading 2 Accent 1" w:semiHidden="0" w:uiPriority="64" w:unhideWhenUsed="0"/>
-    <w:lsdException w:name="Medium List 1 Accent 1" w:semiHidden="0" w:uiPriority="65" w:unhideWhenUsed="0"/>
-    <w:lsdException w:name="Medium List 2 Accent 1" w:semiHidden="0" w:uiPriority="66" w:unhideWhenUsed="0"/>
-    <w:lsdException w:name="Medium Grid 1 Accent 1" w:semiHidden="0" w:uiPriority="67" w:unhideWhenUsed="0"/>
-    <w:lsdException w:name="Medium Grid 2 Accent 1" w:semiHidden="0" w:uiPriority="68" w:unhideWhenUsed="0"/>
-    <w:lsdException w:name="Medium Grid 3 Accent 1" w:semiHidden="0" w:uiPriority="69" w:unhideWhenUsed="0"/>
-    <w:lsdException w:name="Dark List Accent 1" w:semiHidden="0" w:uiPriority="70" w:unhideWhenUsed="0"/>
-    <w:lsdException w:name="Colorful Shading Accent 1" w:semiHidden="0" w:uiPriority="71" w:unhideWhenUsed="0"/>
-    <w:lsdException w:name="Colorful List Accent 1" w:semiHidden="0" w:uiPriority="72" w:unhideWhenUsed="0"/>
-    <w:lsdException w:name="Colorful Grid Accent 1" w:semiHidden="0" w:uiPriority="73" w:unhideWhenUsed="0"/>
-    <w:lsdException w:name="Light Shading Accent 2" w:semiHidden="0" w:uiPriority="60" w:unhideWhenUsed="0"/>
-    <w:lsdException w:name="Light List Accent 2" w:semiHidden="0" w:uiPriority="61" w:unhideWhenUsed="0"/>
-    <w:lsdException w:name="Light Grid Accent 2" w:semiHidden="0" w:uiPriority="62" w:unhideWhenUsed="0"/>
-    <w:lsdException w:name="Medium Shading 1 Accent 2" w:semiHidden="0" w:uiPriority="63" w:unhideWhenUsed="0"/>
-    <w:lsdException w:name="Medium Shading 2 Accent 2" w:semiHidden="0" w:uiPriority="64" w:unhideWhenUsed="0"/>
-    <w:lsdException w:name="Medium List 1 Accent 2" w:semiHidden="0" w:uiPriority="65" w:unhideWhenUsed="0"/>
-    <w:lsdException w:name="Medium List 2 Accent 2" w:semiHidden="0" w:uiPriority="66" w:unhideWhenUsed="0"/>
-    <w:lsdException w:name="Medium Grid 1 Accent 2" w:semiHidden="0" w:uiPriority="67" w:unhideWhenUsed="0"/>
-    <w:lsdException w:name="Medium Grid 2 Accent 2" w:semiHidden="0" w:uiPriority="68" w:unhideWhenUsed="0"/>
-    <w:lsdException w:name="Medium Grid 3 Accent 2" w:semiHidden="0" w:uiPriority="69" w:unhideWhenUsed="0"/>
-    <w:lsdException w:name="Dark List Accent 2" w:semiHidden="0" w:uiPriority="70" w:unhideWhenUsed="0"/>
-    <w:lsdException w:name="Colorful Shading Accent 2" w:semiHidden="0" w:uiPriority="71" w:unhideWhenUsed="0"/>
-    <w:lsdException w:name="Colorful List Accent 2" w:semiHidden="0" w:uiPriority="72" w:unhideWhenUsed="0"/>
-    <w:lsdException w:name="Colorful Grid Accent 2" w:semiHidden="0" w:uiPriority="73" w:unhideWhenUsed="0"/>
-    <w:lsdException w:name="Light Shading Accent 3" w:semiHidden="0" w:uiPriority="60" w:unhideWhenUsed="0"/>
-    <w:lsdException w:name="Light List Accent 3" w:semiHidden="0" w:uiPriority="61" w:unhideWhenUsed="0"/>
-    <w:lsdException w:name="Light Grid Accent 3" w:semiHidden="0" w:uiPriority="62" w:unhideWhenUsed="0"/>
-    <w:lsdException w:name="Medium Shading 1 Accent 3" w:semiHidden="0" w:uiPriority="63" w:unhideWhenUsed="0"/>
-    <w:lsdException w:name="Medium Shading 2 Accent 3" w:semiHidden="0" w:uiPriority="64" w:unhideWhenUsed="0"/>
-    <w:lsdException w:name="Medium List 1 Accent 3" w:semiHidden="0" w:uiPriority="65" w:unhideWhenUsed="0"/>
-    <w:lsdException w:name="Medium List 2 Accent 3" w:semiHidden="0" w:uiPriority="66" w:unhideWhenUsed="0"/>
-    <w:lsdException w:name="Medium Grid 1 Accent 3" w:semiHidden="0" w:uiPriority="67" w:unhideWhenUsed="0"/>
-    <w:lsdException w:name="Medium Grid 2 Accent 3" w:semiHidden="0" w:uiPriority="68" w:unhideWhenUsed="0"/>
-    <w:lsdException w:name="Medium Grid 3 Accent 3" w:semiHidden="0" w:uiPriority="69" w:unhideWhenUsed="0"/>
-    <w:lsdException w:name="Dark List Accent 3" w:semiHidden="0" w:uiPriority="70" w:unhideWhenUsed="0"/>
-    <w:lsdException w:name="Colorful Shading Accent 3" w:semiHidden="0" w:uiPriority="71" w:unhideWhenUsed="0"/>
-    <w:lsdException w:name="Colorful List Accent 3" w:semiHidden="0" w:uiPriority="72" w:unhideWhenUsed="0"/>
-    <w:lsdException w:name="Colorful Grid Accent 3" w:semiHidden="0" w:uiPriority="73" w:unhideWhenUsed="0"/>
-    <w:lsdException w:name="Light Shading Accent 4" w:semiHidden="0" w:uiPriority="60" w:unhideWhenUsed="0"/>
-    <w:lsdException w:name="Light List Accent 4" w:semiHidden="0" w:uiPriority="61" w:unhideWhenUsed="0"/>
-    <w:lsdException w:name="Light Grid Accent 4" w:semiHidden="0" w:uiPriority="62" w:unhideWhenUsed="0"/>
-    <w:lsdException w:name="Medium Shading 1 Accent 4" w:semiHidden="0" w:uiPriority="63" w:unhideWhenUsed="0"/>
-    <w:lsdException w:name="Medium Shading 2 Accent 4" w:semiHidden="0" w:uiPriority="64" w:unhideWhenUsed="0"/>
-    <w:lsdException w:name="Medium List 1 Accent 4" w:semiHidden="0" w:uiPriority="65" w:unhideWhenUsed="0"/>
-    <w:lsdException w:name="Medium List 2 Accent 4" w:semiHidden="0" w:uiPriority="66" w:unhideWhenUsed="0"/>
-    <w:lsdException w:name="Medium Grid 1 Accent 4" w:semiHidden="0" w:uiPriority="67" w:unhideWhenUsed="0"/>
-    <w:lsdException w:name="Medium Grid 2 Accent 4" w:semiHidden="0" w:uiPriority="68" w:unhideWhenUsed="0"/>
-    <w:lsdException w:name="Medium Grid 3 Accent 4" w:semiHidden="0" w:uiPriority="69" w:unhideWhenUsed="0"/>
-    <w:lsdException w:name="Dark List Accent 4" w:semiHidden="0" w:uiPriority="70" w:unhideWhenUsed="0"/>
-    <w:lsdException w:name="Colorful Shading Accent 4" w:semiHidden="0" w:uiPriority="71" w:unhideWhenUsed="0"/>
-    <w:lsdException w:name="Colorful List Accent 4" w:semiHidden="0" w:uiPriority="72" w:unhideWhenUsed="0"/>
-    <w:lsdException w:name="Colorful Grid Accent 4" w:semiHidden="0" w:uiPriority="73" w:unhideWhenUsed="0"/>
-    <w:lsdException w:name="Light Shading Accent 5" w:semiHidden="0" w:uiPriority="60" w:unhideWhenUsed="0"/>
-    <w:lsdException w:name="Light List Accent 5" w:semiHidden="0" w:uiPriority="61" w:unhideWhenUsed="0"/>
-    <w:lsdException w:name="Light Grid Accent 5" w:semiHidden="0" w:uiPriority="62" w:unhideWhenUsed="0"/>
-    <w:lsdException w:name="Medium Shading 1 Accent 5" w:semiHidden="0" w:uiPriority="63" w:unhideWhenUsed="0"/>
-    <w:lsdException w:name="Medium Shading 2 Accent 5" w:semiHidden="0" w:uiPriority="64" w:unhideWhenUsed="0"/>
-    <w:lsdException w:name="Medium List 1 Accent 5" w:semiHidden="0" w:uiPriority="65" w:unhideWhenUsed="0"/>
-    <w:lsdException w:name="Medium List 2 Accent 5" w:semiHidden="0" w:uiPriority="66" w:unhideWhenUsed="0"/>
-    <w:lsdException w:name="Medium Grid 1 Accent 5" w:semiHidden="0" w:uiPriority="67" w:unhideWhenUsed="0"/>
-    <w:lsdException w:name="Medium Grid 2 Accent 5" w:semiHidden="0" w:uiPriority="68" w:unhideWhenUsed="0"/>
-    <w:lsdException w:name="Medium Grid 3 Accent 5" w:semiHidden="0" w:uiPriority="69" w:unhideWhenUsed="0"/>
-    <w:lsdException w:name="Dark List Accent 5" w:semiHidden="0" w:uiPriority="70" w:unhideWhenUsed="0"/>
-    <w:lsdException w:name="Colorful Shading Accent 5" w:semiHidden="0" w:uiPriority="71" w:unhideWhenUsed="0"/>
-    <w:lsdException w:name="Colorful List Accent 5" w:semiHidden="0" w:uiPriority="72" w:unhideWhenUsed="0"/>
-    <w:lsdException w:name="Colorful Grid Accent 5" w:semiHidden="0" w:uiPriority="73" w:unhideWhenUsed="0"/>
-    <w:lsdException w:name="Light Shading Accent 6" w:semiHidden="0" w:uiPriority="60" w:unhideWhenUsed="0"/>
-    <w:lsdException w:name="Light List Accent 6" w:semiHidden="0" w:uiPriority="61" w:unhideWhenUsed="0"/>
-    <w:lsdException w:name="Light Grid Accent 6" w:semiHidden="0" w:uiPriority="62" w:unhideWhenUsed="0"/>
-    <w:lsdException w:name="Medium Shading 1 Accent 6" w:semiHidden="0" w:uiPriority="63" w:unhideWhenUsed="0"/>
-    <w:lsdException w:name="Medium Shading 2 Accent 6" w:semiHidden="0" w:uiPriority="64" w:unhideWhenUsed="0"/>
-    <w:lsdException w:name="Medium List 1 Accent 6" w:semiHidden="0" w:uiPriority="65" w:unhideWhenUsed="0"/>
-    <w:lsdException w:name="Medium List 2 Accent 6" w:semiHidden="0" w:uiPriority="66" w:unhideWhenUsed="0"/>
-    <w:lsdException w:name="Medium Grid 1 Accent 6" w:semiHidden="0" w:uiPriority="67" w:unhideWhenUsed="0"/>
-    <w:lsdException w:name="Medium Grid 2 Accent 6" w:semiHidden="0" w:uiPriority="68" w:unhideWhenUsed="0"/>
-    <w:lsdException w:name="Medium Grid 3 Accent 6" w:semiHidden="0" w:uiPriority="69" w:unhideWhenUsed="0"/>
-    <w:lsdException w:name="Dark List Accent 6" w:semiHidden="0" w:uiPriority="70" w:unhideWhenUsed="0"/>
-    <w:lsdException w:name="Colorful Shading Accent 6" w:semiHidden="0" w:uiPriority="71" w:unhideWhenUsed="0"/>
-    <w:lsdException w:name="Colorful List Accent 6" w:semiHidden="0" w:uiPriority="72" w:unhideWhenUsed="0"/>
-    <w:lsdException w:name="Colorful Grid Accent 6" w:semiHidden="0" w:uiPriority="73" w:unhideWhenUsed="0"/>
+  <w:latentStyles w:count="260" w:defQFormat="0" w:defUnhideWhenUsed="1" w:defSemiHidden="1" w:defUIPriority="99" w:defLockedState="0">
+    <w:lsdException w:qFormat="1" w:unhideWhenUsed="0" w:uiPriority="0" w:semiHidden="0" w:name="Normal"/>
+    <w:lsdException w:qFormat="1" w:unhideWhenUsed="0" w:uiPriority="0" w:semiHidden="0" w:name="heading 1"/>
+    <w:lsdException w:qFormat="1" w:uiPriority="0" w:semiHidden="0" w:name="heading 2"/>
+    <w:lsdException w:qFormat="1" w:uiPriority="0" w:name="heading 3"/>
+    <w:lsdException w:qFormat="1" w:uiPriority="0" w:semiHidden="0" w:name="heading 4"/>
+    <w:lsdException w:qFormat="1" w:uiPriority="0" w:name="heading 5"/>
+    <w:lsdException w:qFormat="1" w:uiPriority="0" w:name="heading 6"/>
+    <w:lsdException w:qFormat="1" w:uiPriority="0" w:name="heading 7"/>
+    <w:lsdException w:qFormat="1" w:uiPriority="0" w:name="heading 8"/>
+    <w:lsdException w:qFormat="1" w:uiPriority="0" w:name="heading 9"/>
+    <w:lsdException w:unhideWhenUsed="0" w:uiPriority="0" w:semiHidden="0" w:name="index 1"/>
+    <w:lsdException w:unhideWhenUsed="0" w:uiPriority="0" w:semiHidden="0" w:name="index 2"/>
+    <w:lsdException w:unhideWhenUsed="0" w:uiPriority="0" w:semiHidden="0" w:name="index 3"/>
+    <w:lsdException w:unhideWhenUsed="0" w:uiPriority="0" w:semiHidden="0" w:name="index 4"/>
+    <w:lsdException w:unhideWhenUsed="0" w:uiPriority="0" w:semiHidden="0" w:name="index 5"/>
+    <w:lsdException w:unhideWhenUsed="0" w:uiPriority="0" w:semiHidden="0" w:name="index 6"/>
+    <w:lsdException w:unhideWhenUsed="0" w:uiPriority="0" w:semiHidden="0" w:name="index 7"/>
+    <w:lsdException w:unhideWhenUsed="0" w:uiPriority="0" w:semiHidden="0" w:name="index 8"/>
+    <w:lsdException w:unhideWhenUsed="0" w:uiPriority="0" w:semiHidden="0" w:name="index 9"/>
+    <w:lsdException w:qFormat="1" w:unhideWhenUsed="0" w:uiPriority="0" w:semiHidden="0" w:name="toc 1"/>
+    <w:lsdException w:qFormat="1" w:unhideWhenUsed="0" w:uiPriority="0" w:semiHidden="0" w:name="toc 2"/>
+    <w:lsdException w:qFormat="1" w:unhideWhenUsed="0" w:uiPriority="0" w:semiHidden="0" w:name="toc 3"/>
+    <w:lsdException w:unhideWhenUsed="0" w:uiPriority="0" w:semiHidden="0" w:name="toc 4"/>
+    <w:lsdException w:unhideWhenUsed="0" w:uiPriority="0" w:semiHidden="0" w:name="toc 5"/>
+    <w:lsdException w:unhideWhenUsed="0" w:uiPriority="0" w:semiHidden="0" w:name="toc 6"/>
+    <w:lsdException w:unhideWhenUsed="0" w:uiPriority="0" w:semiHidden="0" w:name="toc 7"/>
+    <w:lsdException w:unhideWhenUsed="0" w:uiPriority="0" w:semiHidden="0" w:name="toc 8"/>
+    <w:lsdException w:unhideWhenUsed="0" w:uiPriority="0" w:semiHidden="0" w:name="toc 9"/>
+    <w:lsdException w:unhideWhenUsed="0" w:uiPriority="0" w:semiHidden="0" w:name="Normal Indent"/>
+    <w:lsdException w:unhideWhenUsed="0" w:uiPriority="0" w:semiHidden="0" w:name="footnote text"/>
+    <w:lsdException w:qFormat="1" w:unhideWhenUsed="0" w:uiPriority="0" w:semiHidden="0" w:name="annotation text"/>
+    <w:lsdException w:qFormat="1" w:unhideWhenUsed="0" w:uiPriority="0" w:semiHidden="0" w:name="header"/>
+    <w:lsdException w:qFormat="1" w:unhideWhenUsed="0" w:uiPriority="0" w:semiHidden="0" w:name="footer"/>
+    <w:lsdException w:unhideWhenUsed="0" w:uiPriority="0" w:semiHidden="0" w:name="index heading"/>
+    <w:lsdException w:qFormat="1" w:uiPriority="0" w:name="caption"/>
+    <w:lsdException w:unhideWhenUsed="0" w:uiPriority="0" w:semiHidden="0" w:name="table of figures"/>
+    <w:lsdException w:unhideWhenUsed="0" w:uiPriority="0" w:semiHidden="0" w:name="envelope address"/>
+    <w:lsdException w:unhideWhenUsed="0" w:uiPriority="0" w:semiHidden="0" w:name="envelope return"/>
+    <w:lsdException w:unhideWhenUsed="0" w:uiPriority="0" w:semiHidden="0" w:name="footnote reference"/>
+    <w:lsdException w:unhideWhenUsed="0" w:uiPriority="0" w:semiHidden="0" w:name="annotation reference"/>
+    <w:lsdException w:unhideWhenUsed="0" w:uiPriority="0" w:semiHidden="0" w:name="line number"/>
+    <w:lsdException w:unhideWhenUsed="0" w:uiPriority="0" w:semiHidden="0" w:name="page number"/>
+    <w:lsdException w:unhideWhenUsed="0" w:uiPriority="0" w:semiHidden="0" w:name="endnote reference"/>
+    <w:lsdException w:unhideWhenUsed="0" w:uiPriority="0" w:semiHidden="0" w:name="endnote text"/>
+    <w:lsdException w:unhideWhenUsed="0" w:uiPriority="0" w:semiHidden="0" w:name="table of authorities"/>
+    <w:lsdException w:unhideWhenUsed="0" w:uiPriority="0" w:semiHidden="0" w:name="macro"/>
+    <w:lsdException w:unhideWhenUsed="0" w:uiPriority="0" w:semiHidden="0" w:name="toa heading"/>
+    <w:lsdException w:unhideWhenUsed="0" w:uiPriority="0" w:semiHidden="0" w:name="List"/>
+    <w:lsdException w:unhideWhenUsed="0" w:uiPriority="0" w:semiHidden="0" w:name="List Bullet"/>
+    <w:lsdException w:unhideWhenUsed="0" w:uiPriority="0" w:semiHidden="0" w:name="List Number"/>
+    <w:lsdException w:unhideWhenUsed="0" w:uiPriority="0" w:semiHidden="0" w:name="List 2"/>
+    <w:lsdException w:unhideWhenUsed="0" w:uiPriority="0" w:semiHidden="0" w:name="List 3"/>
+    <w:lsdException w:unhideWhenUsed="0" w:uiPriority="0" w:semiHidden="0" w:name="List 4"/>
+    <w:lsdException w:unhideWhenUsed="0" w:uiPriority="0" w:semiHidden="0" w:name="List 5"/>
+    <w:lsdException w:unhideWhenUsed="0" w:uiPriority="0" w:semiHidden="0" w:name="List Bullet 2"/>
+    <w:lsdException w:unhideWhenUsed="0" w:uiPriority="0" w:semiHidden="0" w:name="List Bullet 3"/>
+    <w:lsdException w:unhideWhenUsed="0" w:uiPriority="0" w:semiHidden="0" w:name="List Bullet 4"/>
+    <w:lsdException w:unhideWhenUsed="0" w:uiPriority="0" w:semiHidden="0" w:name="List Bullet 5"/>
+    <w:lsdException w:unhideWhenUsed="0" w:uiPriority="0" w:semiHidden="0" w:name="List Number 2"/>
+    <w:lsdException w:unhideWhenUsed="0" w:uiPriority="0" w:semiHidden="0" w:name="List Number 3"/>
+    <w:lsdException w:unhideWhenUsed="0" w:uiPriority="0" w:semiHidden="0" w:name="List Number 4"/>
+    <w:lsdException w:unhideWhenUsed="0" w:uiPriority="0" w:semiHidden="0" w:name="List Number 5"/>
+    <w:lsdException w:qFormat="1" w:unhideWhenUsed="0" w:uiPriority="0" w:semiHidden="0" w:name="Title"/>
+    <w:lsdException w:unhideWhenUsed="0" w:uiPriority="0" w:semiHidden="0" w:name="Closing"/>
+    <w:lsdException w:unhideWhenUsed="0" w:uiPriority="0" w:semiHidden="0" w:name="Signature"/>
+    <w:lsdException w:qFormat="1" w:unhideWhenUsed="0" w:uiPriority="0" w:name="Default Paragraph Font"/>
+    <w:lsdException w:qFormat="1" w:unhideWhenUsed="0" w:uiPriority="0" w:name="Body Text"/>
+    <w:lsdException w:unhideWhenUsed="0" w:uiPriority="0" w:semiHidden="0" w:name="Body Text Indent"/>
+    <w:lsdException w:unhideWhenUsed="0" w:uiPriority="0" w:semiHidden="0" w:name="List Continue"/>
+    <w:lsdException w:unhideWhenUsed="0" w:uiPriority="0" w:semiHidden="0" w:name="List Continue 2"/>
+    <w:lsdException w:unhideWhenUsed="0" w:uiPriority="0" w:semiHidden="0" w:name="List Continue 3"/>
+    <w:lsdException w:unhideWhenUsed="0" w:uiPriority="0" w:semiHidden="0" w:name="List Continue 4"/>
+    <w:lsdException w:unhideWhenUsed="0" w:uiPriority="0" w:semiHidden="0" w:name="List Continue 5"/>
+    <w:lsdException w:unhideWhenUsed="0" w:uiPriority="0" w:semiHidden="0" w:name="Message Header"/>
+    <w:lsdException w:qFormat="1" w:unhideWhenUsed="0" w:uiPriority="0" w:semiHidden="0" w:name="Subtitle"/>
+    <w:lsdException w:unhideWhenUsed="0" w:uiPriority="0" w:semiHidden="0" w:name="Salutation"/>
+    <w:lsdException w:unhideWhenUsed="0" w:uiPriority="0" w:semiHidden="0" w:name="Date"/>
+    <w:lsdException w:unhideWhenUsed="0" w:uiPriority="0" w:semiHidden="0" w:name="Body Text First Indent"/>
+    <w:lsdException w:unhideWhenUsed="0" w:uiPriority="0" w:semiHidden="0" w:name="Body Text First Indent 2"/>
+    <w:lsdException w:uiPriority="99" w:name="Note Heading"/>
+    <w:lsdException w:unhideWhenUsed="0" w:uiPriority="0" w:semiHidden="0" w:name="Body Text 2"/>
+    <w:lsdException w:unhideWhenUsed="0" w:uiPriority="0" w:semiHidden="0" w:name="Body Text 3"/>
+    <w:lsdException w:unhideWhenUsed="0" w:uiPriority="0" w:semiHidden="0" w:name="Body Text Indent 2"/>
+    <w:lsdException w:unhideWhenUsed="0" w:uiPriority="0" w:semiHidden="0" w:name="Body Text Indent 3"/>
+    <w:lsdException w:unhideWhenUsed="0" w:uiPriority="0" w:semiHidden="0" w:name="Block Text"/>
+    <w:lsdException w:unhideWhenUsed="0" w:uiPriority="0" w:semiHidden="0" w:name="Hyperlink"/>
+    <w:lsdException w:unhideWhenUsed="0" w:uiPriority="0" w:semiHidden="0" w:name="FollowedHyperlink"/>
+    <w:lsdException w:qFormat="1" w:unhideWhenUsed="0" w:uiPriority="0" w:semiHidden="0" w:name="Strong"/>
+    <w:lsdException w:qFormat="1" w:unhideWhenUsed="0" w:uiPriority="0" w:semiHidden="0" w:name="Emphasis"/>
+    <w:lsdException w:unhideWhenUsed="0" w:uiPriority="0" w:semiHidden="0" w:name="Document Map"/>
+    <w:lsdException w:unhideWhenUsed="0" w:uiPriority="0" w:semiHidden="0" w:name="Plain Text"/>
+    <w:lsdException w:unhideWhenUsed="0" w:uiPriority="0" w:semiHidden="0" w:name="E-mail Signature"/>
+    <w:lsdException w:qFormat="1" w:unhideWhenUsed="0" w:uiPriority="0" w:semiHidden="0" w:name="Normal (Web)"/>
+    <w:lsdException w:unhideWhenUsed="0" w:uiPriority="0" w:semiHidden="0" w:name="HTML Acronym"/>
+    <w:lsdException w:unhideWhenUsed="0" w:uiPriority="0" w:semiHidden="0" w:name="HTML Address"/>
+    <w:lsdException w:unhideWhenUsed="0" w:uiPriority="0" w:semiHidden="0" w:name="HTML Cite"/>
+    <w:lsdException w:unhideWhenUsed="0" w:uiPriority="0" w:semiHidden="0" w:name="HTML Code"/>
+    <w:lsdException w:unhideWhenUsed="0" w:uiPriority="0" w:semiHidden="0" w:name="HTML Definition"/>
+    <w:lsdException w:unhideWhenUsed="0" w:uiPriority="0" w:semiHidden="0" w:name="HTML Keyboard"/>
+    <w:lsdException w:unhideWhenUsed="0" w:uiPriority="0" w:semiHidden="0" w:name="HTML Preformatted"/>
+    <w:lsdException w:unhideWhenUsed="0" w:uiPriority="0" w:semiHidden="0" w:name="HTML Sample"/>
+    <w:lsdException w:unhideWhenUsed="0" w:uiPriority="0" w:semiHidden="0" w:name="HTML Typewriter"/>
+    <w:lsdException w:unhideWhenUsed="0" w:uiPriority="0" w:semiHidden="0" w:name="HTML Variable"/>
+    <w:lsdException w:qFormat="1" w:unhideWhenUsed="0" w:uiPriority="0" w:name="Normal Table"/>
+    <w:lsdException w:unhideWhenUsed="0" w:uiPriority="0" w:semiHidden="0" w:name="annotation subject"/>
+    <w:lsdException w:unhideWhenUsed="0" w:uiPriority="0" w:semiHidden="0" w:name="Table Simple 1"/>
+    <w:lsdException w:unhideWhenUsed="0" w:uiPriority="0" w:semiHidden="0" w:name="Table Simple 2"/>
+    <w:lsdException w:unhideWhenUsed="0" w:uiPriority="0" w:semiHidden="0" w:name="Table Simple 3"/>
+    <w:lsdException w:unhideWhenUsed="0" w:uiPriority="0" w:semiHidden="0" w:name="Table Classic 1"/>
+    <w:lsdException w:unhideWhenUsed="0" w:uiPriority="0" w:semiHidden="0" w:name="Table Classic 2"/>
+    <w:lsdException w:unhideWhenUsed="0" w:uiPriority="0" w:semiHidden="0" w:name="Table Classic 3"/>
+    <w:lsdException w:unhideWhenUsed="0" w:uiPriority="0" w:semiHidden="0" w:name="Table Classic 4"/>
+    <w:lsdException w:unhideWhenUsed="0" w:uiPriority="0" w:semiHidden="0" w:name="Table Colorful 1"/>
+    <w:lsdException w:unhideWhenUsed="0" w:uiPriority="0" w:semiHidden="0" w:name="Table Colorful 2"/>
+    <w:lsdException w:unhideWhenUsed="0" w:uiPriority="0" w:semiHidden="0" w:name="Table Colorful 3"/>
+    <w:lsdException w:unhideWhenUsed="0" w:uiPriority="0" w:semiHidden="0" w:name="Table Columns 1"/>
+    <w:lsdException w:unhideWhenUsed="0" w:uiPriority="0" w:semiHidden="0" w:name="Table Columns 2"/>
+    <w:lsdException w:unhideWhenUsed="0" w:uiPriority="0" w:semiHidden="0" w:name="Table Columns 3"/>
+    <w:lsdException w:unhideWhenUsed="0" w:uiPriority="0" w:semiHidden="0" w:name="Table Columns 4"/>
+    <w:lsdException w:unhideWhenUsed="0" w:uiPriority="0" w:semiHidden="0" w:name="Table Columns 5"/>
+    <w:lsdException w:unhideWhenUsed="0" w:uiPriority="0" w:semiHidden="0" w:name="Table Grid 1"/>
+    <w:lsdException w:unhideWhenUsed="0" w:uiPriority="0" w:semiHidden="0" w:name="Table Grid 2"/>
+    <w:lsdException w:unhideWhenUsed="0" w:uiPriority="0" w:semiHidden="0" w:name="Table Grid 3"/>
+    <w:lsdException w:unhideWhenUsed="0" w:uiPriority="0" w:semiHidden="0" w:name="Table Grid 4"/>
+    <w:lsdException w:unhideWhenUsed="0" w:uiPriority="0" w:semiHidden="0" w:name="Table Grid 5"/>
+    <w:lsdException w:unhideWhenUsed="0" w:uiPriority="0" w:semiHidden="0" w:name="Table Grid 6"/>
+    <w:lsdException w:unhideWhenUsed="0" w:uiPriority="0" w:semiHidden="0" w:name="Table Grid 7"/>
+    <w:lsdException w:unhideWhenUsed="0" w:uiPriority="0" w:semiHidden="0" w:name="Table Grid 8"/>
+    <w:lsdException w:unhideWhenUsed="0" w:uiPriority="0" w:semiHidden="0" w:name="Table List 1"/>
+    <w:lsdException w:unhideWhenUsed="0" w:uiPriority="0" w:semiHidden="0" w:name="Table List 2"/>
+    <w:lsdException w:unhideWhenUsed="0" w:uiPriority="0" w:semiHidden="0" w:name="Table List 3"/>
+    <w:lsdException w:unhideWhenUsed="0" w:uiPriority="0" w:semiHidden="0" w:name="Table List 4"/>
+    <w:lsdException w:unhideWhenUsed="0" w:uiPriority="0" w:semiHidden="0" w:name="Table List 5"/>
+    <w:lsdException w:unhideWhenUsed="0" w:uiPriority="0" w:semiHidden="0" w:name="Table List 6"/>
+    <w:lsdException w:unhideWhenUsed="0" w:uiPriority="0" w:semiHidden="0" w:name="Table List 7"/>
+    <w:lsdException w:unhideWhenUsed="0" w:uiPriority="0" w:semiHidden="0" w:name="Table List 8"/>
+    <w:lsdException w:unhideWhenUsed="0" w:uiPriority="0" w:semiHidden="0" w:name="Table 3D effects 1"/>
+    <w:lsdException w:unhideWhenUsed="0" w:uiPriority="0" w:semiHidden="0" w:name="Table 3D effects 2"/>
+    <w:lsdException w:unhideWhenUsed="0" w:uiPriority="0" w:semiHidden="0" w:name="Table 3D effects 3"/>
+    <w:lsdException w:unhideWhenUsed="0" w:uiPriority="0" w:semiHidden="0" w:name="Table Contemporary"/>
+    <w:lsdException w:unhideWhenUsed="0" w:uiPriority="0" w:semiHidden="0" w:name="Table Elegant"/>
+    <w:lsdException w:unhideWhenUsed="0" w:uiPriority="0" w:semiHidden="0" w:name="Table Professional"/>
+    <w:lsdException w:unhideWhenUsed="0" w:uiPriority="0" w:semiHidden="0" w:name="Table Subtle 1"/>
+    <w:lsdException w:unhideWhenUsed="0" w:uiPriority="0" w:semiHidden="0" w:name="Table Subtle 2"/>
+    <w:lsdException w:unhideWhenUsed="0" w:uiPriority="0" w:semiHidden="0" w:name="Table Web 1"/>
+    <w:lsdException w:unhideWhenUsed="0" w:uiPriority="0" w:semiHidden="0" w:name="Table Web 2"/>
+    <w:lsdException w:unhideWhenUsed="0" w:uiPriority="0" w:semiHidden="0" w:name="Table Web 3"/>
+    <w:lsdException w:unhideWhenUsed="0" w:uiPriority="0" w:semiHidden="0" w:name="Balloon Text"/>
+    <w:lsdException w:qFormat="1" w:unhideWhenUsed="0" w:uiPriority="0" w:semiHidden="0" w:name="Table Grid"/>
+    <w:lsdException w:unhideWhenUsed="0" w:uiPriority="0" w:semiHidden="0" w:name="Table Theme"/>
+    <w:lsdException w:unhideWhenUsed="0" w:uiPriority="60" w:semiHidden="0" w:name="Light Shading"/>
+    <w:lsdException w:unhideWhenUsed="0" w:uiPriority="61" w:semiHidden="0" w:name="Light List"/>
+    <w:lsdException w:unhideWhenUsed="0" w:uiPriority="62" w:semiHidden="0" w:name="Light Grid"/>
+    <w:lsdException w:unhideWhenUsed="0" w:uiPriority="63" w:semiHidden="0" w:name="Medium Shading 1"/>
+    <w:lsdException w:unhideWhenUsed="0" w:uiPriority="64" w:semiHidden="0" w:name="Medium Shading 2"/>
+    <w:lsdException w:unhideWhenUsed="0" w:uiPriority="65" w:semiHidden="0" w:name="Medium List 1"/>
+    <w:lsdException w:unhideWhenUsed="0" w:uiPriority="66" w:semiHidden="0" w:name="Medium List 2"/>
+    <w:lsdException w:unhideWhenUsed="0" w:uiPriority="67" w:semiHidden="0" w:name="Medium Grid 1"/>
+    <w:lsdException w:unhideWhenUsed="0" w:uiPriority="68" w:semiHidden="0" w:name="Medium Grid 2"/>
+    <w:lsdException w:unhideWhenUsed="0" w:uiPriority="69" w:semiHidden="0" w:name="Medium Grid 3"/>
+    <w:lsdException w:unhideWhenUsed="0" w:uiPriority="70" w:semiHidden="0" w:name="Dark List"/>
+    <w:lsdException w:unhideWhenUsed="0" w:uiPriority="71" w:semiHidden="0" w:name="Colorful Shading"/>
+    <w:lsdException w:unhideWhenUsed="0" w:uiPriority="72" w:semiHidden="0" w:name="Colorful List"/>
+    <w:lsdException w:unhideWhenUsed="0" w:uiPriority="73" w:semiHidden="0" w:name="Colorful Grid"/>
+    <w:lsdException w:unhideWhenUsed="0" w:uiPriority="60" w:semiHidden="0" w:name="Light Shading Accent 1"/>
+    <w:lsdException w:unhideWhenUsed="0" w:uiPriority="61" w:semiHidden="0" w:name="Light List Accent 1"/>
+    <w:lsdException w:unhideWhenUsed="0" w:uiPriority="62" w:semiHidden="0" w:name="Light Grid Accent 1"/>
+    <w:lsdException w:unhideWhenUsed="0" w:uiPriority="63" w:semiHidden="0" w:name="Medium Shading 1 Accent 1"/>
+    <w:lsdException w:unhideWhenUsed="0" w:uiPriority="64" w:semiHidden="0" w:name="Medium Shading 2 Accent 1"/>
+    <w:lsdException w:unhideWhenUsed="0" w:uiPriority="65" w:semiHidden="0" w:name="Medium List 1 Accent 1"/>
+    <w:lsdException w:unhideWhenUsed="0" w:uiPriority="66" w:semiHidden="0" w:name="Medium List 2 Accent 1"/>
+    <w:lsdException w:unhideWhenUsed="0" w:uiPriority="67" w:semiHidden="0" w:name="Medium Grid 1 Accent 1"/>
+    <w:lsdException w:unhideWhenUsed="0" w:uiPriority="68" w:semiHidden="0" w:name="Medium Grid 2 Accent 1"/>
+    <w:lsdException w:unhideWhenUsed="0" w:uiPriority="69" w:semiHidden="0" w:name="Medium Grid 3 Accent 1"/>
+    <w:lsdException w:unhideWhenUsed="0" w:uiPriority="70" w:semiHidden="0" w:name="Dark List Accent 1"/>
+    <w:lsdException w:unhideWhenUsed="0" w:uiPriority="71" w:semiHidden="0" w:name="Colorful Shading Accent 1"/>
+    <w:lsdException w:unhideWhenUsed="0" w:uiPriority="72" w:semiHidden="0" w:name="Colorful List Accent 1"/>
+    <w:lsdException w:unhideWhenUsed="0" w:uiPriority="73" w:semiHidden="0" w:name="Colorful Grid Accent 1"/>
+    <w:lsdException w:unhideWhenUsed="0" w:uiPriority="60" w:semiHidden="0" w:name="Light Shading Accent 2"/>
+    <w:lsdException w:unhideWhenUsed="0" w:uiPriority="61" w:semiHidden="0" w:name="Light List Accent 2"/>
+    <w:lsdException w:unhideWhenUsed="0" w:uiPriority="62" w:semiHidden="0" w:name="Light Grid Accent 2"/>
+    <w:lsdException w:unhideWhenUsed="0" w:uiPriority="63" w:semiHidden="0" w:name="Medium Shading 1 Accent 2"/>
+    <w:lsdException w:unhideWhenUsed="0" w:uiPriority="64" w:semiHidden="0" w:name="Medium Shading 2 Accent 2"/>
+    <w:lsdException w:unhideWhenUsed="0" w:uiPriority="65" w:semiHidden="0" w:name="Medium List 1 Accent 2"/>
+    <w:lsdException w:unhideWhenUsed="0" w:uiPriority="66" w:semiHidden="0" w:name="Medium List 2 Accent 2"/>
+    <w:lsdException w:unhideWhenUsed="0" w:uiPriority="67" w:semiHidden="0" w:name="Medium Grid 1 Accent 2"/>
+    <w:lsdException w:unhideWhenUsed="0" w:uiPriority="68" w:semiHidden="0" w:name="Medium Grid 2 Accent 2"/>
+    <w:lsdException w:unhideWhenUsed="0" w:uiPriority="69" w:semiHidden="0" w:name="Medium Grid 3 Accent 2"/>
+    <w:lsdException w:unhideWhenUsed="0" w:uiPriority="70" w:semiHidden="0" w:name="Dark List Accent 2"/>
+    <w:lsdException w:unhideWhenUsed="0" w:uiPriority="71" w:semiHidden="0" w:name="Colorful Shading Accent 2"/>
+    <w:lsdException w:unhideWhenUsed="0" w:uiPriority="72" w:semiHidden="0" w:name="Colorful List Accent 2"/>
+    <w:lsdException w:unhideWhenUsed="0" w:uiPriority="73" w:semiHidden="0" w:name="Colorful Grid Accent 2"/>
+    <w:lsdException w:unhideWhenUsed="0" w:uiPriority="60" w:semiHidden="0" w:name="Light Shading Accent 3"/>
+    <w:lsdException w:unhideWhenUsed="0" w:uiPriority="61" w:semiHidden="0" w:name="Light List Accent 3"/>
+    <w:lsdException w:unhideWhenUsed="0" w:uiPriority="62" w:semiHidden="0" w:name="Light Grid Accent 3"/>
+    <w:lsdException w:unhideWhenUsed="0" w:uiPriority="63" w:semiHidden="0" w:name="Medium Shading 1 Accent 3"/>
+    <w:lsdException w:unhideWhenUsed="0" w:uiPriority="64" w:semiHidden="0" w:name="Medium Shading 2 Accent 3"/>
+    <w:lsdException w:unhideWhenUsed="0" w:uiPriority="65" w:semiHidden="0" w:name="Medium List 1 Accent 3"/>
+    <w:lsdException w:unhideWhenUsed="0" w:uiPriority="66" w:semiHidden="0" w:name="Medium List 2 Accent 3"/>
+    <w:lsdException w:unhideWhenUsed="0" w:uiPriority="67" w:semiHidden="0" w:name="Medium Grid 1 Accent 3"/>
+    <w:lsdException w:unhideWhenUsed="0" w:uiPriority="68" w:semiHidden="0" w:name="Medium Grid 2 Accent 3"/>
+    <w:lsdException w:unhideWhenUsed="0" w:uiPriority="69" w:semiHidden="0" w:name="Medium Grid 3 Accent 3"/>
+    <w:lsdException w:unhideWhenUsed="0" w:uiPriority="70" w:semiHidden="0" w:name="Dark List Accent 3"/>
+    <w:lsdException w:unhideWhenUsed="0" w:uiPriority="71" w:semiHidden="0" w:name="Colorful Shading Accent 3"/>
+    <w:lsdException w:unhideWhenUsed="0" w:uiPriority="72" w:semiHidden="0" w:name="Colorful List Accent 3"/>
+    <w:lsdException w:unhideWhenUsed="0" w:uiPriority="73" w:semiHidden="0" w:name="Colorful Grid Accent 3"/>
+    <w:lsdException w:unhideWhenUsed="0" w:uiPriority="60" w:semiHidden="0" w:name="Light Shading Accent 4"/>
+    <w:lsdException w:unhideWhenUsed="0" w:uiPriority="61" w:semiHidden="0" w:name="Light List Accent 4"/>
+    <w:lsdException w:unhideWhenUsed="0" w:uiPriority="62" w:semiHidden="0" w:name="Light Grid Accent 4"/>
+    <w:lsdException w:unhideWhenUsed="0" w:uiPriority="63" w:semiHidden="0" w:name="Medium Shading 1 Accent 4"/>
+    <w:lsdException w:unhideWhenUsed="0" w:uiPriority="64" w:semiHidden="0" w:name="Medium Shading 2 Accent 4"/>
+    <w:lsdException w:unhideWhenUsed="0" w:uiPriority="65" w:semiHidden="0" w:name="Medium List 1 Accent 4"/>
+    <w:lsdException w:unhideWhenUsed="0" w:uiPriority="66" w:semiHidden="0" w:name="Medium List 2 Accent 4"/>
+    <w:lsdException w:unhideWhenUsed="0" w:uiPriority="67" w:semiHidden="0" w:name="Medium Grid 1 Accent 4"/>
+    <w:lsdException w:unhideWhenUsed="0" w:uiPriority="68" w:semiHidden="0" w:name="Medium Grid 2 Accent 4"/>
+    <w:lsdException w:unhideWhenUsed="0" w:uiPriority="69" w:semiHidden="0" w:name="Medium Grid 3 Accent 4"/>
+    <w:lsdException w:unhideWhenUsed="0" w:uiPriority="70" w:semiHidden="0" w:name="Dark List Accent 4"/>
+    <w:lsdException w:unhideWhenUsed="0" w:uiPriority="71" w:semiHidden="0" w:name="Colorful Shading Accent 4"/>
+    <w:lsdException w:unhideWhenUsed="0" w:uiPriority="72" w:semiHidden="0" w:name="Colorful List Accent 4"/>
+    <w:lsdException w:unhideWhenUsed="0" w:uiPriority="73" w:semiHidden="0" w:name="Colorful Grid Accent 4"/>
+    <w:lsdException w:unhideWhenUsed="0" w:uiPriority="60" w:semiHidden="0" w:name="Light Shading Accent 5"/>
+    <w:lsdException w:unhideWhenUsed="0" w:uiPriority="61" w:semiHidden="0" w:name="Light List Accent 5"/>
+    <w:lsdException w:unhideWhenUsed="0" w:uiPriority="62" w:semiHidden="0" w:name="Light Grid Accent 5"/>
+    <w:lsdException w:unhideWhenUsed="0" w:uiPriority="63" w:semiHidden="0" w:name="Medium Shading 1 Accent 5"/>
+    <w:lsdException w:unhideWhenUsed="0" w:uiPriority="64" w:semiHidden="0" w:name="Medium Shading 2 Accent 5"/>
+    <w:lsdException w:unhideWhenUsed="0" w:uiPriority="65" w:semiHidden="0" w:name="Medium List 1 Accent 5"/>
+    <w:lsdException w:unhideWhenUsed="0" w:uiPriority="66" w:semiHidden="0" w:name="Medium List 2 Accent 5"/>
+    <w:lsdException w:unhideWhenUsed="0" w:uiPriority="67" w:semiHidden="0" w:name="Medium Grid 1 Accent 5"/>
+    <w:lsdException w:unhideWhenUsed="0" w:uiPriority="68" w:semiHidden="0" w:name="Medium Grid 2 Accent 5"/>
+    <w:lsdException w:unhideWhenUsed="0" w:uiPriority="69" w:semiHidden="0" w:name="Medium Grid 3 Accent 5"/>
+    <w:lsdException w:unhideWhenUsed="0" w:uiPriority="70" w:semiHidden="0" w:name="Dark List Accent 5"/>
+    <w:lsdException w:unhideWhenUsed="0" w:uiPriority="71" w:semiHidden="0" w:name="Colorful Shading Accent 5"/>
+    <w:lsdException w:unhideWhenUsed="0" w:uiPriority="72" w:semiHidden="0" w:name="Colorful List Accent 5"/>
+    <w:lsdException w:unhideWhenUsed="0" w:uiPriority="73" w:semiHidden="0" w:name="Colorful Grid Accent 5"/>
+    <w:lsdException w:unhideWhenUsed="0" w:uiPriority="60" w:semiHidden="0" w:name="Light Shading Accent 6"/>
+    <w:lsdException w:unhideWhenUsed="0" w:uiPriority="61" w:semiHidden="0" w:name="Light List Accent 6"/>
+    <w:lsdException w:unhideWhenUsed="0" w:uiPriority="62" w:semiHidden="0" w:name="Light Grid Accent 6"/>
+    <w:lsdException w:unhideWhenUsed="0" w:uiPriority="63" w:semiHidden="0" w:name="Medium Shading 1 Accent 6"/>
+    <w:lsdException w:unhideWhenUsed="0" w:uiPriority="64" w:semiHidden="0" w:name="Medium Shading 2 Accent 6"/>
+    <w:lsdException w:unhideWhenUsed="0" w:uiPriority="65" w:semiHidden="0" w:name="Medium List 1 Accent 6"/>
+    <w:lsdException w:unhideWhenUsed="0" w:uiPriority="66" w:semiHidden="0" w:name="Medium List 2 Accent 6"/>
+    <w:lsdException w:unhideWhenUsed="0" w:uiPriority="67" w:semiHidden="0" w:name="Medium Grid 1 Accent 6"/>
+    <w:lsdException w:unhideWhenUsed="0" w:uiPriority="68" w:semiHidden="0" w:name="Medium Grid 2 Accent 6"/>
+    <w:lsdException w:unhideWhenUsed="0" w:uiPriority="69" w:semiHidden="0" w:name="Medium Grid 3 Accent 6"/>
+    <w:lsdException w:unhideWhenUsed="0" w:uiPriority="70" w:semiHidden="0" w:name="Dark List Accent 6"/>
+    <w:lsdException w:unhideWhenUsed="0" w:uiPriority="71" w:semiHidden="0" w:name="Colorful Shading Accent 6"/>
+    <w:lsdException w:unhideWhenUsed="0" w:uiPriority="72" w:semiHidden="0" w:name="Colorful List Accent 6"/>
+    <w:lsdException w:unhideWhenUsed="0" w:uiPriority="73" w:semiHidden="0" w:name="Colorful Grid Accent 6"/>
   </w:latentStyles>
-  <w:style w:type="paragraph" w:default="1" w:styleId="Normal">
+  <w:style w:type="paragraph" w:default="1" w:styleId="1">
     <w:name w:val="Normal"/>
     <w:qFormat/>
+    <w:uiPriority w:val="0"/>
     <w:pPr>
       <w:kinsoku w:val="0"/>
       <w:autoSpaceDE w:val="0"/>
@@ -7053,7 +7155,7 @@
       <w:textAlignment w:val="baseline"/>
     </w:pPr>
     <w:rPr>
-      <w:rFonts w:ascii="Arial" w:eastAsia="宋体" w:hAnsi="Arial" w:cs="Arial"/>
+      <w:rFonts w:ascii="Arial" w:hAnsi="Arial" w:eastAsia="宋体" w:cs="Arial"/>
       <w:snapToGrid w:val="0"/>
       <w:color w:val="000000"/>
       <w:kern w:val="0"/>
@@ -7062,11 +7164,12 @@
       <w:lang w:val="en-US" w:eastAsia="en-US" w:bidi="ar-SA"/>
     </w:rPr>
   </w:style>
-  <w:style w:type="paragraph" w:styleId="Heading1">
+  <w:style w:type="paragraph" w:styleId="2">
     <w:name w:val="heading 1"/>
-    <w:basedOn w:val="Normal"/>
-    <w:next w:val="Normal"/>
+    <w:basedOn w:val="1"/>
+    <w:next w:val="1"/>
     <w:qFormat/>
+    <w:uiPriority w:val="0"/>
     <w:pPr>
       <w:keepNext/>
       <w:keepLines/>
@@ -7084,12 +7187,13 @@
       <w:sz w:val="44"/>
     </w:rPr>
   </w:style>
-  <w:style w:type="paragraph" w:styleId="Heading2">
+  <w:style w:type="paragraph" w:styleId="3">
     <w:name w:val="heading 2"/>
-    <w:basedOn w:val="Normal"/>
-    <w:next w:val="Normal"/>
+    <w:basedOn w:val="1"/>
+    <w:next w:val="1"/>
     <w:unhideWhenUsed/>
     <w:qFormat/>
+    <w:uiPriority w:val="0"/>
     <w:pPr>
       <w:keepNext/>
       <w:keepLines/>
@@ -7102,18 +7206,19 @@
       <w:outlineLvl w:val="1"/>
     </w:pPr>
     <w:rPr>
-      <w:rFonts w:ascii="Arial" w:eastAsia="黑体" w:hAnsi="Arial"/>
+      <w:rFonts w:ascii="Arial" w:hAnsi="Arial" w:eastAsia="黑体"/>
       <w:b/>
       <w:sz w:val="32"/>
     </w:rPr>
   </w:style>
-  <w:style w:type="paragraph" w:styleId="Heading3">
+  <w:style w:type="paragraph" w:styleId="4">
     <w:name w:val="heading 3"/>
-    <w:basedOn w:val="Normal"/>
-    <w:next w:val="Normal"/>
+    <w:basedOn w:val="1"/>
+    <w:next w:val="1"/>
     <w:semiHidden/>
     <w:unhideWhenUsed/>
     <w:qFormat/>
+    <w:uiPriority w:val="0"/>
     <w:pPr>
       <w:keepNext/>
       <w:keepLines/>
@@ -7130,12 +7235,13 @@
       <w:sz w:val="32"/>
     </w:rPr>
   </w:style>
-  <w:style w:type="paragraph" w:styleId="Heading4">
+  <w:style w:type="paragraph" w:styleId="5">
     <w:name w:val="heading 4"/>
-    <w:basedOn w:val="Normal"/>
-    <w:next w:val="Normal"/>
+    <w:basedOn w:val="1"/>
+    <w:next w:val="1"/>
     <w:unhideWhenUsed/>
     <w:qFormat/>
+    <w:uiPriority w:val="0"/>
     <w:pPr>
       <w:keepNext/>
       <w:keepLines/>
@@ -7148,18 +7254,19 @@
       <w:outlineLvl w:val="3"/>
     </w:pPr>
     <w:rPr>
-      <w:rFonts w:ascii="Arial" w:eastAsia="黑体" w:hAnsi="Arial"/>
+      <w:rFonts w:ascii="Arial" w:hAnsi="Arial" w:eastAsia="黑体"/>
       <w:b/>
       <w:sz w:val="28"/>
     </w:rPr>
   </w:style>
-  <w:style w:type="paragraph" w:styleId="Heading5">
+  <w:style w:type="paragraph" w:styleId="6">
     <w:name w:val="heading 5"/>
-    <w:basedOn w:val="Normal"/>
-    <w:next w:val="Normal"/>
+    <w:basedOn w:val="1"/>
+    <w:next w:val="1"/>
     <w:semiHidden/>
     <w:unhideWhenUsed/>
     <w:qFormat/>
+    <w:uiPriority w:val="0"/>
     <w:pPr>
       <w:keepNext/>
       <w:keepLines/>
@@ -7176,13 +7283,14 @@
       <w:sz w:val="28"/>
     </w:rPr>
   </w:style>
-  <w:style w:type="paragraph" w:styleId="Heading6">
+  <w:style w:type="paragraph" w:styleId="7">
     <w:name w:val="heading 6"/>
-    <w:basedOn w:val="Normal"/>
-    <w:next w:val="Normal"/>
+    <w:basedOn w:val="1"/>
+    <w:next w:val="1"/>
     <w:semiHidden/>
     <w:unhideWhenUsed/>
     <w:qFormat/>
+    <w:uiPriority w:val="0"/>
     <w:pPr>
       <w:keepNext/>
       <w:keepLines/>
@@ -7195,18 +7303,19 @@
       <w:outlineLvl w:val="5"/>
     </w:pPr>
     <w:rPr>
-      <w:rFonts w:ascii="Arial" w:eastAsia="黑体" w:hAnsi="Arial"/>
+      <w:rFonts w:ascii="Arial" w:hAnsi="Arial" w:eastAsia="黑体"/>
       <w:b/>
       <w:sz w:val="24"/>
     </w:rPr>
   </w:style>
-  <w:style w:type="paragraph" w:styleId="Heading7">
+  <w:style w:type="paragraph" w:styleId="8">
     <w:name w:val="heading 7"/>
-    <w:basedOn w:val="Normal"/>
-    <w:next w:val="Normal"/>
+    <w:basedOn w:val="1"/>
+    <w:next w:val="1"/>
     <w:semiHidden/>
     <w:unhideWhenUsed/>
     <w:qFormat/>
+    <w:uiPriority w:val="0"/>
     <w:pPr>
       <w:keepNext/>
       <w:keepLines/>
@@ -7223,13 +7332,14 @@
       <w:sz w:val="24"/>
     </w:rPr>
   </w:style>
-  <w:style w:type="paragraph" w:styleId="Heading8">
+  <w:style w:type="paragraph" w:styleId="9">
     <w:name w:val="heading 8"/>
-    <w:basedOn w:val="Normal"/>
-    <w:next w:val="Normal"/>
+    <w:basedOn w:val="1"/>
+    <w:next w:val="1"/>
     <w:semiHidden/>
     <w:unhideWhenUsed/>
     <w:qFormat/>
+    <w:uiPriority w:val="0"/>
     <w:pPr>
       <w:keepNext/>
       <w:keepLines/>
@@ -7242,17 +7352,18 @@
       <w:outlineLvl w:val="7"/>
     </w:pPr>
     <w:rPr>
-      <w:rFonts w:ascii="Arial" w:eastAsia="黑体" w:hAnsi="Arial"/>
+      <w:rFonts w:ascii="Arial" w:hAnsi="Arial" w:eastAsia="黑体"/>
       <w:sz w:val="24"/>
     </w:rPr>
   </w:style>
-  <w:style w:type="paragraph" w:styleId="Heading9">
+  <w:style w:type="paragraph" w:styleId="10">
     <w:name w:val="heading 9"/>
-    <w:basedOn w:val="Normal"/>
-    <w:next w:val="Normal"/>
+    <w:basedOn w:val="1"/>
+    <w:next w:val="1"/>
     <w:semiHidden/>
     <w:unhideWhenUsed/>
     <w:qFormat/>
+    <w:uiPriority w:val="0"/>
     <w:pPr>
       <w:keepNext/>
       <w:keepLines/>
@@ -7265,19 +7376,21 @@
       <w:outlineLvl w:val="8"/>
     </w:pPr>
     <w:rPr>
-      <w:rFonts w:ascii="Arial" w:eastAsia="黑体" w:hAnsi="Arial"/>
+      <w:rFonts w:ascii="Arial" w:hAnsi="Arial" w:eastAsia="黑体"/>
       <w:sz w:val="21"/>
     </w:rPr>
   </w:style>
-  <w:style w:type="character" w:default="1" w:styleId="DefaultParagraphFont">
+  <w:style w:type="character" w:default="1" w:styleId="22">
     <w:name w:val="Default Paragraph Font"/>
     <w:semiHidden/>
     <w:qFormat/>
+    <w:uiPriority w:val="0"/>
   </w:style>
-  <w:style w:type="table" w:default="1" w:styleId="TableNormal">
+  <w:style w:type="table" w:default="1" w:styleId="20">
     <w:name w:val="Normal Table"/>
     <w:semiHidden/>
     <w:qFormat/>
+    <w:uiPriority w:val="0"/>
     <w:tblPr>
       <w:tblCellMar>
         <w:top w:w="0" w:type="dxa"/>
@@ -7287,39 +7400,43 @@
       </w:tblCellMar>
     </w:tblPr>
   </w:style>
-  <w:style w:type="paragraph" w:styleId="CommentText">
+  <w:style w:type="paragraph" w:styleId="11">
     <w:name w:val="annotation text"/>
-    <w:basedOn w:val="Normal"/>
+    <w:basedOn w:val="1"/>
     <w:qFormat/>
+    <w:uiPriority w:val="0"/>
     <w:pPr>
       <w:jc w:val="left"/>
     </w:pPr>
   </w:style>
-  <w:style w:type="paragraph" w:styleId="BodyText">
+  <w:style w:type="paragraph" w:styleId="12">
     <w:name w:val="Body Text"/>
-    <w:basedOn w:val="Normal"/>
+    <w:basedOn w:val="1"/>
     <w:semiHidden/>
     <w:qFormat/>
+    <w:uiPriority w:val="0"/>
     <w:rPr>
-      <w:rFonts w:ascii="Arial" w:eastAsia="Arial" w:hAnsi="Arial" w:cs="Arial"/>
+      <w:rFonts w:ascii="Arial" w:hAnsi="Arial" w:eastAsia="Arial" w:cs="Arial"/>
       <w:sz w:val="21"/>
       <w:szCs w:val="21"/>
       <w:lang w:val="en-US" w:eastAsia="en-US" w:bidi="ar-SA"/>
     </w:rPr>
   </w:style>
-  <w:style w:type="paragraph" w:styleId="TOC3">
+  <w:style w:type="paragraph" w:styleId="13">
     <w:name w:val="toc 3"/>
-    <w:basedOn w:val="Normal"/>
-    <w:next w:val="Normal"/>
+    <w:basedOn w:val="1"/>
+    <w:next w:val="1"/>
     <w:qFormat/>
+    <w:uiPriority w:val="0"/>
     <w:pPr>
       <w:ind w:left="840" w:leftChars="400"/>
     </w:pPr>
   </w:style>
-  <w:style w:type="paragraph" w:styleId="Footer">
+  <w:style w:type="paragraph" w:styleId="14">
     <w:name w:val="footer"/>
-    <w:basedOn w:val="Normal"/>
+    <w:basedOn w:val="1"/>
     <w:qFormat/>
+    <w:uiPriority w:val="0"/>
     <w:pPr>
       <w:tabs>
         <w:tab w:val="center" w:pos="4153"/>
@@ -7332,16 +7449,17 @@
       <w:sz w:val="18"/>
     </w:rPr>
   </w:style>
-  <w:style w:type="paragraph" w:styleId="Header">
+  <w:style w:type="paragraph" w:styleId="15">
     <w:name w:val="header"/>
-    <w:basedOn w:val="Normal"/>
+    <w:basedOn w:val="1"/>
     <w:qFormat/>
+    <w:uiPriority w:val="0"/>
     <w:pPr>
       <w:pBdr>
-        <w:top w:val="nil"/>
-        <w:left w:val="nil"/>
-        <w:bottom w:val="nil"/>
-        <w:right w:val="nil"/>
+        <w:top w:val="none" w:color="auto" w:sz="0" w:space="0"/>
+        <w:left w:val="none" w:color="auto" w:sz="0" w:space="0"/>
+        <w:bottom w:val="none" w:color="auto" w:sz="0" w:space="0"/>
+        <w:right w:val="none" w:color="auto" w:sz="0" w:space="0"/>
       </w:pBdr>
       <w:tabs>
         <w:tab w:val="center" w:pos="4153"/>
@@ -7356,37 +7474,41 @@
       <w:sz w:val="18"/>
     </w:rPr>
   </w:style>
-  <w:style w:type="paragraph" w:styleId="TOC1">
+  <w:style w:type="paragraph" w:styleId="16">
     <w:name w:val="toc 1"/>
-    <w:basedOn w:val="Normal"/>
-    <w:next w:val="Normal"/>
+    <w:basedOn w:val="1"/>
+    <w:next w:val="1"/>
     <w:qFormat/>
+    <w:uiPriority w:val="0"/>
     <w:rPr>
-      <w:rFonts w:ascii="Arial" w:eastAsia="Microsoft JhengHei" w:hAnsi="Arial"/>
+      <w:rFonts w:ascii="Arial" w:hAnsi="Arial" w:eastAsia="Microsoft JhengHei"/>
       <w:sz w:val="24"/>
     </w:rPr>
   </w:style>
-  <w:style w:type="paragraph" w:styleId="TOC2">
+  <w:style w:type="paragraph" w:styleId="17">
     <w:name w:val="toc 2"/>
-    <w:basedOn w:val="Normal"/>
-    <w:next w:val="Normal"/>
+    <w:basedOn w:val="1"/>
+    <w:next w:val="1"/>
     <w:qFormat/>
+    <w:uiPriority w:val="0"/>
     <w:pPr>
       <w:ind w:left="420" w:leftChars="200"/>
     </w:pPr>
   </w:style>
-  <w:style w:type="paragraph" w:styleId="NormalWeb">
+  <w:style w:type="paragraph" w:styleId="18">
     <w:name w:val="Normal (Web)"/>
-    <w:basedOn w:val="Normal"/>
+    <w:basedOn w:val="1"/>
     <w:qFormat/>
+    <w:uiPriority w:val="0"/>
     <w:rPr>
       <w:sz w:val="24"/>
     </w:rPr>
   </w:style>
-  <w:style w:type="paragraph" w:styleId="Title">
+  <w:style w:type="paragraph" w:styleId="19">
     <w:name w:val="Title"/>
-    <w:basedOn w:val="Normal"/>
+    <w:basedOn w:val="1"/>
     <w:qFormat/>
+    <w:uiPriority w:val="0"/>
     <w:pPr>
       <w:spacing w:before="240" w:beforeLines="0" w:beforeAutospacing="0" w:after="60" w:afterLines="0" w:afterAutospacing="0"/>
       <w:jc w:val="center"/>
@@ -7398,68 +7520,73 @@
       <w:sz w:val="32"/>
     </w:rPr>
   </w:style>
-  <w:style w:type="table" w:styleId="TableGrid">
+  <w:style w:type="table" w:styleId="21">
     <w:name w:val="Table Grid"/>
-    <w:basedOn w:val="TableNormal"/>
+    <w:basedOn w:val="20"/>
     <w:qFormat/>
+    <w:uiPriority w:val="0"/>
     <w:pPr>
       <w:widowControl w:val="0"/>
       <w:jc w:val="both"/>
     </w:pPr>
     <w:tblPr>
       <w:tblBorders>
-        <w:top w:val="single" w:sz="4" w:space="0" w:color="auto"/>
-        <w:left w:val="single" w:sz="4" w:space="0" w:color="auto"/>
-        <w:bottom w:val="single" w:sz="4" w:space="0" w:color="auto"/>
-        <w:right w:val="single" w:sz="4" w:space="0" w:color="auto"/>
-        <w:insideH w:val="single" w:sz="4" w:space="0" w:color="auto"/>
-        <w:insideV w:val="single" w:sz="4" w:space="0" w:color="auto"/>
+        <w:top w:val="single" w:color="auto" w:sz="4" w:space="0"/>
+        <w:left w:val="single" w:color="auto" w:sz="4" w:space="0"/>
+        <w:bottom w:val="single" w:color="auto" w:sz="4" w:space="0"/>
+        <w:right w:val="single" w:color="auto" w:sz="4" w:space="0"/>
+        <w:insideH w:val="single" w:color="auto" w:sz="4" w:space="0"/>
+        <w:insideV w:val="single" w:color="auto" w:sz="4" w:space="0"/>
       </w:tblBorders>
     </w:tblPr>
   </w:style>
-  <w:style w:type="character" w:styleId="Strong">
+  <w:style w:type="character" w:styleId="23">
     <w:name w:val="Strong"/>
-    <w:basedOn w:val="DefaultParagraphFont"/>
+    <w:basedOn w:val="22"/>
     <w:qFormat/>
+    <w:uiPriority w:val="0"/>
     <w:rPr>
       <w:b/>
     </w:rPr>
   </w:style>
-  <w:style w:type="paragraph" w:customStyle="1" w:styleId="a">
+  <w:style w:type="paragraph" w:customStyle="1" w:styleId="24">
     <w:name w:val="柴_公司名"/>
-    <w:basedOn w:val="Title"/>
+    <w:basedOn w:val="19"/>
     <w:qFormat/>
+    <w:uiPriority w:val="0"/>
     <w:pPr>
       <w:spacing w:after="600" w:afterLines="600"/>
     </w:pPr>
     <w:rPr>
-      <w:rFonts w:ascii="宋体" w:eastAsia="宋体" w:hAnsi="宋体" w:cs="宋体" w:hint="eastAsia"/>
+      <w:rFonts w:hint="eastAsia" w:ascii="宋体" w:hAnsi="宋体" w:eastAsia="宋体" w:cs="宋体"/>
       <w:bCs/>
       <w:spacing w:val="-6"/>
       <w:sz w:val="52"/>
       <w:szCs w:val="52"/>
     </w:rPr>
   </w:style>
-  <w:style w:type="paragraph" w:customStyle="1" w:styleId="a0">
+  <w:style w:type="paragraph" w:customStyle="1" w:styleId="25">
     <w:name w:val="柴_文档名"/>
-    <w:basedOn w:val="Title"/>
+    <w:basedOn w:val="19"/>
     <w:qFormat/>
+    <w:uiPriority w:val="0"/>
     <w:pPr>
       <w:spacing w:after="900" w:afterLines="900"/>
     </w:pPr>
     <w:rPr>
-      <w:rFonts w:ascii="黑体" w:eastAsia="黑体" w:hAnsi="黑体" w:cs="黑体"/>
+      <w:rFonts w:ascii="黑体" w:hAnsi="黑体" w:eastAsia="黑体" w:cs="黑体"/>
       <w:bCs/>
       <w:spacing w:val="-7"/>
       <w:sz w:val="52"/>
       <w:szCs w:val="52"/>
     </w:rPr>
   </w:style>
-  <w:style w:type="table" w:customStyle="1" w:styleId="TableNormal0">
+  <w:style w:type="table" w:customStyle="1" w:styleId="26">
     <w:name w:val="Table Normal_0"/>
     <w:semiHidden/>
     <w:unhideWhenUsed/>
     <w:qFormat/>
+    <w:uiPriority w:val="0"/>
     <w:tblPr>
       <w:tblCellMar>
         <w:top w:w="0" w:type="dxa"/>
@@ -7469,81 +7596,87 @@
       </w:tblCellMar>
     </w:tblPr>
   </w:style>
-  <w:style w:type="paragraph" w:customStyle="1" w:styleId="TableText">
+  <w:style w:type="paragraph" w:customStyle="1" w:styleId="27">
     <w:name w:val="Table Text"/>
-    <w:basedOn w:val="Normal"/>
+    <w:basedOn w:val="1"/>
     <w:semiHidden/>
     <w:qFormat/>
+    <w:uiPriority w:val="0"/>
     <w:rPr>
-      <w:rFonts w:ascii="宋体" w:eastAsia="宋体" w:hAnsi="宋体" w:cs="宋体"/>
+      <w:rFonts w:ascii="宋体" w:hAnsi="宋体" w:eastAsia="宋体" w:cs="宋体"/>
       <w:sz w:val="21"/>
       <w:szCs w:val="21"/>
       <w:lang w:val="en-US" w:eastAsia="en-US" w:bidi="ar-SA"/>
     </w:rPr>
   </w:style>
-  <w:style w:type="paragraph" w:customStyle="1" w:styleId="1">
+  <w:style w:type="paragraph" w:customStyle="1" w:styleId="28">
     <w:name w:val="柴_标题1"/>
-    <w:basedOn w:val="Heading1"/>
-    <w:next w:val="a1"/>
-    <w:link w:val="1Char"/>
+    <w:basedOn w:val="2"/>
+    <w:next w:val="29"/>
+    <w:link w:val="36"/>
     <w:qFormat/>
+    <w:uiPriority w:val="0"/>
     <w:pPr>
       <w:spacing w:before="100" w:after="90" w:line="360" w:lineRule="auto"/>
     </w:pPr>
     <w:rPr>
-      <w:rFonts w:ascii="Arial" w:eastAsia="宋体" w:hAnsi="Arial"/>
+      <w:rFonts w:ascii="Arial" w:hAnsi="Arial" w:eastAsia="宋体"/>
       <w:sz w:val="32"/>
     </w:rPr>
   </w:style>
-  <w:style w:type="paragraph" w:customStyle="1" w:styleId="a1">
+  <w:style w:type="paragraph" w:customStyle="1" w:styleId="29">
     <w:name w:val="柴_正文"/>
-    <w:basedOn w:val="BodyText"/>
-    <w:link w:val="Char"/>
+    <w:basedOn w:val="12"/>
+    <w:link w:val="42"/>
     <w:qFormat/>
+    <w:uiPriority w:val="0"/>
     <w:pPr>
       <w:spacing w:line="360" w:lineRule="auto"/>
       <w:ind w:firstLine="470" w:firstLineChars="200"/>
     </w:pPr>
     <w:rPr>
-      <w:rFonts w:ascii="Arial" w:eastAsia="宋体" w:hAnsi="Arial"/>
+      <w:rFonts w:ascii="Arial" w:hAnsi="Arial" w:eastAsia="宋体"/>
       <w:sz w:val="24"/>
       <w:lang w:eastAsia="zh-CN"/>
     </w:rPr>
   </w:style>
-  <w:style w:type="paragraph" w:customStyle="1" w:styleId="2">
+  <w:style w:type="paragraph" w:customStyle="1" w:styleId="30">
     <w:name w:val="柴_标题2"/>
-    <w:basedOn w:val="Heading2"/>
-    <w:next w:val="a1"/>
+    <w:basedOn w:val="3"/>
+    <w:next w:val="29"/>
     <w:qFormat/>
+    <w:uiPriority w:val="0"/>
     <w:pPr>
       <w:spacing w:line="360" w:lineRule="auto"/>
     </w:pPr>
     <w:rPr>
-      <w:rFonts w:ascii="Arial" w:eastAsia="宋体" w:hAnsi="Arial"/>
+      <w:rFonts w:ascii="Arial" w:hAnsi="Arial" w:eastAsia="宋体"/>
       <w:sz w:val="28"/>
     </w:rPr>
   </w:style>
-  <w:style w:type="paragraph" w:customStyle="1" w:styleId="3">
+  <w:style w:type="paragraph" w:customStyle="1" w:styleId="31">
     <w:name w:val="柴_标题3"/>
-    <w:basedOn w:val="Heading3"/>
-    <w:next w:val="a1"/>
+    <w:basedOn w:val="4"/>
+    <w:next w:val="29"/>
     <w:qFormat/>
+    <w:uiPriority w:val="0"/>
     <w:pPr>
       <w:spacing w:line="360" w:lineRule="auto"/>
       <w:ind w:left="0" w:firstLine="472" w:firstLineChars="200"/>
     </w:pPr>
     <w:rPr>
-      <w:rFonts w:ascii="宋体" w:eastAsia="宋体" w:hAnsi="宋体" w:cs="宋体"/>
+      <w:rFonts w:ascii="宋体" w:hAnsi="宋体" w:eastAsia="宋体" w:cs="宋体"/>
       <w:spacing w:val="-2"/>
       <w:sz w:val="24"/>
       <w:szCs w:val="24"/>
     </w:rPr>
   </w:style>
-  <w:style w:type="paragraph" w:customStyle="1" w:styleId="a2">
+  <w:style w:type="paragraph" w:customStyle="1" w:styleId="32">
     <w:name w:val="柴_目录"/>
-    <w:basedOn w:val="Normal"/>
-    <w:next w:val="BodyText"/>
+    <w:basedOn w:val="1"/>
+    <w:next w:val="12"/>
     <w:qFormat/>
+    <w:uiPriority w:val="0"/>
     <w:pPr>
       <w:tabs>
         <w:tab w:val="right" w:leader="dot" w:pos="8442"/>
@@ -7551,60 +7684,65 @@
       <w:ind w:left="0" w:leftChars="0"/>
     </w:pPr>
     <w:rPr>
-      <w:rFonts w:ascii="Arial" w:eastAsia="Microsoft JhengHei" w:hAnsi="Arial"/>
+      <w:rFonts w:ascii="Arial" w:hAnsi="Arial" w:eastAsia="Microsoft JhengHei"/>
       <w:sz w:val="24"/>
     </w:rPr>
   </w:style>
-  <w:style w:type="paragraph" w:customStyle="1" w:styleId="WPSOffice1">
+  <w:style w:type="paragraph" w:customStyle="1" w:styleId="33">
     <w:name w:val="WPSOffice手动目录 1"/>
     <w:qFormat/>
+    <w:uiPriority w:val="0"/>
     <w:pPr>
       <w:ind w:leftChars="0"/>
     </w:pPr>
     <w:rPr>
-      <w:rFonts w:ascii="Times New Roman" w:eastAsia="宋体" w:hAnsi="Times New Roman" w:cs="Times New Roman"/>
+      <w:rFonts w:ascii="Times New Roman" w:hAnsi="Times New Roman" w:eastAsia="宋体" w:cs="Times New Roman"/>
       <w:sz w:val="20"/>
       <w:szCs w:val="20"/>
     </w:rPr>
   </w:style>
-  <w:style w:type="paragraph" w:customStyle="1" w:styleId="WPSOffice2">
+  <w:style w:type="paragraph" w:customStyle="1" w:styleId="34">
     <w:name w:val="WPSOffice手动目录 2"/>
     <w:qFormat/>
+    <w:uiPriority w:val="0"/>
     <w:pPr>
       <w:ind w:leftChars="200"/>
     </w:pPr>
     <w:rPr>
-      <w:rFonts w:ascii="Times New Roman" w:eastAsia="宋体" w:hAnsi="Times New Roman" w:cs="Times New Roman"/>
+      <w:rFonts w:ascii="Times New Roman" w:hAnsi="Times New Roman" w:eastAsia="宋体" w:cs="Times New Roman"/>
       <w:sz w:val="20"/>
       <w:szCs w:val="20"/>
     </w:rPr>
   </w:style>
-  <w:style w:type="paragraph" w:customStyle="1" w:styleId="WPSOffice3">
+  <w:style w:type="paragraph" w:customStyle="1" w:styleId="35">
     <w:name w:val="WPSOffice手动目录 3"/>
     <w:qFormat/>
+    <w:uiPriority w:val="0"/>
     <w:pPr>
       <w:ind w:leftChars="400"/>
     </w:pPr>
     <w:rPr>
-      <w:rFonts w:ascii="Times New Roman" w:eastAsia="宋体" w:hAnsi="Times New Roman" w:cs="Times New Roman"/>
+      <w:rFonts w:ascii="Times New Roman" w:hAnsi="Times New Roman" w:eastAsia="宋体" w:cs="Times New Roman"/>
       <w:sz w:val="20"/>
       <w:szCs w:val="20"/>
     </w:rPr>
   </w:style>
-  <w:style w:type="character" w:customStyle="1" w:styleId="1Char">
+  <w:style w:type="character" w:customStyle="1" w:styleId="36">
     <w:name w:val="柴_标题1 Char"/>
-    <w:link w:val="1"/>
+    <w:link w:val="28"/>
     <w:qFormat/>
+    <w:uiPriority w:val="0"/>
     <w:rPr>
-      <w:rFonts w:ascii="Arial" w:eastAsia="宋体" w:hAnsi="Arial"/>
+      <w:rFonts w:ascii="Arial" w:hAnsi="Arial" w:eastAsia="宋体"/>
       <w:sz w:val="32"/>
     </w:rPr>
   </w:style>
-  <w:style w:type="table" w:customStyle="1" w:styleId="TableNormal1">
+  <w:style w:type="table" w:customStyle="1" w:styleId="37">
     <w:name w:val="Table Normal_1"/>
     <w:semiHidden/>
     <w:unhideWhenUsed/>
     <w:qFormat/>
+    <w:uiPriority w:val="0"/>
     <w:tblPr>
       <w:tblCellMar>
         <w:top w:w="0" w:type="dxa"/>
@@ -7614,19 +7752,21 @@
       </w:tblCellMar>
     </w:tblPr>
   </w:style>
-  <w:style w:type="paragraph" w:customStyle="1" w:styleId="Compact">
+  <w:style w:type="paragraph" w:customStyle="1" w:styleId="38">
     <w:name w:val="Compact"/>
-    <w:basedOn w:val="BodyText"/>
+    <w:basedOn w:val="12"/>
     <w:qFormat/>
+    <w:uiPriority w:val="0"/>
     <w:pPr>
       <w:spacing w:before="36" w:after="36"/>
     </w:pPr>
   </w:style>
-  <w:style w:type="table" w:customStyle="1" w:styleId="Table">
+  <w:style w:type="table" w:customStyle="1" w:styleId="39">
     <w:name w:val="Table"/>
     <w:semiHidden/>
     <w:unhideWhenUsed/>
     <w:qFormat/>
+    <w:uiPriority w:val="0"/>
     <w:tblPr>
       <w:tblCellMar>
         <w:top w:w="0" w:type="dxa"/>
@@ -7638,16 +7778,17 @@
     <w:tblStylePr w:type="firstRow">
       <w:tcPr>
         <w:tcBorders>
-          <w:bottom w:val="single" w:sz="0" w:space="0" w:color="auto"/>
+          <w:bottom w:val="single" w:color="auto" w:sz="0" w:space="0"/>
         </w:tcBorders>
         <w:vAlign w:val="bottom"/>
       </w:tcPr>
     </w:tblStylePr>
   </w:style>
-  <w:style w:type="paragraph" w:customStyle="1" w:styleId="a3">
+  <w:style w:type="paragraph" w:customStyle="1" w:styleId="40">
     <w:name w:val="柴_正文_无缩进"/>
-    <w:basedOn w:val="Normal"/>
+    <w:basedOn w:val="1"/>
     <w:qFormat/>
+    <w:uiPriority w:val="0"/>
     <w:pPr>
       <w:ind w:firstLine="0" w:firstLineChars="0"/>
     </w:pPr>
@@ -7657,29 +7798,31 @@
       <w:lang w:eastAsia="zh-CN"/>
     </w:rPr>
   </w:style>
-  <w:style w:type="paragraph" w:customStyle="1" w:styleId="4">
+  <w:style w:type="paragraph" w:customStyle="1" w:styleId="41">
     <w:name w:val="柴_标题4"/>
-    <w:basedOn w:val="Heading4"/>
-    <w:next w:val="Normal"/>
+    <w:basedOn w:val="5"/>
+    <w:next w:val="1"/>
     <w:qFormat/>
+    <w:uiPriority w:val="0"/>
     <w:pPr>
       <w:widowControl w:val="0"/>
       <w:spacing w:before="160" w:line="360" w:lineRule="auto"/>
-      <w:ind w:left="981" w:hanging="862" w:leftChars="300"/>
+      <w:ind w:left="981" w:leftChars="300" w:hanging="862"/>
     </w:pPr>
     <w:rPr>
-      <w:rFonts w:ascii="Calibri" w:eastAsia="宋体" w:hAnsi="Calibri" w:cs="宋体" w:hint="eastAsia"/>
+      <w:rFonts w:hint="eastAsia" w:ascii="Calibri" w:hAnsi="Calibri" w:eastAsia="宋体" w:cs="宋体"/>
       <w:sz w:val="24"/>
       <w:szCs w:val="24"/>
       <w:lang w:eastAsia="zh-CN" w:bidi="zh-CN"/>
     </w:rPr>
   </w:style>
-  <w:style w:type="character" w:customStyle="1" w:styleId="Char">
+  <w:style w:type="character" w:customStyle="1" w:styleId="42">
     <w:name w:val="柴_正文 Char"/>
-    <w:link w:val="a1"/>
+    <w:link w:val="29"/>
     <w:qFormat/>
+    <w:uiPriority w:val="0"/>
     <w:rPr>
-      <w:rFonts w:ascii="Arial" w:eastAsia="宋体" w:hAnsi="Arial"/>
+      <w:rFonts w:ascii="Arial" w:hAnsi="Arial" w:eastAsia="宋体"/>
       <w:sz w:val="24"/>
       <w:lang w:eastAsia="zh-CN"/>
     </w:rPr>
